--- a/_Narendranath_Panda_CV_Master_ATS.docx
+++ b/_Narendranath_Panda_CV_Master_ATS.docx
@@ -443,7 +443,7 @@
               <w:t>Cloud &amp; Container Technologies:</w:t>
             </w:r>
             <w:r>
-              <w:t xml:space="preserve"> Kubernetes | Amazon EKS | AWS | Terraform | Docker | Linux | Harbor | Vault | Ceph | Rook</w:t>
+              <w:t xml:space="preserve"> Kubernetes | Amazon EKS | AWS | Docker | Linux | Harbor | Vault | Ceph | Rook</w:t>
             </w:r>
           </w:p>
           <w:p>
@@ -462,6 +462,31 @@
             <w:proofErr w:type="spellStart"/>
             <w:r>
               <w:t>IaC</w:t>
+            </w:r>
+            <w:proofErr w:type="spellEnd"/>
+            <w:r>
+              <w:t xml:space="preserve">: </w:t>
+            </w:r>
+            <w:r>
+              <w:t xml:space="preserve"> </w:t>
+            </w:r>
+            <w:r>
+              <w:t>Terraform</w:t>
+            </w:r>
+            <w:r>
+              <w:t>,</w:t>
+            </w:r>
+            <w:r>
+              <w:rPr>
+                <w:rFonts w:ascii="Arial" w:hAnsi="Arial" w:cs="Arial"/>
+                <w:color w:val="0A0A0A"/>
+                <w:shd w:val="clear" w:color="auto" w:fill="FFFFFF"/>
+              </w:rPr>
+              <w:t xml:space="preserve"> </w:t>
+            </w:r>
+            <w:proofErr w:type="spellStart"/>
+            <w:r>
+              <w:t>Terragrunt</w:t>
             </w:r>
             <w:proofErr w:type="spellEnd"/>
             <w:r>
@@ -6032,7 +6057,6 @@
   <w:style w:type="character" w:default="1" w:styleId="DefaultParagraphFont">
     <w:name w:val="Default Paragraph Font"/>
     <w:uiPriority w:val="1"/>
-    <w:semiHidden/>
     <w:unhideWhenUsed/>
   </w:style>
   <w:style w:type="table" w:default="1" w:styleId="TableNormal">
@@ -6853,6 +6877,10 @@
 </file>
 
 <file path=customXml/item1.xml><?xml version="1.0" encoding="utf-8"?>
+<b:Sources xmlns:b="http://schemas.openxmlformats.org/officeDocument/2006/bibliography" xmlns="http://schemas.openxmlformats.org/officeDocument/2006/bibliography" SelectedStyle="\APASixthEditionOfficeOnline.xsl" StyleName="APA" Version="6"/>
+</file>
+
+<file path=customXml/item2.xml><?xml version="1.0" encoding="utf-8"?>
 <ct:contentTypeSchema xmlns:ct="http://schemas.microsoft.com/office/2006/metadata/contentType" xmlns:ma="http://schemas.microsoft.com/office/2006/metadata/properties/metaAttributes" ct:_="" ma:_="" ma:contentTypeName="Document" ma:contentTypeID="0x010100D8D61BF8C2B0E2488F06E52835A054AA" ma:contentTypeVersion="21" ma:contentTypeDescription="Create a new document." ma:contentTypeScope="" ma:versionID="5aa20636f31de049d34ef86f5f555079">
   <xsd:schema xmlns:xsd="http://www.w3.org/2001/XMLSchema" xmlns:xs="http://www.w3.org/2001/XMLSchema" xmlns:p="http://schemas.microsoft.com/office/2006/metadata/properties" xmlns:ns3="71c5aaf6-e6ce-465b-b873-5148d2a4c105" xmlns:ns4="0c824d42-8f02-47b2-9ee0-5e1b44523269" xmlns:ns5="563fb183-2e26-4021-b9b0-dc99d435c6db" targetNamespace="http://schemas.microsoft.com/office/2006/metadata/properties" ma:root="true" ma:fieldsID="6aedd473d49e9eac5d71eeb25a703aae" ns3:_="" ns4:_="" ns5:_="">
     <xsd:import namespace="71c5aaf6-e6ce-465b-b873-5148d2a4c105"/>
@@ -7147,11 +7175,26 @@
 </ct:contentTypeSchema>
 </file>
 
-<file path=customXml/item2.xml><?xml version="1.0" encoding="utf-8"?>
-<b:Sources xmlns:b="http://schemas.openxmlformats.org/officeDocument/2006/bibliography" xmlns="http://schemas.openxmlformats.org/officeDocument/2006/bibliography" SelectedStyle="\APASixthEditionOfficeOnline.xsl" StyleName="APA" Version="6"/>
+<file path=customXml/item3.xml><?xml version="1.0" encoding="utf-8"?>
+<?mso-contentType ?>
+<SharedContentType xmlns="Microsoft.SharePoint.Taxonomy.ContentTypeSync" SourceId="34c87397-5fc1-491e-85e7-d6110dbe9cbd" ContentTypeId="0x0101" PreviousValue="false"/>
 </file>
 
-<file path=customXml/item3.xml><?xml version="1.0" encoding="utf-8"?>
+<file path=customXml/item4.xml><?xml version="1.0" encoding="utf-8"?>
+<?mso-contentType ?>
+<spe:Receivers xmlns:spe="http://schemas.microsoft.com/sharepoint/events"/>
+</file>
+
+<file path=customXml/item5.xml><?xml version="1.0" encoding="utf-8"?>
+<?mso-contentType ?>
+<FormTemplates xmlns="http://schemas.microsoft.com/sharepoint/v3/contenttype/forms">
+  <Display>DocumentLibraryForm</Display>
+  <Edit>DocumentLibraryForm</Edit>
+  <New>DocumentLibraryForm</New>
+</FormTemplates>
+</file>
+
+<file path=customXml/item6.xml><?xml version="1.0" encoding="utf-8"?>
 <p:properties xmlns:p="http://schemas.microsoft.com/office/2006/metadata/properties" xmlns:xsi="http://www.w3.org/2001/XMLSchema-instance" xmlns:pc="http://schemas.microsoft.com/office/infopath/2007/PartnerControls">
   <documentManagement>
     <_activity xmlns="0c824d42-8f02-47b2-9ee0-5e1b44523269" xsi:nil="true"/>
@@ -7160,26 +7203,15 @@
 </p:properties>
 </file>
 
-<file path=customXml/item4.xml><?xml version="1.0" encoding="utf-8"?>
-<?mso-contentType ?>
-<FormTemplates xmlns="http://schemas.microsoft.com/sharepoint/v3/contenttype/forms">
-  <Display>DocumentLibraryForm</Display>
-  <Edit>DocumentLibraryForm</Edit>
-  <New>DocumentLibraryForm</New>
-</FormTemplates>
+<file path=customXml/itemProps1.xml><?xml version="1.0" encoding="utf-8"?>
+<ds:datastoreItem xmlns:ds="http://schemas.openxmlformats.org/officeDocument/2006/customXml" ds:itemID="{CDAA6980-446E-431C-840C-E77939D05506}">
+  <ds:schemaRefs>
+    <ds:schemaRef ds:uri="http://schemas.openxmlformats.org/officeDocument/2006/bibliography"/>
+  </ds:schemaRefs>
+</ds:datastoreItem>
 </file>
 
-<file path=customXml/item5.xml><?xml version="1.0" encoding="utf-8"?>
-<?mso-contentType ?>
-<spe:Receivers xmlns:spe="http://schemas.microsoft.com/sharepoint/events"/>
-</file>
-
-<file path=customXml/item6.xml><?xml version="1.0" encoding="utf-8"?>
-<?mso-contentType ?>
-<SharedContentType xmlns="Microsoft.SharePoint.Taxonomy.ContentTypeSync" SourceId="34c87397-5fc1-491e-85e7-d6110dbe9cbd" ContentTypeId="0x0101" PreviousValue="false"/>
-</file>
-
-<file path=customXml/itemProps1.xml><?xml version="1.0" encoding="utf-8"?>
+<file path=customXml/itemProps2.xml><?xml version="1.0" encoding="utf-8"?>
 <ds:datastoreItem xmlns:ds="http://schemas.openxmlformats.org/officeDocument/2006/customXml" ds:itemID="{221E9724-769E-42D0-8CAA-331F0B763F77}">
   <ds:schemaRefs>
     <ds:schemaRef ds:uri="http://schemas.microsoft.com/office/2006/metadata/contentType"/>
@@ -7199,15 +7231,31 @@
 </ds:datastoreItem>
 </file>
 
-<file path=customXml/itemProps2.xml><?xml version="1.0" encoding="utf-8"?>
-<ds:datastoreItem xmlns:ds="http://schemas.openxmlformats.org/officeDocument/2006/customXml" ds:itemID="{CDAA6980-446E-431C-840C-E77939D05506}">
+<file path=customXml/itemProps3.xml><?xml version="1.0" encoding="utf-8"?>
+<ds:datastoreItem xmlns:ds="http://schemas.openxmlformats.org/officeDocument/2006/customXml" ds:itemID="{30E773B7-2BD2-483D-A5F5-34799156357E}">
   <ds:schemaRefs>
-    <ds:schemaRef ds:uri="http://schemas.openxmlformats.org/officeDocument/2006/bibliography"/>
+    <ds:schemaRef ds:uri="Microsoft.SharePoint.Taxonomy.ContentTypeSync"/>
   </ds:schemaRefs>
 </ds:datastoreItem>
 </file>
 
-<file path=customXml/itemProps3.xml><?xml version="1.0" encoding="utf-8"?>
+<file path=customXml/itemProps4.xml><?xml version="1.0" encoding="utf-8"?>
+<ds:datastoreItem xmlns:ds="http://schemas.openxmlformats.org/officeDocument/2006/customXml" ds:itemID="{4D5B9483-511C-42FE-B5BB-A67AA4669F79}">
+  <ds:schemaRefs>
+    <ds:schemaRef ds:uri="http://schemas.microsoft.com/sharepoint/events"/>
+  </ds:schemaRefs>
+</ds:datastoreItem>
+</file>
+
+<file path=customXml/itemProps5.xml><?xml version="1.0" encoding="utf-8"?>
+<ds:datastoreItem xmlns:ds="http://schemas.openxmlformats.org/officeDocument/2006/customXml" ds:itemID="{F8615655-C2CE-477E-A2B9-4FDADAD10009}">
+  <ds:schemaRefs>
+    <ds:schemaRef ds:uri="http://schemas.microsoft.com/sharepoint/v3/contenttype/forms"/>
+  </ds:schemaRefs>
+</ds:datastoreItem>
+</file>
+
+<file path=customXml/itemProps6.xml><?xml version="1.0" encoding="utf-8"?>
 <ds:datastoreItem xmlns:ds="http://schemas.openxmlformats.org/officeDocument/2006/customXml" ds:itemID="{090C802F-5C58-47DF-8158-E5A92EB2F990}">
   <ds:schemaRefs>
     <ds:schemaRef ds:uri="http://schemas.microsoft.com/office/2006/metadata/properties"/>
@@ -7216,28 +7264,4 @@
     <ds:schemaRef ds:uri="71c5aaf6-e6ce-465b-b873-5148d2a4c105"/>
   </ds:schemaRefs>
 </ds:datastoreItem>
-</file>
-
-<file path=customXml/itemProps4.xml><?xml version="1.0" encoding="utf-8"?>
-<ds:datastoreItem xmlns:ds="http://schemas.openxmlformats.org/officeDocument/2006/customXml" ds:itemID="{F8615655-C2CE-477E-A2B9-4FDADAD10009}">
-  <ds:schemaRefs>
-    <ds:schemaRef ds:uri="http://schemas.microsoft.com/sharepoint/v3/contenttype/forms"/>
-  </ds:schemaRefs>
-</ds:datastoreItem>
-</file>
-
-<file path=customXml/itemProps5.xml><?xml version="1.0" encoding="utf-8"?>
-<ds:datastoreItem xmlns:ds="http://schemas.openxmlformats.org/officeDocument/2006/customXml" ds:itemID="{4D5B9483-511C-42FE-B5BB-A67AA4669F79}">
-  <ds:schemaRefs>
-    <ds:schemaRef ds:uri="http://schemas.microsoft.com/sharepoint/events"/>
-  </ds:schemaRefs>
-</ds:datastoreItem>
-</file>
-
-<file path=customXml/itemProps6.xml><?xml version="1.0" encoding="utf-8"?>
-<ds:datastoreItem xmlns:ds="http://schemas.openxmlformats.org/officeDocument/2006/customXml" ds:itemID="{30E773B7-2BD2-483D-A5F5-34799156357E}">
-  <ds:schemaRefs>
-    <ds:schemaRef ds:uri="Microsoft.SharePoint.Taxonomy.ContentTypeSync"/>
-  </ds:schemaRefs>
-</ds:datastoreItem>
 </file>
--- a/_Narendranath_Panda_CV_Master_ATS.docx
+++ b/_Narendranath_Panda_CV_Master_ATS.docx
@@ -37,12 +37,16 @@
               <w:rPr>
                 <w:rFonts w:asciiTheme="minorHAnsi" w:hAnsiTheme="minorHAnsi"/>
                 <w:color w:val="auto"/>
+                <w:sz w:val="52"/>
+                <w:szCs w:val="52"/>
               </w:rPr>
             </w:pPr>
             <w:r>
               <w:rPr>
                 <w:rFonts w:asciiTheme="minorHAnsi" w:hAnsiTheme="minorHAnsi"/>
                 <w:color w:val="auto"/>
+                <w:sz w:val="52"/>
+                <w:szCs w:val="52"/>
               </w:rPr>
               <w:t xml:space="preserve">Narendranath Panda </w:t>
             </w:r>
@@ -56,6 +60,8 @@
                 <w:b/>
                 <w:bCs/>
                 <w:color w:val="auto"/>
+                <w:sz w:val="22"/>
+                <w:szCs w:val="22"/>
               </w:rPr>
             </w:pPr>
             <w:r>
@@ -64,6 +70,8 @@
                 <w:b/>
                 <w:bCs/>
                 <w:color w:val="auto"/>
+                <w:sz w:val="22"/>
+                <w:szCs w:val="22"/>
               </w:rPr>
               <w:t xml:space="preserve">Senior </w:t>
             </w:r>
@@ -73,6 +81,8 @@
                 <w:b/>
                 <w:bCs/>
                 <w:color w:val="auto"/>
+                <w:sz w:val="22"/>
+                <w:szCs w:val="22"/>
               </w:rPr>
               <w:t>Platform Engineer</w:t>
             </w:r>
@@ -82,6 +92,8 @@
                 <w:b/>
                 <w:bCs/>
                 <w:color w:val="auto"/>
+                <w:sz w:val="22"/>
+                <w:szCs w:val="22"/>
               </w:rPr>
               <w:t xml:space="preserve">| Kubernetes/EKS | AWS | </w:t>
             </w:r>
@@ -92,6 +104,8 @@
                 <w:b/>
                 <w:bCs/>
                 <w:color w:val="auto"/>
+                <w:sz w:val="22"/>
+                <w:szCs w:val="22"/>
               </w:rPr>
               <w:t>IaC</w:t>
             </w:r>
@@ -102,12 +116,26 @@
                 <w:b/>
                 <w:bCs/>
                 <w:color w:val="auto"/>
+                <w:sz w:val="22"/>
+                <w:szCs w:val="22"/>
               </w:rPr>
               <w:t xml:space="preserve"> | Observability &amp; Telemetry</w:t>
             </w:r>
           </w:p>
           <w:p>
-            <w:r>
+            <w:pPr>
+              <w:rPr>
+                <w:b/>
+                <w:bCs/>
+              </w:rPr>
+            </w:pPr>
+            <w:r>
+              <w:rPr>
+                <w:b/>
+                <w:bCs/>
+                <w:sz w:val="18"/>
+                <w:szCs w:val="18"/>
+              </w:rPr>
               <w:t xml:space="preserve">+91-9901244119 |  </w:t>
             </w:r>
             <w:hyperlink r:id="rId13" w:history="1">
@@ -115,25 +143,71 @@
                 <w:rPr>
                   <w:rStyle w:val="Hyperlink"/>
                   <w:rFonts w:cs="Arial"/>
+                  <w:b/>
+                  <w:bCs/>
                   <w:color w:val="auto"/>
+                  <w:sz w:val="18"/>
+                  <w:szCs w:val="18"/>
                   <w:lang w:val="en-GB"/>
                 </w:rPr>
                 <w:t>narendranathpanda@gmail.com</w:t>
               </w:r>
             </w:hyperlink>
+            <w:r>
+              <w:rPr>
+                <w:b/>
+                <w:bCs/>
+              </w:rPr>
+              <w:t xml:space="preserve"> </w:t>
+            </w:r>
           </w:p>
           <w:p>
+            <w:pPr>
+              <w:rPr>
+                <w:sz w:val="18"/>
+                <w:szCs w:val="18"/>
+              </w:rPr>
+            </w:pPr>
+            <w:r>
+              <w:rPr>
+                <w:sz w:val="18"/>
+                <w:szCs w:val="18"/>
+              </w:rPr>
+              <w:t>Bangalore, Karnataka, India (</w:t>
+            </w:r>
+            <w:r>
+              <w:rPr>
+                <w:sz w:val="18"/>
+                <w:szCs w:val="18"/>
+                <w:lang w:val="en-GB"/>
+              </w:rPr>
+              <w:t>Relocation-Ready Canadian Permanent Resident)</w:t>
+            </w:r>
+            <w:r>
+              <w:rPr>
+                <w:sz w:val="18"/>
+                <w:szCs w:val="18"/>
+                <w:lang w:val="en-GB"/>
+              </w:rPr>
+              <w:br/>
+            </w:r>
             <w:hyperlink r:id="rId14" w:history="1">
               <w:r>
                 <w:rPr>
                   <w:rStyle w:val="Hyperlink"/>
                   <w:rFonts w:cs="Arial"/>
                   <w:color w:val="auto"/>
+                  <w:sz w:val="18"/>
+                  <w:szCs w:val="18"/>
                 </w:rPr>
                 <w:t>https://www.linkedin.com/in/narendranathpanda/</w:t>
               </w:r>
             </w:hyperlink>
             <w:r>
+              <w:rPr>
+                <w:sz w:val="18"/>
+                <w:szCs w:val="18"/>
+              </w:rPr>
               <w:t xml:space="preserve">  |  </w:t>
             </w:r>
             <w:hyperlink r:id="rId15" w:history="1">
@@ -142,42 +216,25 @@
                   <w:rStyle w:val="Hyperlink"/>
                   <w:rFonts w:cs="Arial"/>
                   <w:color w:val="auto"/>
+                  <w:sz w:val="18"/>
+                  <w:szCs w:val="18"/>
                 </w:rPr>
                 <w:t>https://blog.npanda.online</w:t>
               </w:r>
             </w:hyperlink>
             <w:r>
-              <w:t>/</w:t>
-            </w:r>
-            <w:r>
-              <w:t xml:space="preserve"> </w:t>
-            </w:r>
-          </w:p>
-          <w:p>
-            <w:pPr>
-              <w:rPr>
-                <w:rFonts w:cs="Arial"/>
-                <w:caps/>
-                <w:sz w:val="56"/>
-                <w:szCs w:val="56"/>
-                <w:shd w:val="clear" w:color="auto" w:fill="FFFFFF"/>
-              </w:rPr>
-            </w:pPr>
-            <w:r>
-              <w:t>Bangalore, Karnataka, India (</w:t>
-            </w:r>
-            <w:r>
-              <w:rPr>
-                <w:lang w:val="en-GB"/>
-              </w:rPr>
-              <w:t>Relocation-Ready Canadian Permanent Resident)</w:t>
+              <w:rPr>
+                <w:sz w:val="18"/>
+                <w:szCs w:val="18"/>
+              </w:rPr>
+              <w:t xml:space="preserve">/ </w:t>
             </w:r>
           </w:p>
         </w:tc>
       </w:tr>
       <w:tr>
         <w:trPr>
-          <w:trHeight w:val="2202"/>
+          <w:trHeight w:val="1801"/>
         </w:trPr>
         <w:tc>
           <w:tcPr>
@@ -199,17 +256,17 @@
               <w:rPr>
                 <w:rFonts w:asciiTheme="minorHAnsi" w:eastAsia="Times New Roman" w:hAnsiTheme="minorHAnsi"/>
                 <w:color w:val="auto"/>
-                <w:sz w:val="22"/>
-                <w:szCs w:val="22"/>
-              </w:rPr>
-              <w:t xml:space="preserve">            </w:t>
+                <w:sz w:val="20"/>
+                <w:szCs w:val="20"/>
+              </w:rPr>
+              <w:t xml:space="preserve">          </w:t>
             </w:r>
             <w:r>
               <w:rPr>
                 <w:rFonts w:asciiTheme="minorHAnsi" w:eastAsia="Times New Roman" w:hAnsiTheme="minorHAnsi"/>
                 <w:color w:val="auto"/>
-                <w:sz w:val="22"/>
-                <w:szCs w:val="22"/>
+                <w:sz w:val="20"/>
+                <w:szCs w:val="20"/>
               </w:rPr>
               <w:t xml:space="preserve">Seasoned </w:t>
             </w:r>
@@ -219,8 +276,8 @@
                 <w:b/>
                 <w:bCs/>
                 <w:color w:val="auto"/>
-                <w:sz w:val="22"/>
-                <w:szCs w:val="22"/>
+                <w:sz w:val="20"/>
+                <w:szCs w:val="20"/>
               </w:rPr>
               <w:t xml:space="preserve">Senior </w:t>
             </w:r>
@@ -230,8 +287,8 @@
                 <w:b/>
                 <w:bCs/>
                 <w:color w:val="auto"/>
-                <w:sz w:val="22"/>
-                <w:szCs w:val="22"/>
+                <w:sz w:val="20"/>
+                <w:szCs w:val="20"/>
               </w:rPr>
               <w:t xml:space="preserve">Platform </w:t>
             </w:r>
@@ -241,8 +298,8 @@
                 <w:b/>
                 <w:bCs/>
                 <w:color w:val="auto"/>
-                <w:sz w:val="22"/>
-                <w:szCs w:val="22"/>
+                <w:sz w:val="20"/>
+                <w:szCs w:val="20"/>
               </w:rPr>
               <w:t>Engineer / SRE Architect with 19+</w:t>
             </w:r>
@@ -250,8 +307,8 @@
               <w:rPr>
                 <w:rFonts w:asciiTheme="minorHAnsi" w:eastAsia="Times New Roman" w:hAnsiTheme="minorHAnsi"/>
                 <w:color w:val="auto"/>
-                <w:sz w:val="22"/>
-                <w:szCs w:val="22"/>
+                <w:sz w:val="20"/>
+                <w:szCs w:val="20"/>
               </w:rPr>
               <w:t xml:space="preserve"> years </w:t>
             </w:r>
@@ -259,8 +316,8 @@
               <w:rPr>
                 <w:rFonts w:asciiTheme="minorHAnsi" w:eastAsia="Times New Roman" w:hAnsiTheme="minorHAnsi"/>
                 <w:color w:val="auto"/>
-                <w:sz w:val="22"/>
-                <w:szCs w:val="22"/>
+                <w:sz w:val="20"/>
+                <w:szCs w:val="20"/>
               </w:rPr>
               <w:t xml:space="preserve">of experience architecting and scaling enterprise-grade distributed systems and over </w:t>
             </w:r>
@@ -270,8 +327,8 @@
                 <w:b/>
                 <w:bCs/>
                 <w:color w:val="auto"/>
-                <w:sz w:val="22"/>
-                <w:szCs w:val="22"/>
+                <w:sz w:val="20"/>
+                <w:szCs w:val="20"/>
               </w:rPr>
               <w:t>12 years specializing in SRE and platform engineering</w:t>
             </w:r>
@@ -279,8 +336,8 @@
               <w:rPr>
                 <w:rFonts w:asciiTheme="minorHAnsi" w:eastAsia="Times New Roman" w:hAnsiTheme="minorHAnsi"/>
                 <w:color w:val="auto"/>
-                <w:sz w:val="22"/>
-                <w:szCs w:val="22"/>
+                <w:sz w:val="20"/>
+                <w:szCs w:val="20"/>
               </w:rPr>
               <w:t>. Blends deep hands-on expertise in Kubernetes/EKS, AWS, and Infrastructure as Code (Terraform, Helm</w:t>
             </w:r>
@@ -288,8 +345,8 @@
               <w:rPr>
                 <w:rFonts w:asciiTheme="minorHAnsi" w:eastAsia="Times New Roman" w:hAnsiTheme="minorHAnsi"/>
                 <w:color w:val="auto"/>
-                <w:sz w:val="22"/>
-                <w:szCs w:val="22"/>
+                <w:sz w:val="20"/>
+                <w:szCs w:val="20"/>
               </w:rPr>
               <w:t>, GitOps</w:t>
             </w:r>
@@ -297,8 +354,8 @@
               <w:rPr>
                 <w:rFonts w:asciiTheme="minorHAnsi" w:eastAsia="Times New Roman" w:hAnsiTheme="minorHAnsi"/>
                 <w:color w:val="auto"/>
-                <w:sz w:val="22"/>
-                <w:szCs w:val="22"/>
+                <w:sz w:val="20"/>
+                <w:szCs w:val="20"/>
               </w:rPr>
               <w:t>) with a strong focus on observability, telemetry, and operational excellence to deliver highly reliable, mission</w:t>
             </w:r>
@@ -306,8 +363,8 @@
               <w:rPr>
                 <w:rFonts w:ascii="Cambria Math" w:eastAsia="Times New Roman" w:hAnsi="Cambria Math" w:cs="Cambria Math"/>
                 <w:color w:val="auto"/>
-                <w:sz w:val="22"/>
-                <w:szCs w:val="22"/>
+                <w:sz w:val="20"/>
+                <w:szCs w:val="20"/>
               </w:rPr>
               <w:t>‑</w:t>
             </w:r>
@@ -315,8 +372,8 @@
               <w:rPr>
                 <w:rFonts w:asciiTheme="minorHAnsi" w:eastAsia="Times New Roman" w:hAnsiTheme="minorHAnsi"/>
                 <w:color w:val="auto"/>
-                <w:sz w:val="22"/>
-                <w:szCs w:val="22"/>
+                <w:sz w:val="20"/>
+                <w:szCs w:val="20"/>
               </w:rPr>
               <w:t>critical systems. Proven track record leading incident management, global on</w:t>
             </w:r>
@@ -324,8 +381,8 @@
               <w:rPr>
                 <w:rFonts w:ascii="Cambria Math" w:eastAsia="Times New Roman" w:hAnsi="Cambria Math" w:cs="Cambria Math"/>
                 <w:color w:val="auto"/>
-                <w:sz w:val="22"/>
-                <w:szCs w:val="22"/>
+                <w:sz w:val="20"/>
+                <w:szCs w:val="20"/>
               </w:rPr>
               <w:t>‑</w:t>
             </w:r>
@@ -333,8 +390,8 @@
               <w:rPr>
                 <w:rFonts w:asciiTheme="minorHAnsi" w:eastAsia="Times New Roman" w:hAnsiTheme="minorHAnsi"/>
                 <w:color w:val="auto"/>
-                <w:sz w:val="22"/>
-                <w:szCs w:val="22"/>
+                <w:sz w:val="20"/>
+                <w:szCs w:val="20"/>
               </w:rPr>
               <w:t>call rotations, and SLO/SLI</w:t>
             </w:r>
@@ -342,8 +399,8 @@
               <w:rPr>
                 <w:rFonts w:ascii="Cambria Math" w:eastAsia="Times New Roman" w:hAnsi="Cambria Math" w:cs="Cambria Math"/>
                 <w:color w:val="auto"/>
-                <w:sz w:val="22"/>
-                <w:szCs w:val="22"/>
+                <w:sz w:val="20"/>
+                <w:szCs w:val="20"/>
               </w:rPr>
               <w:t>‑</w:t>
             </w:r>
@@ -351,8 +408,8 @@
               <w:rPr>
                 <w:rFonts w:asciiTheme="minorHAnsi" w:eastAsia="Times New Roman" w:hAnsiTheme="minorHAnsi"/>
                 <w:color w:val="auto"/>
-                <w:sz w:val="22"/>
-                <w:szCs w:val="22"/>
+                <w:sz w:val="20"/>
+                <w:szCs w:val="20"/>
               </w:rPr>
               <w:t>driven reliability programs, driving measurable reductions in downtime, deployment risk, and operational toil. Passionate about building resilient platforms, enabling developer velocity through automation and GitOps, and mentoring teams to adopt SRE best practices in fast</w:t>
             </w:r>
@@ -360,8 +417,8 @@
               <w:rPr>
                 <w:rFonts w:ascii="Cambria Math" w:eastAsia="Times New Roman" w:hAnsi="Cambria Math" w:cs="Cambria Math"/>
                 <w:color w:val="auto"/>
-                <w:sz w:val="22"/>
-                <w:szCs w:val="22"/>
+                <w:sz w:val="20"/>
+                <w:szCs w:val="20"/>
               </w:rPr>
               <w:t>‑</w:t>
             </w:r>
@@ -369,8 +426,8 @@
               <w:rPr>
                 <w:rFonts w:asciiTheme="minorHAnsi" w:eastAsia="Times New Roman" w:hAnsiTheme="minorHAnsi"/>
                 <w:color w:val="auto"/>
-                <w:sz w:val="22"/>
-                <w:szCs w:val="22"/>
+                <w:sz w:val="20"/>
+                <w:szCs w:val="20"/>
               </w:rPr>
               <w:t>moving, product</w:t>
             </w:r>
@@ -378,8 +435,8 @@
               <w:rPr>
                 <w:rFonts w:ascii="Cambria Math" w:eastAsia="Times New Roman" w:hAnsi="Cambria Math" w:cs="Cambria Math"/>
                 <w:color w:val="auto"/>
-                <w:sz w:val="22"/>
-                <w:szCs w:val="22"/>
+                <w:sz w:val="20"/>
+                <w:szCs w:val="20"/>
               </w:rPr>
               <w:t>‑</w:t>
             </w:r>
@@ -387,8 +444,8 @@
               <w:rPr>
                 <w:rFonts w:asciiTheme="minorHAnsi" w:eastAsia="Times New Roman" w:hAnsiTheme="minorHAnsi"/>
                 <w:color w:val="auto"/>
-                <w:sz w:val="22"/>
-                <w:szCs w:val="22"/>
+                <w:sz w:val="20"/>
+                <w:szCs w:val="20"/>
               </w:rPr>
               <w:t>centric organizations.</w:t>
             </w:r>
@@ -407,11 +464,14 @@
           <w:p>
             <w:pPr>
               <w:spacing w:before="240" w:line="271" w:lineRule="auto"/>
+              <w:rPr>
+                <w:bCs/>
+              </w:rPr>
             </w:pPr>
             <w:bookmarkStart w:id="0" w:name="core_competencies"/>
             <w:r>
               <w:rPr>
-                <w:b/>
+                <w:bCs/>
                 <w:sz w:val="42"/>
               </w:rPr>
               <w:t>CORE COMPETENCIES</w:t>
@@ -420,214 +480,242 @@
           </w:p>
           <w:p>
             <w:pPr>
-              <w:spacing w:after="210"/>
+              <w:rPr>
+                <w:sz w:val="20"/>
+                <w:szCs w:val="20"/>
+              </w:rPr>
             </w:pPr>
             <w:r>
               <w:rPr>
                 <w:b/>
+                <w:sz w:val="20"/>
+                <w:szCs w:val="20"/>
               </w:rPr>
               <w:t>Platform Architecture &amp; Design:</w:t>
             </w:r>
             <w:r>
+              <w:rPr>
+                <w:sz w:val="20"/>
+                <w:szCs w:val="20"/>
+              </w:rPr>
               <w:t xml:space="preserve"> Cloud-Native Architecture | Microservices | Serverless | Platform Engineering | Solution Design | Scalable Architectures | Resilient Architectures | Distributed Systems | SaaS | Multi-tenant Platforms | Troubleshooting | High Availability Architecture</w:t>
+            </w:r>
+          </w:p>
+          <w:p>
+            <w:pPr>
+              <w:rPr>
+                <w:sz w:val="20"/>
+                <w:szCs w:val="20"/>
+              </w:rPr>
+            </w:pPr>
+            <w:r>
+              <w:rPr>
+                <w:b/>
+                <w:sz w:val="20"/>
+                <w:szCs w:val="20"/>
+              </w:rPr>
+              <w:t>Cloud &amp; Container Technologies:</w:t>
+            </w:r>
+            <w:r>
+              <w:rPr>
+                <w:sz w:val="20"/>
+                <w:szCs w:val="20"/>
+              </w:rPr>
+              <w:t xml:space="preserve"> Kubernetes | Amazon EKS | AWS | Docker | Linux | Harbor | Vault | Ceph | Rook</w:t>
+            </w:r>
+          </w:p>
+          <w:p>
+            <w:pPr>
+              <w:rPr>
+                <w:sz w:val="20"/>
+                <w:szCs w:val="20"/>
+              </w:rPr>
+            </w:pPr>
+            <w:r>
+              <w:rPr>
+                <w:b/>
+                <w:sz w:val="20"/>
+                <w:szCs w:val="20"/>
+              </w:rPr>
+              <w:t>DevOps &amp; CI/CD:</w:t>
+            </w:r>
+            <w:r>
+              <w:rPr>
+                <w:sz w:val="20"/>
+                <w:szCs w:val="20"/>
+              </w:rPr>
+              <w:t xml:space="preserve"> GitLab CI | GitHub Actions | ArgoCD | GitOps | CI/CD Pipelines | Infrastructure as Code (</w:t>
+            </w:r>
+            <w:proofErr w:type="spellStart"/>
+            <w:r>
+              <w:rPr>
+                <w:sz w:val="20"/>
+                <w:szCs w:val="20"/>
+              </w:rPr>
+              <w:t>IaC</w:t>
+            </w:r>
+            <w:proofErr w:type="spellEnd"/>
+            <w:r>
+              <w:rPr>
+                <w:sz w:val="20"/>
+                <w:szCs w:val="20"/>
+              </w:rPr>
+              <w:t>:  Terraform,</w:t>
+            </w:r>
+            <w:r>
+              <w:rPr>
+                <w:rFonts w:ascii="Arial" w:hAnsi="Arial" w:cs="Arial"/>
+                <w:color w:val="0A0A0A"/>
+                <w:sz w:val="20"/>
+                <w:szCs w:val="20"/>
+                <w:shd w:val="clear" w:color="auto" w:fill="FFFFFF"/>
+              </w:rPr>
+              <w:t xml:space="preserve"> </w:t>
+            </w:r>
+            <w:r>
+              <w:rPr>
+                <w:sz w:val="20"/>
+                <w:szCs w:val="20"/>
+              </w:rPr>
+              <w:t>Terragrunt</w:t>
+            </w:r>
+            <w:r>
+              <w:rPr>
+                <w:sz w:val="20"/>
+                <w:szCs w:val="20"/>
+              </w:rPr>
+              <w:t>) | Automation | Ansible | Helm | Kustomize</w:t>
+            </w:r>
+          </w:p>
+          <w:p>
+            <w:pPr>
+              <w:rPr>
+                <w:sz w:val="20"/>
+                <w:szCs w:val="20"/>
+              </w:rPr>
+            </w:pPr>
+            <w:r>
+              <w:rPr>
+                <w:b/>
+                <w:sz w:val="20"/>
+                <w:szCs w:val="20"/>
+              </w:rPr>
+              <w:t>Observability &amp; Monitoring:</w:t>
+            </w:r>
+            <w:r>
+              <w:rPr>
+                <w:sz w:val="20"/>
+                <w:szCs w:val="20"/>
+              </w:rPr>
+              <w:t xml:space="preserve"> Prometheus | Grafana | Loki | Open Telemetry | DataDog | Victoria Metrics | Thanos | Distributed Tracing | AIOps | ELK/OpenSearch Stack</w:t>
+            </w:r>
+          </w:p>
+          <w:p>
+            <w:pPr>
+              <w:rPr>
+                <w:sz w:val="20"/>
+                <w:szCs w:val="20"/>
+              </w:rPr>
+            </w:pPr>
+            <w:r>
+              <w:rPr>
+                <w:b/>
+                <w:sz w:val="20"/>
+                <w:szCs w:val="20"/>
+              </w:rPr>
+              <w:t>Data &amp; Messaging Systems:</w:t>
+            </w:r>
+            <w:r>
+              <w:rPr>
+                <w:sz w:val="20"/>
+                <w:szCs w:val="20"/>
+              </w:rPr>
+              <w:t xml:space="preserve"> Apache Kafka | PostgreSQL | ETL Processes | FluentD | OpenSearch Database</w:t>
+            </w:r>
+          </w:p>
+          <w:p>
+            <w:pPr>
+              <w:rPr>
+                <w:sz w:val="20"/>
+                <w:szCs w:val="20"/>
+              </w:rPr>
+            </w:pPr>
+            <w:r>
+              <w:rPr>
+                <w:b/>
+                <w:sz w:val="20"/>
+                <w:szCs w:val="20"/>
+              </w:rPr>
+              <w:t>Leadership &amp; Methodologies:</w:t>
+            </w:r>
+            <w:r>
+              <w:rPr>
+                <w:sz w:val="20"/>
+                <w:szCs w:val="20"/>
+              </w:rPr>
+              <w:t xml:space="preserve"> Team Leadership | Cross-Functional Management | Agile/Scrum | Release Management | DevSecOps | AIOps Strategy | FinOps</w:t>
+            </w:r>
+          </w:p>
+          <w:p>
+            <w:pPr>
+              <w:rPr>
+                <w:sz w:val="20"/>
+                <w:szCs w:val="20"/>
+              </w:rPr>
+            </w:pPr>
+            <w:r>
+              <w:rPr>
+                <w:b/>
+                <w:sz w:val="20"/>
+                <w:szCs w:val="20"/>
+              </w:rPr>
+              <w:t>AI/ML &amp; Emerging Tech:</w:t>
+            </w:r>
+            <w:r>
+              <w:rPr>
+                <w:sz w:val="20"/>
+                <w:szCs w:val="20"/>
+              </w:rPr>
+              <w:t xml:space="preserve"> AI Agent Design | Retrieval-Augmented Generation (RAG) | Large Language Models (LLM) | Model Context Protocol (MCP) | Vector Databases (Pinecone/Chroma)</w:t>
             </w:r>
           </w:p>
           <w:p>
             <w:pPr>
               <w:spacing w:after="210"/>
+              <w:rPr>
+                <w:sz w:val="20"/>
+                <w:szCs w:val="20"/>
+              </w:rPr>
             </w:pPr>
             <w:r>
               <w:rPr>
                 <w:b/>
-              </w:rPr>
-              <w:t>Cloud &amp; Container Technologies:</w:t>
-            </w:r>
-            <w:r>
-              <w:t xml:space="preserve"> Kubernetes | Amazon EKS | AWS | Docker | Linux | Harbor | Vault | Ceph | Rook</w:t>
+                <w:sz w:val="20"/>
+                <w:szCs w:val="20"/>
+              </w:rPr>
+              <w:t>Tools &amp; Platforms:</w:t>
+            </w:r>
+            <w:r>
+              <w:rPr>
+                <w:sz w:val="20"/>
+                <w:szCs w:val="20"/>
+              </w:rPr>
+              <w:t xml:space="preserve"> Jenkins | SonarQube | Jira | Confluence | MS Teams | Slack</w:t>
             </w:r>
           </w:p>
           <w:p>
             <w:pPr>
-              <w:spacing w:after="210"/>
+              <w:rPr>
+                <w:b/>
+                <w:sz w:val="20"/>
+                <w:szCs w:val="20"/>
+              </w:rPr>
             </w:pPr>
             <w:r>
               <w:rPr>
                 <w:b/>
-              </w:rPr>
-              <w:t>DevOps &amp; CI/CD:</w:t>
-            </w:r>
-            <w:r>
-              <w:t xml:space="preserve"> GitLab CI | GitHub Actions | ArgoCD | GitOps | CI/CD Pipelines | Infrastructure as Code (</w:t>
-            </w:r>
-            <w:proofErr w:type="spellStart"/>
-            <w:r>
-              <w:t>IaC</w:t>
-            </w:r>
-            <w:proofErr w:type="spellEnd"/>
-            <w:r>
-              <w:t xml:space="preserve">: </w:t>
-            </w:r>
-            <w:r>
-              <w:t xml:space="preserve"> </w:t>
-            </w:r>
-            <w:r>
-              <w:t>Terraform</w:t>
-            </w:r>
-            <w:r>
-              <w:t>,</w:t>
-            </w:r>
-            <w:r>
-              <w:rPr>
-                <w:rFonts w:ascii="Arial" w:hAnsi="Arial" w:cs="Arial"/>
-                <w:color w:val="0A0A0A"/>
-                <w:shd w:val="clear" w:color="auto" w:fill="FFFFFF"/>
-              </w:rPr>
-              <w:t xml:space="preserve"> </w:t>
-            </w:r>
-            <w:proofErr w:type="spellStart"/>
-            <w:r>
-              <w:t>Terragrunt</w:t>
-            </w:r>
-            <w:proofErr w:type="spellEnd"/>
-            <w:r>
-              <w:t xml:space="preserve">) | Automation | Ansible | Helm | </w:t>
-            </w:r>
-            <w:proofErr w:type="spellStart"/>
-            <w:r>
-              <w:t>Kustomize</w:t>
-            </w:r>
-            <w:proofErr w:type="spellEnd"/>
-          </w:p>
-          <w:p>
-            <w:pPr>
-              <w:spacing w:after="210"/>
-            </w:pPr>
-            <w:r>
-              <w:rPr>
-                <w:b/>
-              </w:rPr>
-              <w:t>Observability &amp; Monitoring:</w:t>
-            </w:r>
-            <w:r>
-              <w:t xml:space="preserve"> Prometheus | Grafana | Loki | Open Telemetry | DataDog | Victoria Metrics | Thanos | Distributed Tracing | AIOps | ELK/OpenSearch Stack</w:t>
-            </w:r>
-          </w:p>
-          <w:p>
-            <w:pPr>
-              <w:spacing w:after="210"/>
-            </w:pPr>
-            <w:r>
-              <w:rPr>
-                <w:b/>
-              </w:rPr>
-              <w:t>Data &amp; Messaging Systems:</w:t>
-            </w:r>
-            <w:r>
-              <w:t xml:space="preserve"> Apache Kafka | PostgreSQL | ETL Processes | FluentD | OpenSearch Database</w:t>
-            </w:r>
-          </w:p>
-          <w:p>
-            <w:pPr>
-              <w:spacing w:after="210"/>
-            </w:pPr>
-            <w:r>
-              <w:rPr>
-                <w:b/>
-              </w:rPr>
-              <w:t>Leadership &amp; Methodologies:</w:t>
-            </w:r>
-            <w:r>
-              <w:t xml:space="preserve"> Team Leadership | Cross-Functional Management | Agile/Scrum | Release Management | DevSecOps | AIOps Strategy | FinOps</w:t>
-            </w:r>
-          </w:p>
-          <w:p>
-            <w:pPr>
-              <w:spacing w:after="210"/>
-            </w:pPr>
-            <w:r>
-              <w:rPr>
-                <w:b/>
-              </w:rPr>
-              <w:t>AI/ML &amp; Emerging Tech:</w:t>
-            </w:r>
-            <w:r>
-              <w:t xml:space="preserve"> AI Agent Design | Retrieval-Augmented Generation (RAG) | Large Language Models (LLM) | Model Context Protocol (MCP) | Vector Databases (Pinecone/Chroma)</w:t>
-            </w:r>
-          </w:p>
-          <w:p>
-            <w:pPr>
-              <w:spacing w:after="210"/>
-            </w:pPr>
-            <w:r>
-              <w:rPr>
-                <w:b/>
-              </w:rPr>
-              <w:t>Tools &amp; Platforms:</w:t>
-            </w:r>
-            <w:r>
-              <w:t xml:space="preserve"> Jenkins | SonarQube | Jira | Confluence | MS Teams | Slack</w:t>
-            </w:r>
-          </w:p>
-          <w:p>
-            <w:pPr>
-              <w:spacing w:before="240" w:line="271" w:lineRule="auto"/>
-            </w:pPr>
-            <w:bookmarkStart w:id="1" w:name="professional_experience"/>
-            <w:r>
-              <w:rPr>
-                <w:b/>
-                <w:sz w:val="42"/>
-              </w:rPr>
-              <w:t>PROFESSIONAL EXPERIENCE</w:t>
-            </w:r>
-            <w:bookmarkEnd w:id="1"/>
-          </w:p>
-          <w:p>
-            <w:pPr>
-              <w:spacing w:before="240" w:line="271" w:lineRule="auto"/>
-            </w:pPr>
-            <w:bookmarkStart w:id="2" w:name="r_d_architect"/>
-            <w:r>
-              <w:rPr>
-                <w:b/>
-                <w:sz w:val="33"/>
-              </w:rPr>
-              <w:t>R&amp;D Architect</w:t>
-            </w:r>
-            <w:bookmarkEnd w:id="2"/>
-          </w:p>
-          <w:p>
-            <w:pPr>
-              <w:spacing w:after="210"/>
-            </w:pPr>
-            <w:r>
-              <w:rPr>
-                <w:b/>
-              </w:rPr>
-              <w:t>Nokia</w:t>
-            </w:r>
-            <w:r>
-              <w:rPr>
-                <w:rFonts w:eastAsia="Georgia" w:cs="Georgia"/>
-              </w:rPr>
-              <w:t xml:space="preserve"> | July 2013 – Present | Bengaluru, India</w:t>
-            </w:r>
-          </w:p>
-          <w:p>
-            <w:pPr>
-              <w:spacing w:after="210"/>
-            </w:pPr>
-            <w:r>
-              <w:t>Led strategic initiatives across platform modernization, SRE, security, and AIOps within a global R&amp;D organization, delivering foundational improvements that enhanced reliability, accelerated development velocity, and optimized operational costs.</w:t>
-            </w:r>
-          </w:p>
-          <w:p>
-            <w:pPr>
-              <w:spacing w:after="210"/>
-            </w:pPr>
-            <w:r>
-              <w:rPr>
-                <w:b/>
+                <w:sz w:val="20"/>
+                <w:szCs w:val="20"/>
               </w:rPr>
               <w:t>Kubernetes &amp; Infrastructure Scale:</w:t>
             </w:r>
@@ -636,18 +724,28 @@
             <w:pPr>
               <w:numPr>
                 <w:ilvl w:val="0"/>
-                <w:numId w:val="24"/>
+                <w:numId w:val="32"/>
               </w:numPr>
-              <w:spacing w:after="120" w:line="240" w:lineRule="atLeast"/>
+              <w:spacing w:line="240" w:lineRule="atLeast"/>
+              <w:rPr>
+                <w:sz w:val="20"/>
+                <w:szCs w:val="20"/>
+              </w:rPr>
             </w:pPr>
             <w:r>
               <w:rPr>
                 <w:b/>
                 <w:bCs/>
+                <w:sz w:val="20"/>
+                <w:szCs w:val="20"/>
               </w:rPr>
               <w:t>Designed and implemented telemetry pipelines for 1000+ customer edge Kubernetes clusters</w:t>
             </w:r>
             <w:r>
+              <w:rPr>
+                <w:sz w:val="20"/>
+                <w:szCs w:val="20"/>
+              </w:rPr>
               <w:t xml:space="preserve"> using Prometheus, Grafana, Loki, OpenTelemetry, VictoriaMetrics, and OpenSearch/Elasticsearch at scale—enhancing incident management, customer reliability, system resilience, and resource efficiency.</w:t>
             </w:r>
           </w:p>
@@ -655,14 +753,20 @@
             <w:pPr>
               <w:numPr>
                 <w:ilvl w:val="0"/>
-                <w:numId w:val="24"/>
+                <w:numId w:val="32"/>
               </w:numPr>
-              <w:spacing w:after="120" w:line="240" w:lineRule="atLeast"/>
+              <w:spacing w:line="240" w:lineRule="atLeast"/>
+              <w:rPr>
+                <w:sz w:val="20"/>
+                <w:szCs w:val="20"/>
+              </w:rPr>
             </w:pPr>
             <w:r>
               <w:rPr>
                 <w:b/>
                 <w:bCs/>
+                <w:sz w:val="20"/>
+                <w:szCs w:val="20"/>
               </w:rPr>
               <w:t xml:space="preserve">Managed 15+ Data </w:t>
             </w:r>
@@ -670,6 +774,8 @@
               <w:rPr>
                 <w:b/>
                 <w:bCs/>
+                <w:sz w:val="20"/>
+                <w:szCs w:val="20"/>
               </w:rPr>
               <w:t>Center (both on-prem &amp; AWS EKS)</w:t>
             </w:r>
@@ -677,167 +783,353 @@
               <w:rPr>
                 <w:b/>
                 <w:bCs/>
+                <w:sz w:val="20"/>
+                <w:szCs w:val="20"/>
               </w:rPr>
               <w:t xml:space="preserve"> Kubernetes clusters across 5 global locations</w:t>
             </w:r>
             <w:r>
+              <w:rPr>
+                <w:sz w:val="20"/>
+                <w:szCs w:val="20"/>
+              </w:rPr>
               <w:t xml:space="preserve"> with zero-downtime operations and seamless scaling capabilities</w:t>
             </w:r>
           </w:p>
           <w:p>
             <w:pPr>
-              <w:spacing w:after="210"/>
+              <w:rPr>
+                <w:b/>
+                <w:bCs/>
+                <w:sz w:val="20"/>
+                <w:szCs w:val="20"/>
+              </w:rPr>
             </w:pPr>
             <w:r>
               <w:rPr>
                 <w:b/>
-              </w:rPr>
-              <w:t>CI/CD &amp; Deployment Automation:</w:t>
+                <w:bCs/>
+                <w:sz w:val="20"/>
+                <w:szCs w:val="20"/>
+              </w:rPr>
+              <w:t>Infrastructure as Code</w:t>
+            </w:r>
+            <w:r>
+              <w:rPr>
+                <w:b/>
+                <w:bCs/>
+                <w:sz w:val="20"/>
+                <w:szCs w:val="20"/>
+              </w:rPr>
+              <w:t>:</w:t>
             </w:r>
           </w:p>
           <w:p>
             <w:pPr>
               <w:numPr>
                 <w:ilvl w:val="0"/>
-                <w:numId w:val="25"/>
+                <w:numId w:val="32"/>
               </w:numPr>
-              <w:spacing w:after="120" w:line="240" w:lineRule="atLeast"/>
+              <w:rPr>
+                <w:sz w:val="20"/>
+                <w:szCs w:val="20"/>
+              </w:rPr>
             </w:pPr>
             <w:r>
-              <w:lastRenderedPageBreak/>
-              <w:t>Architected and implemented standardized CI/CD workflow using GitLab CI and GitOps principles (ArgoCD), reducing deployment cycles by 50% and achieving 99.95% platform availability, resolving slow manual deployments across 8 projects</w:t>
+              <w:rPr>
+                <w:b/>
+                <w:bCs/>
+                <w:sz w:val="20"/>
+                <w:szCs w:val="20"/>
+              </w:rPr>
+              <w:t>Architected a production-grade "Registry-as-a-Service" framework using Terraform and Terragrunt to automate</w:t>
+            </w:r>
+            <w:r>
+              <w:rPr>
+                <w:sz w:val="20"/>
+                <w:szCs w:val="20"/>
+              </w:rPr>
+              <w:t xml:space="preserve"> the complete lifecycle of Harbor container registries, enabling declarative project provisioning, robot account management, retention policies, and cross-registry replication at enterprise scale</w:t>
+            </w:r>
+            <w:r>
+              <w:rPr>
+                <w:sz w:val="20"/>
+                <w:szCs w:val="20"/>
+              </w:rPr>
+              <w:t>.</w:t>
+            </w:r>
+            <w:r>
+              <w:rPr>
+                <w:sz w:val="20"/>
+                <w:szCs w:val="20"/>
+              </w:rPr>
+              <w:t xml:space="preserve"> </w:t>
+            </w:r>
+            <w:r>
+              <w:rPr>
+                <w:sz w:val="20"/>
+                <w:szCs w:val="20"/>
+              </w:rPr>
+              <w:t>Provisioned AWS EKS-Auto Mode clusters using Terragrunt/OpenTofu orchestration – automated node lifecycle, cost-optimized scaling, and GitOps-ready platform with zero-downtime upgrades for enterprise workloads.</w:t>
             </w:r>
           </w:p>
           <w:p>
             <w:pPr>
               <w:numPr>
                 <w:ilvl w:val="0"/>
-                <w:numId w:val="25"/>
+                <w:numId w:val="32"/>
               </w:numPr>
-              <w:spacing w:after="120" w:line="240" w:lineRule="atLeast"/>
+              <w:rPr>
+                <w:sz w:val="20"/>
+                <w:szCs w:val="20"/>
+              </w:rPr>
             </w:pPr>
             <w:r>
-              <w:t xml:space="preserve">Implemented version control systems (GitLab) and configuration management (Helm, </w:t>
-            </w:r>
-            <w:proofErr w:type="spellStart"/>
-            <w:r>
-              <w:t>Kustomize</w:t>
-            </w:r>
-            <w:proofErr w:type="spellEnd"/>
-            <w:r>
-              <w:t>) across all projects, reducing deployment errors and enabling rapid feature iteration</w:t>
+              <w:rPr>
+                <w:b/>
+                <w:bCs/>
+                <w:sz w:val="20"/>
+                <w:szCs w:val="20"/>
+              </w:rPr>
+              <w:t>Built a self-service GitLab CI/CD pipeline with automated terraform plan/apply</w:t>
+            </w:r>
+            <w:r>
+              <w:rPr>
+                <w:sz w:val="20"/>
+                <w:szCs w:val="20"/>
+              </w:rPr>
+              <w:t xml:space="preserve"> feedback loop, allowing any team to provision compliant, fully configured Harbor projects in minutes while reducing administrative overhead and ensuring consistent governance across the organization</w:t>
             </w:r>
           </w:p>
           <w:p>
             <w:pPr>
-              <w:spacing w:after="210"/>
+              <w:rPr>
+                <w:sz w:val="20"/>
+                <w:szCs w:val="20"/>
+              </w:rPr>
             </w:pPr>
             <w:r>
               <w:rPr>
                 <w:b/>
-              </w:rPr>
-              <w:t>Observability &amp; Reliability:</w:t>
+                <w:sz w:val="20"/>
+                <w:szCs w:val="20"/>
+              </w:rPr>
+              <w:t>CI/CD &amp; Deployment Automation:</w:t>
             </w:r>
           </w:p>
           <w:p>
             <w:pPr>
               <w:numPr>
                 <w:ilvl w:val="0"/>
-                <w:numId w:val="26"/>
+                <w:numId w:val="32"/>
               </w:numPr>
-              <w:spacing w:after="120" w:line="240" w:lineRule="atLeast"/>
+              <w:spacing w:line="240" w:lineRule="atLeast"/>
+              <w:rPr>
+                <w:sz w:val="20"/>
+                <w:szCs w:val="20"/>
+              </w:rPr>
             </w:pPr>
             <w:r>
-              <w:t>Designed and deployed scalable observability and telemetry stack (Prometheus, Grafana, Loki, OpenTelemetry) integrating edge node telemetry and defining SLIs/SLOs, improving system reliability and reducing infrastructure costs by 5%</w:t>
+              <w:rPr>
+                <w:sz w:val="20"/>
+                <w:szCs w:val="20"/>
+              </w:rPr>
+              <w:t>Architected and implemented standardized CI/CD workflow using GitLab CI and GitOps principles (ArgoCD), reducing deployment cycles by 50% and achieving 99.95% platform availability, resolving slow manual deployments across 8 projects</w:t>
             </w:r>
           </w:p>
           <w:p>
             <w:pPr>
               <w:numPr>
                 <w:ilvl w:val="0"/>
-                <w:numId w:val="26"/>
+                <w:numId w:val="32"/>
               </w:numPr>
-              <w:spacing w:after="120" w:line="240" w:lineRule="atLeast"/>
+              <w:spacing w:line="240" w:lineRule="atLeast"/>
+              <w:rPr>
+                <w:sz w:val="20"/>
+                <w:szCs w:val="20"/>
+              </w:rPr>
             </w:pPr>
             <w:r>
-              <w:t>Established SLO/SLI frameworks ensuring 99.95% platform availability across mission-critical systems supporting enterprise customers</w:t>
+              <w:rPr>
+                <w:sz w:val="20"/>
+                <w:szCs w:val="20"/>
+              </w:rPr>
+              <w:t>Implemented version control systems (GitLab) and configuration management (Helm, Kustomize) across all projects, reducing deployment errors and enabling rapid feature iteration</w:t>
+            </w:r>
+          </w:p>
+          <w:p>
+            <w:pPr>
+              <w:rPr>
+                <w:sz w:val="20"/>
+                <w:szCs w:val="20"/>
+              </w:rPr>
+            </w:pPr>
+            <w:r>
+              <w:rPr>
+                <w:b/>
+                <w:sz w:val="20"/>
+                <w:szCs w:val="20"/>
+              </w:rPr>
+              <w:t>Observability &amp; Reliability:</w:t>
             </w:r>
           </w:p>
           <w:p>
             <w:pPr>
               <w:numPr>
                 <w:ilvl w:val="0"/>
-                <w:numId w:val="26"/>
+                <w:numId w:val="32"/>
               </w:numPr>
-              <w:spacing w:after="120" w:line="240" w:lineRule="atLeast"/>
+              <w:spacing w:line="240" w:lineRule="atLeast"/>
+              <w:rPr>
+                <w:sz w:val="20"/>
+                <w:szCs w:val="20"/>
+              </w:rPr>
             </w:pPr>
             <w:r>
-              <w:t>Led global 24/7 on-call rotation for mission-critical DevOps and platform services, handling incident troubleshooting, multi-team coordination, postmortems, and preventive follow-up actions</w:t>
-            </w:r>
-          </w:p>
-          <w:p>
-            <w:pPr>
-              <w:spacing w:after="210"/>
-            </w:pPr>
-            <w:r>
-              <w:rPr>
-                <w:b/>
-              </w:rPr>
-              <w:t>Team Leadership &amp; Cross-Functional Collaboration:</w:t>
+              <w:rPr>
+                <w:sz w:val="20"/>
+                <w:szCs w:val="20"/>
+              </w:rPr>
+              <w:t>Designed and deployed scalable observability and telemetry stack (Prometheus, Grafana, Loki, OpenTelemetry) integrating edge node telemetry and defining SLIs/SLOs, improving system reliability and reducing infrastructure costs by 5</w:t>
+            </w:r>
+            <w:r>
+              <w:rPr>
+                <w:sz w:val="20"/>
+                <w:szCs w:val="20"/>
+              </w:rPr>
+              <w:t>%. Established</w:t>
+            </w:r>
+            <w:r>
+              <w:rPr>
+                <w:sz w:val="20"/>
+                <w:szCs w:val="20"/>
+              </w:rPr>
+              <w:t xml:space="preserve"> SLO/SLI frameworks ensuring 99.95% platform availability across mission-critical systems supporting enterprise customers</w:t>
+            </w:r>
+            <w:r>
+              <w:rPr>
+                <w:sz w:val="20"/>
+                <w:szCs w:val="20"/>
+              </w:rPr>
+              <w:t>.</w:t>
             </w:r>
           </w:p>
           <w:p>
             <w:pPr>
               <w:numPr>
                 <w:ilvl w:val="0"/>
-                <w:numId w:val="27"/>
+                <w:numId w:val="32"/>
               </w:numPr>
-              <w:spacing w:after="120" w:line="240" w:lineRule="atLeast"/>
+              <w:spacing w:line="240" w:lineRule="atLeast"/>
+              <w:rPr>
+                <w:sz w:val="20"/>
+                <w:szCs w:val="20"/>
+              </w:rPr>
             </w:pPr>
             <w:r>
-              <w:t>Directed 15-engineer DevOps team, implementing structured processes and DevOps best practices (</w:t>
-            </w:r>
-            <w:proofErr w:type="spellStart"/>
-            <w:r>
-              <w:t>IaC</w:t>
-            </w:r>
-            <w:proofErr w:type="spellEnd"/>
-            <w:r>
-              <w:t>, CI/CD) to resolve inefficiencies and foster culture of proactive problem-solving and automation</w:t>
+              <w:rPr>
+                <w:sz w:val="20"/>
+                <w:szCs w:val="20"/>
+              </w:rPr>
+              <w:t>Led global 24/7 on-call rotation for mission-critical DevOps and platform services, handling incident troubleshooting, multi-team coordination, postmortems, and preventive follow-up actions</w:t>
+            </w:r>
+          </w:p>
+          <w:p>
+            <w:pPr>
+              <w:rPr>
+                <w:sz w:val="20"/>
+                <w:szCs w:val="20"/>
+              </w:rPr>
+            </w:pPr>
+            <w:r>
+              <w:rPr>
+                <w:b/>
+                <w:sz w:val="20"/>
+                <w:szCs w:val="20"/>
+              </w:rPr>
+              <w:t>Team Leadership &amp; Cross-Functional Collaboration:</w:t>
             </w:r>
           </w:p>
           <w:p>
             <w:pPr>
               <w:numPr>
                 <w:ilvl w:val="0"/>
-                <w:numId w:val="27"/>
+                <w:numId w:val="32"/>
               </w:numPr>
-              <w:spacing w:after="120" w:line="240" w:lineRule="atLeast"/>
+              <w:spacing w:line="240" w:lineRule="atLeast"/>
+              <w:rPr>
+                <w:sz w:val="20"/>
+                <w:szCs w:val="20"/>
+              </w:rPr>
             </w:pPr>
             <w:r>
-              <w:t>Led cross-functional teams resolving fragmented modernization efforts through workshops and strategic planning, enabling seamless cloud readiness transitions for 8-9 key projects across stakeholders</w:t>
+              <w:rPr>
+                <w:sz w:val="20"/>
+                <w:szCs w:val="20"/>
+              </w:rPr>
+              <w:t>Directed 15-engineer DevOps team, implementing structured processes and DevOps best practices (</w:t>
+            </w:r>
+            <w:proofErr w:type="spellStart"/>
+            <w:r>
+              <w:rPr>
+                <w:sz w:val="20"/>
+                <w:szCs w:val="20"/>
+              </w:rPr>
+              <w:t>IaC</w:t>
+            </w:r>
+            <w:proofErr w:type="spellEnd"/>
+            <w:r>
+              <w:rPr>
+                <w:sz w:val="20"/>
+                <w:szCs w:val="20"/>
+              </w:rPr>
+              <w:t>, CI/CD) to resolve inefficiencies and foster culture of proactive problem-solving and automation</w:t>
             </w:r>
           </w:p>
           <w:p>
             <w:pPr>
               <w:numPr>
                 <w:ilvl w:val="0"/>
-                <w:numId w:val="27"/>
+                <w:numId w:val="32"/>
               </w:numPr>
-              <w:spacing w:after="120" w:line="240" w:lineRule="atLeast"/>
+              <w:spacing w:line="240" w:lineRule="atLeast"/>
+              <w:rPr>
+                <w:sz w:val="20"/>
+                <w:szCs w:val="20"/>
+              </w:rPr>
             </w:pPr>
             <w:r>
+              <w:rPr>
+                <w:sz w:val="20"/>
+                <w:szCs w:val="20"/>
+              </w:rPr>
               <w:t>Established and led cross-team debugging "war rooms" and root cause analysis sessions, resolving critical product blockers through permanent fixes and preventive automation</w:t>
             </w:r>
           </w:p>
           <w:p>
             <w:pPr>
-              <w:spacing w:after="210"/>
+              <w:spacing w:line="240" w:lineRule="atLeast"/>
+              <w:ind w:left="720"/>
+              <w:rPr>
+                <w:sz w:val="20"/>
+                <w:szCs w:val="20"/>
+              </w:rPr>
             </w:pPr>
+          </w:p>
+          <w:p>
+            <w:pPr>
+              <w:rPr>
+                <w:sz w:val="20"/>
+                <w:szCs w:val="20"/>
+              </w:rPr>
+            </w:pPr>
             <w:r>
               <w:rPr>
                 <w:b/>
-              </w:rPr>
+                <w:sz w:val="20"/>
+                <w:szCs w:val="20"/>
+              </w:rPr>
+              <w:lastRenderedPageBreak/>
               <w:t>Cost Optimization &amp; FinOps:</w:t>
             </w:r>
           </w:p>
@@ -845,11 +1137,19 @@
             <w:pPr>
               <w:numPr>
                 <w:ilvl w:val="0"/>
-                <w:numId w:val="28"/>
+                <w:numId w:val="32"/>
               </w:numPr>
-              <w:spacing w:after="120" w:line="240" w:lineRule="atLeast"/>
+              <w:spacing w:line="240" w:lineRule="atLeast"/>
+              <w:rPr>
+                <w:sz w:val="20"/>
+                <w:szCs w:val="20"/>
+              </w:rPr>
             </w:pPr>
             <w:r>
+              <w:rPr>
+                <w:sz w:val="20"/>
+                <w:szCs w:val="20"/>
+              </w:rPr>
               <w:t>Implemented FinOps program addressing escalating cloud costs, reducing spend by 15% year-over-year and avoiding projected $500k overspend through automated policies and provider negotiations</w:t>
             </w:r>
           </w:p>
@@ -857,21 +1157,34 @@
             <w:pPr>
               <w:numPr>
                 <w:ilvl w:val="0"/>
-                <w:numId w:val="28"/>
+                <w:numId w:val="32"/>
               </w:numPr>
-              <w:spacing w:after="120" w:line="240" w:lineRule="atLeast"/>
+              <w:spacing w:line="240" w:lineRule="atLeast"/>
+              <w:rPr>
+                <w:sz w:val="20"/>
+                <w:szCs w:val="20"/>
+              </w:rPr>
             </w:pPr>
             <w:r>
+              <w:rPr>
+                <w:sz w:val="20"/>
+                <w:szCs w:val="20"/>
+              </w:rPr>
               <w:t>Engineered scalability solutions using AWS services incorporating scripting languages (Python, Terraform) for automation, optimizing resource utilization and cost efficiency</w:t>
             </w:r>
           </w:p>
           <w:p>
             <w:pPr>
-              <w:spacing w:after="210"/>
+              <w:rPr>
+                <w:sz w:val="20"/>
+                <w:szCs w:val="20"/>
+              </w:rPr>
             </w:pPr>
             <w:r>
               <w:rPr>
                 <w:b/>
+                <w:sz w:val="20"/>
+                <w:szCs w:val="20"/>
               </w:rPr>
               <w:t>Compliance &amp; Security:</w:t>
             </w:r>
@@ -880,11 +1193,19 @@
             <w:pPr>
               <w:numPr>
                 <w:ilvl w:val="0"/>
-                <w:numId w:val="29"/>
+                <w:numId w:val="32"/>
               </w:numPr>
-              <w:spacing w:after="120" w:line="240" w:lineRule="atLeast"/>
+              <w:spacing w:line="240" w:lineRule="atLeast"/>
+              <w:rPr>
+                <w:sz w:val="20"/>
+                <w:szCs w:val="20"/>
+              </w:rPr>
             </w:pPr>
             <w:r>
+              <w:rPr>
+                <w:sz w:val="20"/>
+                <w:szCs w:val="20"/>
+              </w:rPr>
               <w:t>Automated and integrated compliance management for 300+ FOSS components, streamlining software releases and mitigating legal/security risks across organization</w:t>
             </w:r>
           </w:p>
@@ -892,21 +1213,34 @@
             <w:pPr>
               <w:numPr>
                 <w:ilvl w:val="0"/>
-                <w:numId w:val="29"/>
+                <w:numId w:val="32"/>
               </w:numPr>
-              <w:spacing w:after="120" w:line="240" w:lineRule="atLeast"/>
+              <w:spacing w:line="240" w:lineRule="atLeast"/>
+              <w:rPr>
+                <w:sz w:val="20"/>
+                <w:szCs w:val="20"/>
+              </w:rPr>
             </w:pPr>
             <w:r>
+              <w:rPr>
+                <w:sz w:val="20"/>
+                <w:szCs w:val="20"/>
+              </w:rPr>
               <w:t>Ensured security best practices integrated into all systems and processes, reducing vulnerabilities and protecting sensitive data</w:t>
             </w:r>
           </w:p>
           <w:p>
             <w:pPr>
-              <w:spacing w:after="210"/>
+              <w:rPr>
+                <w:sz w:val="20"/>
+                <w:szCs w:val="20"/>
+              </w:rPr>
             </w:pPr>
             <w:r>
               <w:rPr>
                 <w:b/>
+                <w:sz w:val="20"/>
+                <w:szCs w:val="20"/>
               </w:rPr>
               <w:t>Data Engineering &amp; Messaging:</w:t>
             </w:r>
@@ -915,11 +1249,19 @@
             <w:pPr>
               <w:numPr>
                 <w:ilvl w:val="0"/>
-                <w:numId w:val="30"/>
+                <w:numId w:val="32"/>
               </w:numPr>
-              <w:spacing w:after="120" w:line="240" w:lineRule="atLeast"/>
+              <w:spacing w:line="240" w:lineRule="atLeast"/>
+              <w:rPr>
+                <w:sz w:val="20"/>
+                <w:szCs w:val="20"/>
+              </w:rPr>
             </w:pPr>
             <w:r>
+              <w:rPr>
+                <w:sz w:val="20"/>
+                <w:szCs w:val="20"/>
+              </w:rPr>
               <w:t>Designed and implemented robust ETL processes for PostgreSQL databases, ensuring efficient data transformation and loading for internal PMO projects</w:t>
             </w:r>
           </w:p>
@@ -927,171 +1269,137 @@
             <w:pPr>
               <w:numPr>
                 <w:ilvl w:val="0"/>
-                <w:numId w:val="30"/>
+                <w:numId w:val="32"/>
               </w:numPr>
-              <w:spacing w:after="120" w:line="240" w:lineRule="atLeast"/>
+              <w:spacing w:line="240" w:lineRule="atLeast"/>
+              <w:rPr>
+                <w:sz w:val="20"/>
+                <w:szCs w:val="20"/>
+              </w:rPr>
             </w:pPr>
             <w:r>
+              <w:rPr>
+                <w:sz w:val="20"/>
+                <w:szCs w:val="20"/>
+              </w:rPr>
               <w:t>Managed Apache Kafka clusters for high-throughput data streaming, ensuring reliability and supporting 5 teams with real-time data access</w:t>
+            </w:r>
+            <w:r>
+              <w:rPr>
+                <w:sz w:val="20"/>
+                <w:szCs w:val="20"/>
+              </w:rPr>
+              <w:t xml:space="preserve">. </w:t>
+            </w:r>
+            <w:r>
+              <w:rPr>
+                <w:sz w:val="20"/>
+                <w:szCs w:val="20"/>
+              </w:rPr>
+              <w:t>Developed and maintained Kafka messaging queues and managed application performance using ELK/OpenSearch stack monitoring</w:t>
+            </w:r>
+          </w:p>
+          <w:p>
+            <w:pPr>
+              <w:rPr>
+                <w:sz w:val="20"/>
+                <w:szCs w:val="20"/>
+              </w:rPr>
+            </w:pPr>
+            <w:r>
+              <w:rPr>
+                <w:b/>
+                <w:sz w:val="20"/>
+                <w:szCs w:val="20"/>
+              </w:rPr>
+              <w:t>AI &amp; Innovation:</w:t>
             </w:r>
           </w:p>
           <w:p>
             <w:pPr>
               <w:numPr>
                 <w:ilvl w:val="0"/>
-                <w:numId w:val="30"/>
+                <w:numId w:val="32"/>
               </w:numPr>
-              <w:spacing w:after="120" w:line="240" w:lineRule="atLeast"/>
+              <w:spacing w:line="240" w:lineRule="atLeast"/>
+              <w:rPr>
+                <w:sz w:val="20"/>
+                <w:szCs w:val="20"/>
+              </w:rPr>
             </w:pPr>
             <w:r>
-              <w:t>Developed and maintained Kafka messaging queues and managed application performance using ELK/OpenSearch stack monitoring</w:t>
+              <w:rPr>
+                <w:sz w:val="20"/>
+                <w:szCs w:val="20"/>
+              </w:rPr>
+              <w:t>Created proof-of-concept AI-driven Git triage agent (RAG + Llama3) to automate issue categorization for 10,000+ items, projecting 40-50% reduction in manual effort and enabling one-click issue creation</w:t>
             </w:r>
           </w:p>
           <w:p>
             <w:pPr>
-              <w:spacing w:after="210"/>
-            </w:pPr>
-            <w:r>
-              <w:rPr>
-                <w:b/>
-              </w:rPr>
-              <w:t>AI &amp; Innovation:</w:t>
-            </w:r>
-          </w:p>
-          <w:p>
-            <w:pPr>
-              <w:numPr>
-                <w:ilvl w:val="0"/>
-                <w:numId w:val="31"/>
-              </w:numPr>
-              <w:spacing w:after="120" w:line="240" w:lineRule="atLeast"/>
-            </w:pPr>
-            <w:r>
-              <w:t>Created proof-of-concept AI-driven Git triage agent (RAG + Llama3) to automate issue categorization for 10,000+ items, projecting 40-50% reduction in manual effort and enabling one-click issue creation</w:t>
-            </w:r>
-          </w:p>
-          <w:p>
-            <w:pPr>
-              <w:numPr>
-                <w:ilvl w:val="0"/>
-                <w:numId w:val="31"/>
-              </w:numPr>
-              <w:spacing w:after="120" w:line="240" w:lineRule="atLeast"/>
-            </w:pPr>
-            <w:r>
-              <w:t>Leveraged Docker and Linux environments to build and manage containerization technologies at scale</w:t>
-            </w:r>
-          </w:p>
-          <w:p>
-            <w:pPr>
-              <w:spacing w:after="120" w:line="240" w:lineRule="atLeast"/>
-              <w:ind w:left="360"/>
+              <w:spacing w:line="240" w:lineRule="atLeast"/>
+              <w:ind w:left="720"/>
+              <w:rPr>
+                <w:sz w:val="20"/>
+                <w:szCs w:val="20"/>
+              </w:rPr>
             </w:pPr>
           </w:p>
           <w:p>
             <w:pPr>
-              <w:spacing w:after="120" w:line="240" w:lineRule="atLeast"/>
-              <w:ind w:left="360"/>
+              <w:spacing w:line="271" w:lineRule="auto"/>
+              <w:rPr>
+                <w:bCs/>
+              </w:rPr>
             </w:pPr>
+            <w:bookmarkStart w:id="1" w:name="professional_experience"/>
+            <w:r>
+              <w:rPr>
+                <w:bCs/>
+                <w:sz w:val="42"/>
+              </w:rPr>
+              <w:t>PROFESSIONAL EXPERIENCE</w:t>
+            </w:r>
+            <w:bookmarkEnd w:id="1"/>
           </w:p>
           <w:p>
             <w:pPr>
-              <w:spacing w:before="240" w:line="271" w:lineRule="auto"/>
+              <w:rPr>
+                <w:b/>
+              </w:rPr>
             </w:pPr>
-            <w:bookmarkStart w:id="3" w:name="education"/>
             <w:r>
               <w:rPr>
                 <w:b/>
-                <w:sz w:val="42"/>
-              </w:rPr>
-              <w:lastRenderedPageBreak/>
-              <w:t>EDUCATION</w:t>
-            </w:r>
-            <w:bookmarkEnd w:id="3"/>
+              </w:rPr>
+              <w:t>Nokia</w:t>
+            </w:r>
+            <w:r>
+              <w:rPr>
+                <w:b/>
+              </w:rPr>
+              <w:t xml:space="preserve"> Pvt. Ltd.</w:t>
+            </w:r>
           </w:p>
           <w:p>
             <w:pPr>
-              <w:spacing w:after="210"/>
+              <w:spacing w:line="271" w:lineRule="auto"/>
             </w:pPr>
+            <w:bookmarkStart w:id="2" w:name="r_d_architect"/>
             <w:r>
               <w:rPr>
                 <w:b/>
-              </w:rPr>
-              <w:t>Master of Technology (MTech) – WILP</w:t>
-            </w:r>
-            <w:r>
-              <w:br/>
-            </w:r>
+                <w:sz w:val="24"/>
+                <w:szCs w:val="16"/>
+              </w:rPr>
+              <w:t>R&amp;D Architect</w:t>
+            </w:r>
+            <w:bookmarkEnd w:id="2"/>
             <w:r>
               <w:rPr>
                 <w:rFonts w:eastAsia="Georgia" w:cs="Georgia"/>
               </w:rPr>
-              <w:t>Birla Institute of Technology and Science, Pilani | 2015 – 2017</w:t>
-            </w:r>
-          </w:p>
-          <w:p>
-            <w:pPr>
-              <w:spacing w:after="210"/>
-            </w:pPr>
-            <w:r>
-              <w:rPr>
-                <w:b/>
-              </w:rPr>
-              <w:t>Bachelor of Engineering – Information Technology</w:t>
-            </w:r>
-            <w:r>
-              <w:br/>
-            </w:r>
-            <w:r>
-              <w:rPr>
-                <w:rFonts w:eastAsia="Georgia" w:cs="Georgia"/>
-              </w:rPr>
-              <w:t>Utkal University | 2000 – 2004</w:t>
-            </w:r>
-          </w:p>
-          <w:p>
-            <w:pPr>
-              <w:spacing w:before="240" w:line="271" w:lineRule="auto"/>
-            </w:pPr>
-            <w:bookmarkStart w:id="4" w:name="previous_experience"/>
-            <w:r>
-              <w:rPr>
-                <w:b/>
-                <w:sz w:val="42"/>
-              </w:rPr>
-              <w:t>PREVIOUS EXPERIENCE</w:t>
-            </w:r>
-            <w:bookmarkEnd w:id="4"/>
-          </w:p>
-          <w:p>
-            <w:pPr>
-              <w:spacing w:before="240" w:line="271" w:lineRule="auto"/>
-            </w:pPr>
-            <w:bookmarkStart w:id="5" w:name="senior_developer"/>
-            <w:r>
-              <w:rPr>
-                <w:b/>
-                <w:sz w:val="33"/>
-              </w:rPr>
-              <w:t>Senior Developer</w:t>
-            </w:r>
-            <w:bookmarkEnd w:id="5"/>
-          </w:p>
-          <w:p>
-            <w:pPr>
-              <w:spacing w:after="210"/>
-            </w:pPr>
-            <w:r>
-              <w:rPr>
-                <w:b/>
-              </w:rPr>
-              <w:t>Misys</w:t>
-            </w:r>
-            <w:r>
-              <w:rPr>
-                <w:rFonts w:eastAsia="Georgia" w:cs="Georgia"/>
-              </w:rPr>
-              <w:t xml:space="preserve"> | April 2011 – July 2013 | Bengaluru, India</w:t>
+              <w:t xml:space="preserve"> | July 2013 – Present | Bengaluru, India</w:t>
             </w:r>
           </w:p>
           <w:p>
@@ -1101,9 +1409,91 @@
                 <w:numId w:val="32"/>
               </w:numPr>
               <w:spacing w:after="120" w:line="240" w:lineRule="atLeast"/>
+              <w:rPr>
+                <w:sz w:val="20"/>
+                <w:szCs w:val="20"/>
+              </w:rPr>
             </w:pPr>
             <w:r>
-              <w:t>Co-engineered Java-based framework for flagship LoanIQ product, replacing legacy Smalltalk system and boosting system performance by 50% for key clients including Bank of America</w:t>
+              <w:rPr>
+                <w:sz w:val="20"/>
+                <w:szCs w:val="20"/>
+              </w:rPr>
+              <w:t>Headed</w:t>
+            </w:r>
+            <w:r>
+              <w:rPr>
+                <w:sz w:val="20"/>
+                <w:szCs w:val="20"/>
+              </w:rPr>
+              <w:t xml:space="preserve"> strategic initiatives across platform modernization, SRE, security, and AIOps within a global R&amp;D organization, delivering foundational improvements that enhanced reliability, accelerated development velocity, and optimized operational costs.</w:t>
+            </w:r>
+          </w:p>
+          <w:p>
+            <w:pPr>
+              <w:numPr>
+                <w:ilvl w:val="0"/>
+                <w:numId w:val="32"/>
+              </w:numPr>
+              <w:spacing w:line="240" w:lineRule="atLeast"/>
+              <w:rPr>
+                <w:sz w:val="20"/>
+                <w:szCs w:val="20"/>
+              </w:rPr>
+            </w:pPr>
+            <w:r>
+              <w:rPr>
+                <w:sz w:val="20"/>
+                <w:szCs w:val="20"/>
+              </w:rPr>
+              <w:t>Led cross-functional teams resolving fragmented modernization efforts through workshops and strategic planning, enabling seamless cloud readiness transitions for 8-9 key projects across stakeholders</w:t>
+            </w:r>
+          </w:p>
+          <w:p>
+            <w:pPr>
+              <w:spacing w:line="271" w:lineRule="auto"/>
+              <w:rPr>
+                <w:rFonts w:eastAsia="Georgia" w:cs="Georgia"/>
+              </w:rPr>
+            </w:pPr>
+            <w:bookmarkStart w:id="3" w:name="senior_developer"/>
+            <w:r>
+              <w:rPr>
+                <w:b/>
+              </w:rPr>
+              <w:t>Misys</w:t>
+            </w:r>
+            <w:r>
+              <w:rPr>
+                <w:rFonts w:eastAsia="Georgia" w:cs="Georgia"/>
+              </w:rPr>
+              <w:t xml:space="preserve"> </w:t>
+            </w:r>
+            <w:bookmarkEnd w:id="3"/>
+          </w:p>
+          <w:p>
+            <w:pPr>
+              <w:spacing w:line="271" w:lineRule="auto"/>
+            </w:pPr>
+            <w:r>
+              <w:rPr>
+                <w:b/>
+                <w:sz w:val="24"/>
+                <w:szCs w:val="16"/>
+              </w:rPr>
+              <w:t>Senior Developer</w:t>
+            </w:r>
+            <w:r>
+              <w:rPr>
+                <w:rFonts w:eastAsia="Georgia" w:cs="Georgia"/>
+              </w:rPr>
+              <w:t xml:space="preserve"> </w:t>
+            </w:r>
+            <w:r>
+              <w:rPr>
+                <w:rFonts w:eastAsia="Georgia" w:cs="Georgia"/>
+              </w:rPr>
+              <w:t>| April 2011 – July 2013 | Bengaluru, India</w:t>
             </w:r>
           </w:p>
           <w:p>
@@ -1113,9 +1503,33 @@
                 <w:numId w:val="32"/>
               </w:numPr>
               <w:spacing w:after="120" w:line="240" w:lineRule="atLeast"/>
+              <w:rPr>
+                <w:sz w:val="20"/>
+                <w:szCs w:val="20"/>
+              </w:rPr>
             </w:pPr>
             <w:r>
-              <w:t>Developed and delivered robust Java programming applications across education, oil &amp; gas, and banking &amp; finance sectors (University &amp; College Application System, GIT Air Liquide, LanaUt Swedbank)</w:t>
+              <w:rPr>
+                <w:sz w:val="20"/>
+                <w:szCs w:val="20"/>
+              </w:rPr>
+              <w:t xml:space="preserve">Co-engineered Java-based framework for flagship </w:t>
+            </w:r>
+            <w:r>
+              <w:rPr>
+                <w:b/>
+                <w:bCs/>
+                <w:sz w:val="20"/>
+                <w:szCs w:val="20"/>
+              </w:rPr>
+              <w:t>LoanIQ</w:t>
+            </w:r>
+            <w:r>
+              <w:rPr>
+                <w:sz w:val="20"/>
+                <w:szCs w:val="20"/>
+              </w:rPr>
+              <w:t xml:space="preserve"> product, replacing legacy Smalltalk system and boosting system performance by 50% for key clients including Bank of America</w:t>
             </w:r>
           </w:p>
           <w:p>
@@ -1125,9 +1539,62 @@
                 <w:numId w:val="32"/>
               </w:numPr>
               <w:spacing w:after="120" w:line="240" w:lineRule="atLeast"/>
+              <w:rPr>
+                <w:sz w:val="20"/>
+                <w:szCs w:val="20"/>
+              </w:rPr>
             </w:pPr>
             <w:r>
-              <w:t>Wrote efficient, maintainable, and scalable Java code adhering to best practices and coding standards</w:t>
+              <w:rPr>
+                <w:sz w:val="20"/>
+                <w:szCs w:val="20"/>
+              </w:rPr>
+              <w:t>Functioned as Scrum Master, optimizing bug triage and development workflows resulting in 70% reduction in defect resolution time</w:t>
+            </w:r>
+          </w:p>
+          <w:p>
+            <w:pPr>
+              <w:rPr>
+                <w:rFonts w:eastAsia="Georgia" w:cs="Georgia"/>
+              </w:rPr>
+            </w:pPr>
+            <w:r>
+              <w:rPr>
+                <w:b/>
+              </w:rPr>
+              <w:t>Logica CMG</w:t>
+            </w:r>
+            <w:r>
+              <w:rPr>
+                <w:rFonts w:eastAsia="Georgia" w:cs="Georgia"/>
+              </w:rPr>
+              <w:t xml:space="preserve"> </w:t>
+            </w:r>
+          </w:p>
+          <w:p>
+            <w:pPr>
+              <w:spacing w:line="271" w:lineRule="auto"/>
+              <w:rPr>
+                <w:b/>
+                <w:sz w:val="24"/>
+                <w:szCs w:val="16"/>
+              </w:rPr>
+            </w:pPr>
+            <w:bookmarkStart w:id="4" w:name="it_consultant"/>
+            <w:r>
+              <w:rPr>
+                <w:b/>
+                <w:sz w:val="24"/>
+                <w:szCs w:val="16"/>
+              </w:rPr>
+              <w:t>IT Consultant</w:t>
+            </w:r>
+            <w:bookmarkEnd w:id="4"/>
+            <w:r>
+              <w:rPr>
+                <w:rFonts w:eastAsia="Georgia" w:cs="Georgia"/>
+              </w:rPr>
+              <w:t>| July 2006 – March 2011 | India</w:t>
             </w:r>
           </w:p>
           <w:p>
@@ -1137,9 +1604,17 @@
                 <w:numId w:val="32"/>
               </w:numPr>
               <w:spacing w:after="120" w:line="240" w:lineRule="atLeast"/>
+              <w:rPr>
+                <w:sz w:val="20"/>
+                <w:szCs w:val="20"/>
+              </w:rPr>
             </w:pPr>
             <w:r>
-              <w:t>Functioned as Scrum Master, optimizing bug triage and development workflows resulting in 70% reduction in defect resolution time</w:t>
+              <w:rPr>
+                <w:sz w:val="20"/>
+                <w:szCs w:val="20"/>
+              </w:rPr>
+              <w:t>Developed and delivered robust Java programming applications across education, oil &amp; gas, and banking &amp; finance sectors (University &amp; College Application System, GIT Air Liquide, LanaUt Swedbank)</w:t>
             </w:r>
           </w:p>
           <w:p>
@@ -1149,24 +1624,62 @@
                 <w:numId w:val="32"/>
               </w:numPr>
               <w:spacing w:after="120" w:line="240" w:lineRule="atLeast"/>
+              <w:rPr>
+                <w:sz w:val="20"/>
+                <w:szCs w:val="20"/>
+              </w:rPr>
             </w:pPr>
             <w:r>
-              <w:t>Managed B2B integrations and supported software delivery pipelines utilizing Python and Shell scripting for enhanced automation</w:t>
+              <w:rPr>
+                <w:sz w:val="20"/>
+                <w:szCs w:val="20"/>
+              </w:rPr>
+              <w:t>Wrote efficient, maintainable, and scalable Java code adhering to best practices and coding standards</w:t>
             </w:r>
           </w:p>
           <w:p>
             <w:pPr>
-              <w:spacing w:before="240" w:line="271" w:lineRule="auto"/>
+              <w:spacing w:line="271" w:lineRule="auto"/>
+              <w:rPr>
+                <w:bCs/>
+              </w:rPr>
             </w:pPr>
-            <w:bookmarkStart w:id="6" w:name="it_consultant"/>
+            <w:bookmarkStart w:id="5" w:name="education"/>
+            <w:bookmarkStart w:id="6" w:name="awards_recognition"/>
+            <w:r>
+              <w:rPr>
+                <w:bCs/>
+                <w:sz w:val="42"/>
+              </w:rPr>
+              <w:t>EDUCATION</w:t>
+            </w:r>
+            <w:bookmarkEnd w:id="5"/>
+          </w:p>
+          <w:p>
+            <w:pPr>
+              <w:spacing w:after="210"/>
+              <w:rPr>
+                <w:sz w:val="20"/>
+                <w:szCs w:val="20"/>
+              </w:rPr>
+            </w:pPr>
             <w:r>
               <w:rPr>
                 <w:b/>
-                <w:sz w:val="33"/>
-              </w:rPr>
-              <w:t>IT Consultant</w:t>
-            </w:r>
-            <w:bookmarkEnd w:id="6"/>
+              </w:rPr>
+              <w:t>Master of Technology (MTech) – WILP</w:t>
+            </w:r>
+            <w:r>
+              <w:br/>
+            </w:r>
+            <w:r>
+              <w:rPr>
+                <w:rFonts w:eastAsia="Georgia" w:cs="Georgia"/>
+                <w:sz w:val="20"/>
+                <w:szCs w:val="20"/>
+              </w:rPr>
+              <w:t>Birla Institute of Technology and Science, Pilani | 2015 – 2017</w:t>
+            </w:r>
           </w:p>
           <w:p>
             <w:pPr>
@@ -1176,197 +1689,312 @@
               <w:rPr>
                 <w:b/>
               </w:rPr>
-              <w:t>Logica CMG</w:t>
+              <w:t>Bachelor of Engineering – Information Technology</w:t>
+            </w:r>
+            <w:r>
+              <w:br/>
             </w:r>
             <w:r>
               <w:rPr>
                 <w:rFonts w:eastAsia="Georgia" w:cs="Georgia"/>
-              </w:rPr>
-              <w:t xml:space="preserve"> | July 2006 – March 2011 | India</w:t>
-            </w:r>
-          </w:p>
-          <w:p/>
-          <w:p>
-            <w:pPr>
-              <w:spacing w:before="240" w:line="271" w:lineRule="auto"/>
-            </w:pPr>
-            <w:bookmarkStart w:id="7" w:name="awards_recognition"/>
-            <w:r>
-              <w:rPr>
-                <w:b/>
-                <w:sz w:val="42"/>
-              </w:rPr>
-              <w:t>AWARDS &amp; RECOGNITION</w:t>
-            </w:r>
-            <w:bookmarkEnd w:id="7"/>
+                <w:sz w:val="20"/>
+                <w:szCs w:val="20"/>
+              </w:rPr>
+              <w:t>Utkal University | 2000 – 2004</w:t>
+            </w:r>
           </w:p>
           <w:p>
             <w:pPr>
-              <w:numPr>
-                <w:ilvl w:val="0"/>
-                <w:numId w:val="33"/>
-              </w:numPr>
+              <w:spacing w:line="271" w:lineRule="auto"/>
+              <w:rPr>
+                <w:ins w:id="7" w:author="Narendranath Panda (Nokia)" w:date="2026-02-07T13:04:00Z" w16du:dateUtc="2026-02-07T07:34:00Z"/>
+                <w:bCs/>
+                <w:sz w:val="42"/>
+              </w:rPr>
+            </w:pPr>
+            <w:r>
+              <w:rPr>
+                <w:bCs/>
+                <w:sz w:val="42"/>
+              </w:rPr>
+              <w:t>AWARDS &amp; RECOGNITION</w:t>
+            </w:r>
+            <w:bookmarkEnd w:id="6"/>
+          </w:p>
+          <w:tbl>
+            <w:tblPr>
+              <w:tblStyle w:val="TableGrid"/>
+              <w:tblW w:w="0" w:type="auto"/>
+              <w:tblBorders>
+                <w:top w:val="none" w:sz="0" w:space="0" w:color="auto"/>
+                <w:left w:val="none" w:sz="0" w:space="0" w:color="auto"/>
+                <w:bottom w:val="none" w:sz="0" w:space="0" w:color="auto"/>
+                <w:right w:val="none" w:sz="0" w:space="0" w:color="auto"/>
+                <w:insideH w:val="none" w:sz="0" w:space="0" w:color="auto"/>
+                <w:insideV w:val="none" w:sz="0" w:space="0" w:color="auto"/>
+              </w:tblBorders>
+              <w:tblLook w:val="04A0" w:firstRow="1" w:lastRow="0" w:firstColumn="1" w:lastColumn="0" w:noHBand="0" w:noVBand="1"/>
+            </w:tblPr>
+            <w:tblGrid>
+              <w:gridCol w:w="5841"/>
+              <w:gridCol w:w="5841"/>
+            </w:tblGrid>
+            <w:tr>
+              <w:tc>
+                <w:tcPr>
+                  <w:tcW w:w="5841" w:type="dxa"/>
+                </w:tcPr>
+                <w:p>
+                  <w:pPr>
+                    <w:framePr w:hSpace="180" w:wrap="around" w:vAnchor="page" w:hAnchor="margin" w:x="-713" w:y="1"/>
+                    <w:numPr>
+                      <w:ilvl w:val="0"/>
+                      <w:numId w:val="33"/>
+                    </w:numPr>
+                    <w:spacing w:line="240" w:lineRule="atLeast"/>
+                    <w:rPr>
+                      <w:sz w:val="20"/>
+                      <w:szCs w:val="20"/>
+                    </w:rPr>
+                  </w:pPr>
+                  <w:r>
+                    <w:rPr>
+                      <w:b/>
+                      <w:sz w:val="20"/>
+                      <w:szCs w:val="20"/>
+                    </w:rPr>
+                    <w:t>Nokia Excellency Award</w:t>
+                  </w:r>
+                  <w:r>
+                    <w:rPr>
+                      <w:rFonts w:eastAsia="Georgia" w:cs="Georgia"/>
+                      <w:sz w:val="20"/>
+                      <w:szCs w:val="20"/>
+                    </w:rPr>
+                    <w:t xml:space="preserve"> – Delivering Software with Quality (2024)</w:t>
+                  </w:r>
+                </w:p>
+                <w:p>
+                  <w:pPr>
+                    <w:framePr w:hSpace="180" w:wrap="around" w:vAnchor="page" w:hAnchor="margin" w:x="-713" w:y="1"/>
+                    <w:numPr>
+                      <w:ilvl w:val="0"/>
+                      <w:numId w:val="33"/>
+                    </w:numPr>
+                    <w:spacing w:line="240" w:lineRule="atLeast"/>
+                    <w:rPr>
+                      <w:sz w:val="20"/>
+                      <w:szCs w:val="20"/>
+                    </w:rPr>
+                  </w:pPr>
+                  <w:r>
+                    <w:rPr>
+                      <w:b/>
+                      <w:sz w:val="20"/>
+                      <w:szCs w:val="20"/>
+                    </w:rPr>
+                    <w:t>Exceptional Achievement</w:t>
+                  </w:r>
+                  <w:r>
+                    <w:rPr>
+                      <w:rFonts w:eastAsia="Georgia" w:cs="Georgia"/>
+                      <w:sz w:val="20"/>
+                      <w:szCs w:val="20"/>
+                    </w:rPr>
+                    <w:t xml:space="preserve"> – Thanks for your Contribution and Mentorship (2025)</w:t>
+                  </w:r>
+                </w:p>
+                <w:p>
+                  <w:pPr>
+                    <w:framePr w:hSpace="180" w:wrap="around" w:vAnchor="page" w:hAnchor="margin" w:x="-713" w:y="1"/>
+                    <w:numPr>
+                      <w:ilvl w:val="0"/>
+                      <w:numId w:val="33"/>
+                    </w:numPr>
+                    <w:spacing w:line="240" w:lineRule="atLeast"/>
+                    <w:rPr>
+                      <w:sz w:val="20"/>
+                      <w:szCs w:val="20"/>
+                    </w:rPr>
+                  </w:pPr>
+                  <w:r>
+                    <w:rPr>
+                      <w:b/>
+                      <w:sz w:val="20"/>
+                      <w:szCs w:val="20"/>
+                    </w:rPr>
+                    <w:t>Strategic Impact</w:t>
+                  </w:r>
+                  <w:r>
+                    <w:rPr>
+                      <w:rFonts w:eastAsia="Georgia" w:cs="Georgia"/>
+                      <w:sz w:val="20"/>
+                      <w:szCs w:val="20"/>
+                    </w:rPr>
+                    <w:t xml:space="preserve"> – Successful NDAC DC Migration (2025)</w:t>
+                  </w:r>
+                </w:p>
+                <w:p>
+                  <w:pPr>
+                    <w:framePr w:hSpace="180" w:wrap="around" w:vAnchor="page" w:hAnchor="margin" w:x="-713" w:y="1"/>
+                    <w:numPr>
+                      <w:ilvl w:val="0"/>
+                      <w:numId w:val="33"/>
+                    </w:numPr>
+                    <w:spacing w:line="240" w:lineRule="atLeast"/>
+                    <w:rPr>
+                      <w:sz w:val="20"/>
+                      <w:szCs w:val="20"/>
+                    </w:rPr>
+                  </w:pPr>
+                  <w:r>
+                    <w:rPr>
+                      <w:b/>
+                      <w:sz w:val="20"/>
+                      <w:szCs w:val="20"/>
+                    </w:rPr>
+                    <w:t xml:space="preserve"> Collaborative Excellence</w:t>
+                  </w:r>
+                  <w:r>
+                    <w:rPr>
+                      <w:rFonts w:eastAsia="Georgia" w:cs="Georgia"/>
+                      <w:sz w:val="20"/>
+                      <w:szCs w:val="20"/>
+                    </w:rPr>
+                    <w:t xml:space="preserve"> – Excellence in Collaboration for MX Grid (2025)</w:t>
+                  </w:r>
+                </w:p>
+              </w:tc>
+              <w:tc>
+                <w:tcPr>
+                  <w:tcW w:w="5841" w:type="dxa"/>
+                </w:tcPr>
+                <w:p>
+                  <w:pPr>
+                    <w:framePr w:hSpace="180" w:wrap="around" w:vAnchor="page" w:hAnchor="margin" w:x="-713" w:y="1"/>
+                    <w:numPr>
+                      <w:ilvl w:val="0"/>
+                      <w:numId w:val="33"/>
+                    </w:numPr>
+                    <w:spacing w:line="240" w:lineRule="atLeast"/>
+                    <w:rPr>
+                      <w:sz w:val="20"/>
+                      <w:szCs w:val="20"/>
+                    </w:rPr>
+                  </w:pPr>
+                  <w:r>
+                    <w:rPr>
+                      <w:b/>
+                      <w:sz w:val="20"/>
+                      <w:szCs w:val="20"/>
+                    </w:rPr>
+                    <w:t>Security Leadership</w:t>
+                  </w:r>
+                  <w:r>
+                    <w:rPr>
+                      <w:rFonts w:eastAsia="Georgia" w:cs="Georgia"/>
+                      <w:sz w:val="20"/>
+                      <w:szCs w:val="20"/>
+                    </w:rPr>
+                    <w:t xml:space="preserve"> – Security Supporter for SRE Systems (2023)</w:t>
+                  </w:r>
+                </w:p>
+                <w:p>
+                  <w:pPr>
+                    <w:framePr w:hSpace="180" w:wrap="around" w:vAnchor="page" w:hAnchor="margin" w:x="-713" w:y="1"/>
+                    <w:numPr>
+                      <w:ilvl w:val="0"/>
+                      <w:numId w:val="33"/>
+                    </w:numPr>
+                    <w:spacing w:line="240" w:lineRule="atLeast"/>
+                    <w:rPr>
+                      <w:sz w:val="20"/>
+                      <w:szCs w:val="20"/>
+                    </w:rPr>
+                  </w:pPr>
+                  <w:r>
+                    <w:rPr>
+                      <w:b/>
+                      <w:sz w:val="20"/>
+                      <w:szCs w:val="20"/>
+                    </w:rPr>
+                    <w:t>Operational Excellence</w:t>
+                  </w:r>
+                  <w:r>
+                    <w:rPr>
+                      <w:rFonts w:eastAsia="Georgia" w:cs="Georgia"/>
+                      <w:sz w:val="20"/>
+                      <w:szCs w:val="20"/>
+                    </w:rPr>
+                    <w:t xml:space="preserve"> – Exceptional Work for China Setup Data Centre (2023)</w:t>
+                  </w:r>
+                </w:p>
+                <w:p>
+                  <w:pPr>
+                    <w:framePr w:hSpace="180" w:wrap="around" w:vAnchor="page" w:hAnchor="margin" w:x="-713" w:y="1"/>
+                    <w:numPr>
+                      <w:ilvl w:val="0"/>
+                      <w:numId w:val="33"/>
+                    </w:numPr>
+                    <w:spacing w:line="240" w:lineRule="atLeast"/>
+                    <w:rPr>
+                      <w:sz w:val="20"/>
+                      <w:szCs w:val="20"/>
+                    </w:rPr>
+                  </w:pPr>
+                  <w:r>
+                    <w:rPr>
+                      <w:b/>
+                      <w:sz w:val="20"/>
+                      <w:szCs w:val="20"/>
+                    </w:rPr>
+                    <w:t>Logica Diamond Award</w:t>
+                  </w:r>
+                  <w:r>
+                    <w:rPr>
+                      <w:rFonts w:eastAsia="Georgia" w:cs="Georgia"/>
+                      <w:sz w:val="20"/>
+                      <w:szCs w:val="20"/>
+                    </w:rPr>
+                    <w:t xml:space="preserve"> – (2010)</w:t>
+                  </w:r>
+                </w:p>
+                <w:p>
+                  <w:pPr>
+                    <w:framePr w:hSpace="180" w:wrap="around" w:vAnchor="page" w:hAnchor="margin" w:x="-713" w:y="1"/>
+                    <w:numPr>
+                      <w:ilvl w:val="0"/>
+                      <w:numId w:val="33"/>
+                    </w:numPr>
+                    <w:spacing w:line="240" w:lineRule="atLeast"/>
+                    <w:rPr>
+                      <w:bCs/>
+                    </w:rPr>
+                  </w:pPr>
+                  <w:r>
+                    <w:rPr>
+                      <w:b/>
+                      <w:sz w:val="20"/>
+                      <w:szCs w:val="20"/>
+                    </w:rPr>
+                    <w:t>Recognition</w:t>
+                  </w:r>
+                  <w:r>
+                    <w:rPr>
+                      <w:rFonts w:eastAsia="Georgia" w:cs="Georgia"/>
+                      <w:sz w:val="20"/>
+                      <w:szCs w:val="20"/>
+                    </w:rPr>
+                    <w:t xml:space="preserve"> – Exceptional Work Setting Up Data Centre in 2 Months</w:t>
+                  </w:r>
+                </w:p>
+              </w:tc>
+            </w:tr>
+          </w:tbl>
+          <w:p>
+            <w:pPr>
               <w:spacing w:after="120" w:line="240" w:lineRule="atLeast"/>
             </w:pPr>
-            <w:r>
-              <w:rPr>
-                <w:b/>
-              </w:rPr>
-              <w:t>Nokia Excellency Award</w:t>
-            </w:r>
-            <w:r>
-              <w:rPr>
-                <w:rFonts w:eastAsia="Georgia" w:cs="Georgia"/>
-              </w:rPr>
-              <w:t xml:space="preserve"> – Delivering Software with Quality (2024)</w:t>
-            </w:r>
-          </w:p>
-          <w:p>
-            <w:pPr>
-              <w:numPr>
-                <w:ilvl w:val="0"/>
-                <w:numId w:val="33"/>
-              </w:numPr>
-              <w:spacing w:after="120" w:line="240" w:lineRule="atLeast"/>
-            </w:pPr>
-            <w:r>
-              <w:rPr>
-                <w:b/>
-              </w:rPr>
-              <w:t>Exceptional Achievement</w:t>
-            </w:r>
-            <w:r>
-              <w:rPr>
-                <w:rFonts w:eastAsia="Georgia" w:cs="Georgia"/>
-              </w:rPr>
-              <w:t xml:space="preserve"> – Thanks for your Contribution and Mentorship (2025)</w:t>
-            </w:r>
-          </w:p>
-          <w:p>
-            <w:pPr>
-              <w:numPr>
-                <w:ilvl w:val="0"/>
-                <w:numId w:val="33"/>
-              </w:numPr>
-              <w:spacing w:after="120" w:line="240" w:lineRule="atLeast"/>
-            </w:pPr>
-            <w:r>
-              <w:rPr>
-                <w:b/>
-              </w:rPr>
-              <w:t>Strategic Impact</w:t>
-            </w:r>
-            <w:r>
-              <w:rPr>
-                <w:rFonts w:eastAsia="Georgia" w:cs="Georgia"/>
-              </w:rPr>
-              <w:t xml:space="preserve"> – Successful NDAC DC Migration (2025)</w:t>
-            </w:r>
-          </w:p>
-          <w:p>
-            <w:pPr>
-              <w:numPr>
-                <w:ilvl w:val="0"/>
-                <w:numId w:val="33"/>
-              </w:numPr>
-              <w:spacing w:after="120" w:line="240" w:lineRule="atLeast"/>
-            </w:pPr>
-            <w:r>
-              <w:rPr>
-                <w:b/>
-              </w:rPr>
-              <w:t>Collaborative Excellence</w:t>
-            </w:r>
-            <w:r>
-              <w:rPr>
-                <w:rFonts w:eastAsia="Georgia" w:cs="Georgia"/>
-              </w:rPr>
-              <w:t xml:space="preserve"> – Excellence in Collaboration for MX Grid (2025)</w:t>
-            </w:r>
-          </w:p>
-          <w:p>
-            <w:pPr>
-              <w:numPr>
-                <w:ilvl w:val="0"/>
-                <w:numId w:val="33"/>
-              </w:numPr>
-              <w:spacing w:after="120" w:line="240" w:lineRule="atLeast"/>
-            </w:pPr>
-            <w:r>
-              <w:rPr>
-                <w:b/>
-              </w:rPr>
-              <w:t>Security Leadership</w:t>
-            </w:r>
-            <w:r>
-              <w:rPr>
-                <w:rFonts w:eastAsia="Georgia" w:cs="Georgia"/>
-              </w:rPr>
-              <w:t xml:space="preserve"> – Security Supporter for SRE Systems (2023)</w:t>
-            </w:r>
-          </w:p>
-          <w:p>
-            <w:pPr>
-              <w:numPr>
-                <w:ilvl w:val="0"/>
-                <w:numId w:val="33"/>
-              </w:numPr>
-              <w:spacing w:after="120" w:line="240" w:lineRule="atLeast"/>
-            </w:pPr>
-            <w:r>
-              <w:rPr>
-                <w:b/>
-              </w:rPr>
-              <w:t>Operational Excellence</w:t>
-            </w:r>
-            <w:r>
-              <w:rPr>
-                <w:rFonts w:eastAsia="Georgia" w:cs="Georgia"/>
-              </w:rPr>
-              <w:t xml:space="preserve"> – Exceptional Work for China Setup Data Centre (2023)</w:t>
-            </w:r>
-          </w:p>
-          <w:p>
-            <w:pPr>
-              <w:numPr>
-                <w:ilvl w:val="0"/>
-                <w:numId w:val="33"/>
-              </w:numPr>
-              <w:spacing w:after="120" w:line="240" w:lineRule="atLeast"/>
-            </w:pPr>
-            <w:r>
-              <w:rPr>
-                <w:b/>
-              </w:rPr>
-              <w:t>Logica Diamond Award</w:t>
-            </w:r>
-            <w:r>
-              <w:rPr>
-                <w:rFonts w:eastAsia="Georgia" w:cs="Georgia"/>
-              </w:rPr>
-              <w:t xml:space="preserve"> – (2010)</w:t>
-            </w:r>
-          </w:p>
-          <w:p>
-            <w:pPr>
-              <w:numPr>
-                <w:ilvl w:val="0"/>
-                <w:numId w:val="33"/>
-              </w:numPr>
-              <w:spacing w:after="120" w:line="240" w:lineRule="atLeast"/>
-            </w:pPr>
-            <w:r>
-              <w:rPr>
-                <w:b/>
-              </w:rPr>
-              <w:t>Recognition</w:t>
-            </w:r>
-            <w:r>
-              <w:rPr>
-                <w:rFonts w:eastAsia="Georgia" w:cs="Georgia"/>
-              </w:rPr>
-              <w:t xml:space="preserve"> – Exceptional Work Setting Up Data Centre in 2 Months</w:t>
-            </w:r>
           </w:p>
         </w:tc>
       </w:tr>
@@ -1492,7 +2120,7 @@
         <v:path o:extrusionok="f" gradientshapeok="t" o:connecttype="rect"/>
         <o:lock v:ext="edit" aspectratio="t"/>
       </v:shapetype>
-      <v:shape id="_x0000_i1025" type="#_x0000_t75" style="width:10.8pt;height:10.8pt;flip:x;visibility:visible;mso-wrap-style:square" o:bullet="t">
+      <v:shape id="_x0000_i1025" type="#_x0000_t75" style="width:10.2pt;height:10.2pt;flip:x;visibility:visible;mso-wrap-style:square" o:bullet="t">
         <v:imagedata r:id="rId1" o:title=""/>
       </v:shape>
     </w:pict>
@@ -1513,7 +2141,7 @@
   </w:numPicBullet>
   <w:numPicBullet w:numPicBulletId="3">
     <w:pict>
-      <v:shape id="_x0000_i1028" type="#_x0000_t75" alt="Brain in head outline" style="width:7.8pt;height:9pt;visibility:visible" o:gfxdata="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" o:bullet="t">
+      <v:shape id="_x0000_i1028" type="#_x0000_t75" alt="Brain in head outline" style="width:7.2pt;height:9pt;visibility:visible" o:gfxdata="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" o:bullet="t">
         <v:imagedata r:id="rId4" o:title="" cropleft="-4283f" cropright="-2998f"/>
       </v:shape>
     </w:pict>
@@ -1562,21 +2190,21 @@
   </w:numPicBullet>
   <w:numPicBullet w:numPicBulletId="10">
     <w:pict>
-      <v:shape id="_x0000_i1035" type="#_x0000_t75" alt="Diploma outline" style="width:7.8pt;height:7.2pt;visibility:visible" o:gfxdata="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" o:bullet="t">
+      <v:shape id="_x0000_i1035" type="#_x0000_t75" alt="Diploma outline" style="width:7.2pt;height:7.2pt;visibility:visible" o:gfxdata="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" o:bullet="t">
         <v:imagedata r:id="rId11" o:title="" croptop="-4891f" cropbottom="-4401f"/>
       </v:shape>
     </w:pict>
   </w:numPicBullet>
   <w:numPicBullet w:numPicBulletId="11">
     <w:pict>
-      <v:shape id="_x0000_i1036" type="#_x0000_t75" alt="Diploma outline" style="width:7.8pt;height:7.2pt;visibility:visible" o:gfxdata="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" o:bullet="t">
+      <v:shape id="_x0000_i1036" type="#_x0000_t75" alt="Diploma outline" style="width:7.2pt;height:7.2pt;visibility:visible" o:gfxdata="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" o:bullet="t">
         <v:imagedata r:id="rId12" o:title="" croptop="-4891f" cropbottom="-4401f"/>
       </v:shape>
     </w:pict>
   </w:numPicBullet>
   <w:numPicBullet w:numPicBulletId="12">
     <w:pict>
-      <v:shape id="_x0000_i1037" type="#_x0000_t75" alt="Diploma with solid fill" style="width:9pt;height:7.8pt;visibility:visible" o:gfxdata="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" o:bullet="t">
+      <v:shape id="_x0000_i1037" type="#_x0000_t75" alt="Diploma with solid fill" style="width:9pt;height:7.2pt;visibility:visible" o:gfxdata="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" o:bullet="t">
         <v:imagedata r:id="rId13" o:title="" croptop="-4283f" cropbottom="-2998f"/>
       </v:shape>
     </w:pict>
@@ -1613,9 +2241,9 @@
       <w:lvlJc w:val="left"/>
       <w:pPr>
         <w:tabs>
-          <w:tab w:val="num" w:pos="1080"/>
-        </w:tabs>
-        <w:ind w:left="720" w:hanging="360"/>
+          <w:tab w:val="num" w:pos="720"/>
+        </w:tabs>
+        <w:ind w:left="360" w:hanging="360"/>
       </w:pPr>
       <w:rPr>
         <w:rFonts w:ascii="Symbol" w:hAnsi="Symbol" w:hint="default"/>
@@ -1804,6 +2432,155 @@
     </w:lvl>
   </w:abstractNum>
   <w:abstractNum w:abstractNumId="2" w15:restartNumberingAfterBreak="0">
+    <w:nsid w:val="0C6A73BA"/>
+    <w:multiLevelType w:val="multilevel"/>
+    <w:tmpl w:val="D00294BA"/>
+    <w:lvl w:ilvl="0">
+      <w:start w:val="1"/>
+      <w:numFmt w:val="bullet"/>
+      <w:lvlText w:val=""/>
+      <w:lvlJc w:val="left"/>
+      <w:pPr>
+        <w:tabs>
+          <w:tab w:val="num" w:pos="360"/>
+        </w:tabs>
+        <w:ind w:left="360" w:hanging="360"/>
+      </w:pPr>
+      <w:rPr>
+        <w:rFonts w:ascii="Symbol" w:hAnsi="Symbol" w:hint="default"/>
+        <w:sz w:val="20"/>
+      </w:rPr>
+    </w:lvl>
+    <w:lvl w:ilvl="1" w:tentative="1">
+      <w:start w:val="1"/>
+      <w:numFmt w:val="bullet"/>
+      <w:lvlText w:val="o"/>
+      <w:lvlJc w:val="left"/>
+      <w:pPr>
+        <w:tabs>
+          <w:tab w:val="num" w:pos="1080"/>
+        </w:tabs>
+        <w:ind w:left="1080" w:hanging="360"/>
+      </w:pPr>
+      <w:rPr>
+        <w:rFonts w:ascii="Courier New" w:hAnsi="Courier New" w:hint="default"/>
+        <w:sz w:val="20"/>
+      </w:rPr>
+    </w:lvl>
+    <w:lvl w:ilvl="2" w:tentative="1">
+      <w:start w:val="1"/>
+      <w:numFmt w:val="bullet"/>
+      <w:lvlText w:val=""/>
+      <w:lvlJc w:val="left"/>
+      <w:pPr>
+        <w:tabs>
+          <w:tab w:val="num" w:pos="1800"/>
+        </w:tabs>
+        <w:ind w:left="1800" w:hanging="360"/>
+      </w:pPr>
+      <w:rPr>
+        <w:rFonts w:ascii="Wingdings" w:hAnsi="Wingdings" w:hint="default"/>
+        <w:sz w:val="20"/>
+      </w:rPr>
+    </w:lvl>
+    <w:lvl w:ilvl="3" w:tentative="1">
+      <w:start w:val="1"/>
+      <w:numFmt w:val="bullet"/>
+      <w:lvlText w:val=""/>
+      <w:lvlJc w:val="left"/>
+      <w:pPr>
+        <w:tabs>
+          <w:tab w:val="num" w:pos="2520"/>
+        </w:tabs>
+        <w:ind w:left="2520" w:hanging="360"/>
+      </w:pPr>
+      <w:rPr>
+        <w:rFonts w:ascii="Wingdings" w:hAnsi="Wingdings" w:hint="default"/>
+        <w:sz w:val="20"/>
+      </w:rPr>
+    </w:lvl>
+    <w:lvl w:ilvl="4" w:tentative="1">
+      <w:start w:val="1"/>
+      <w:numFmt w:val="bullet"/>
+      <w:lvlText w:val=""/>
+      <w:lvlJc w:val="left"/>
+      <w:pPr>
+        <w:tabs>
+          <w:tab w:val="num" w:pos="3240"/>
+        </w:tabs>
+        <w:ind w:left="3240" w:hanging="360"/>
+      </w:pPr>
+      <w:rPr>
+        <w:rFonts w:ascii="Wingdings" w:hAnsi="Wingdings" w:hint="default"/>
+        <w:sz w:val="20"/>
+      </w:rPr>
+    </w:lvl>
+    <w:lvl w:ilvl="5" w:tentative="1">
+      <w:start w:val="1"/>
+      <w:numFmt w:val="bullet"/>
+      <w:lvlText w:val=""/>
+      <w:lvlJc w:val="left"/>
+      <w:pPr>
+        <w:tabs>
+          <w:tab w:val="num" w:pos="3960"/>
+        </w:tabs>
+        <w:ind w:left="3960" w:hanging="360"/>
+      </w:pPr>
+      <w:rPr>
+        <w:rFonts w:ascii="Wingdings" w:hAnsi="Wingdings" w:hint="default"/>
+        <w:sz w:val="20"/>
+      </w:rPr>
+    </w:lvl>
+    <w:lvl w:ilvl="6" w:tentative="1">
+      <w:start w:val="1"/>
+      <w:numFmt w:val="bullet"/>
+      <w:lvlText w:val=""/>
+      <w:lvlJc w:val="left"/>
+      <w:pPr>
+        <w:tabs>
+          <w:tab w:val="num" w:pos="4680"/>
+        </w:tabs>
+        <w:ind w:left="4680" w:hanging="360"/>
+      </w:pPr>
+      <w:rPr>
+        <w:rFonts w:ascii="Wingdings" w:hAnsi="Wingdings" w:hint="default"/>
+        <w:sz w:val="20"/>
+      </w:rPr>
+    </w:lvl>
+    <w:lvl w:ilvl="7" w:tentative="1">
+      <w:start w:val="1"/>
+      <w:numFmt w:val="bullet"/>
+      <w:lvlText w:val=""/>
+      <w:lvlJc w:val="left"/>
+      <w:pPr>
+        <w:tabs>
+          <w:tab w:val="num" w:pos="5400"/>
+        </w:tabs>
+        <w:ind w:left="5400" w:hanging="360"/>
+      </w:pPr>
+      <w:rPr>
+        <w:rFonts w:ascii="Wingdings" w:hAnsi="Wingdings" w:hint="default"/>
+        <w:sz w:val="20"/>
+      </w:rPr>
+    </w:lvl>
+    <w:lvl w:ilvl="8" w:tentative="1">
+      <w:start w:val="1"/>
+      <w:numFmt w:val="bullet"/>
+      <w:lvlText w:val=""/>
+      <w:lvlJc w:val="left"/>
+      <w:pPr>
+        <w:tabs>
+          <w:tab w:val="num" w:pos="6120"/>
+        </w:tabs>
+        <w:ind w:left="6120" w:hanging="360"/>
+      </w:pPr>
+      <w:rPr>
+        <w:rFonts w:ascii="Wingdings" w:hAnsi="Wingdings" w:hint="default"/>
+        <w:sz w:val="20"/>
+      </w:rPr>
+    </w:lvl>
+  </w:abstractNum>
+  <w:abstractNum w:abstractNumId="3" w15:restartNumberingAfterBreak="0">
     <w:nsid w:val="0E7E3CA8"/>
     <w:multiLevelType w:val="hybridMultilevel"/>
     <w:tmpl w:val="8084C394"/>
@@ -1863,7 +2640,7 @@
       <w:lvlJc w:val="left"/>
     </w:lvl>
   </w:abstractNum>
-  <w:abstractNum w:abstractNumId="3" w15:restartNumberingAfterBreak="0">
+  <w:abstractNum w:abstractNumId="4" w15:restartNumberingAfterBreak="0">
     <w:nsid w:val="0EFA45E1"/>
     <w:multiLevelType w:val="hybridMultilevel"/>
     <w:tmpl w:val="04DCD982"/>
@@ -1976,7 +2753,7 @@
       </w:rPr>
     </w:lvl>
   </w:abstractNum>
-  <w:abstractNum w:abstractNumId="4" w15:restartNumberingAfterBreak="0">
+  <w:abstractNum w:abstractNumId="5" w15:restartNumberingAfterBreak="0">
     <w:nsid w:val="1003082F"/>
     <w:multiLevelType w:val="multilevel"/>
     <w:tmpl w:val="3452A1EE"/>
@@ -2089,7 +2866,7 @@
       </w:pPr>
     </w:lvl>
   </w:abstractNum>
-  <w:abstractNum w:abstractNumId="5" w15:restartNumberingAfterBreak="0">
+  <w:abstractNum w:abstractNumId="6" w15:restartNumberingAfterBreak="0">
     <w:nsid w:val="15D07995"/>
     <w:multiLevelType w:val="hybridMultilevel"/>
     <w:tmpl w:val="14CC5450"/>
@@ -2230,7 +3007,7 @@
       </w:rPr>
     </w:lvl>
   </w:abstractNum>
-  <w:abstractNum w:abstractNumId="6" w15:restartNumberingAfterBreak="0">
+  <w:abstractNum w:abstractNumId="7" w15:restartNumberingAfterBreak="0">
     <w:nsid w:val="175E21ED"/>
     <w:multiLevelType w:val="hybridMultilevel"/>
     <w:tmpl w:val="4E4C416E"/>
@@ -2371,7 +3148,7 @@
       </w:rPr>
     </w:lvl>
   </w:abstractNum>
-  <w:abstractNum w:abstractNumId="7" w15:restartNumberingAfterBreak="0">
+  <w:abstractNum w:abstractNumId="8" w15:restartNumberingAfterBreak="0">
     <w:nsid w:val="19F21701"/>
     <w:multiLevelType w:val="hybridMultilevel"/>
     <w:tmpl w:val="64C8CB54"/>
@@ -2382,9 +3159,9 @@
       <w:lvlJc w:val="left"/>
       <w:pPr>
         <w:tabs>
-          <w:tab w:val="num" w:pos="1080"/>
-        </w:tabs>
-        <w:ind w:left="720" w:hanging="360"/>
+          <w:tab w:val="num" w:pos="720"/>
+        </w:tabs>
+        <w:ind w:left="360" w:hanging="360"/>
       </w:pPr>
       <w:rPr>
         <w:rFonts w:ascii="Symbol" w:hAnsi="Symbol" w:hint="default"/>
@@ -2431,7 +3208,7 @@
       <w:lvlJc w:val="left"/>
     </w:lvl>
   </w:abstractNum>
-  <w:abstractNum w:abstractNumId="8" w15:restartNumberingAfterBreak="0">
+  <w:abstractNum w:abstractNumId="9" w15:restartNumberingAfterBreak="0">
     <w:nsid w:val="1AB6011D"/>
     <w:multiLevelType w:val="hybridMultilevel"/>
     <w:tmpl w:val="BFFCA0C0"/>
@@ -2442,9 +3219,9 @@
       <w:lvlJc w:val="left"/>
       <w:pPr>
         <w:tabs>
-          <w:tab w:val="num" w:pos="1080"/>
-        </w:tabs>
-        <w:ind w:left="720" w:hanging="360"/>
+          <w:tab w:val="num" w:pos="720"/>
+        </w:tabs>
+        <w:ind w:left="360" w:hanging="360"/>
       </w:pPr>
       <w:rPr>
         <w:rFonts w:ascii="Symbol" w:hAnsi="Symbol" w:hint="default"/>
@@ -2491,7 +3268,7 @@
       <w:lvlJc w:val="left"/>
     </w:lvl>
   </w:abstractNum>
-  <w:abstractNum w:abstractNumId="9" w15:restartNumberingAfterBreak="0">
+  <w:abstractNum w:abstractNumId="10" w15:restartNumberingAfterBreak="0">
     <w:nsid w:val="27B61ADC"/>
     <w:multiLevelType w:val="hybridMultilevel"/>
     <w:tmpl w:val="05F4B5FE"/>
@@ -2634,7 +3411,7 @@
       </w:rPr>
     </w:lvl>
   </w:abstractNum>
-  <w:abstractNum w:abstractNumId="10" w15:restartNumberingAfterBreak="0">
+  <w:abstractNum w:abstractNumId="11" w15:restartNumberingAfterBreak="0">
     <w:nsid w:val="27F63D4D"/>
     <w:multiLevelType w:val="multilevel"/>
     <w:tmpl w:val="0C428118"/>
@@ -2783,7 +3560,7 @@
       </w:rPr>
     </w:lvl>
   </w:abstractNum>
-  <w:abstractNum w:abstractNumId="11" w15:restartNumberingAfterBreak="0">
+  <w:abstractNum w:abstractNumId="12" w15:restartNumberingAfterBreak="0">
     <w:nsid w:val="2B93673A"/>
     <w:multiLevelType w:val="hybridMultilevel"/>
     <w:tmpl w:val="CFFEF642"/>
@@ -2899,7 +3676,7 @@
       </w:rPr>
     </w:lvl>
   </w:abstractNum>
-  <w:abstractNum w:abstractNumId="12" w15:restartNumberingAfterBreak="0">
+  <w:abstractNum w:abstractNumId="13" w15:restartNumberingAfterBreak="0">
     <w:nsid w:val="34945116"/>
     <w:multiLevelType w:val="hybridMultilevel"/>
     <w:tmpl w:val="208AA46C"/>
@@ -3013,7 +3790,7 @@
       </w:rPr>
     </w:lvl>
   </w:abstractNum>
-  <w:abstractNum w:abstractNumId="13" w15:restartNumberingAfterBreak="0">
+  <w:abstractNum w:abstractNumId="14" w15:restartNumberingAfterBreak="0">
     <w:nsid w:val="39803100"/>
     <w:multiLevelType w:val="hybridMultilevel"/>
     <w:tmpl w:val="FE7EBB0E"/>
@@ -3024,9 +3801,9 @@
       <w:lvlJc w:val="left"/>
       <w:pPr>
         <w:tabs>
-          <w:tab w:val="num" w:pos="1080"/>
-        </w:tabs>
-        <w:ind w:left="720" w:hanging="360"/>
+          <w:tab w:val="num" w:pos="720"/>
+        </w:tabs>
+        <w:ind w:left="360" w:hanging="360"/>
       </w:pPr>
       <w:rPr>
         <w:rFonts w:ascii="Symbol" w:hAnsi="Symbol" w:hint="default"/>
@@ -3073,7 +3850,7 @@
       <w:lvlJc w:val="left"/>
     </w:lvl>
   </w:abstractNum>
-  <w:abstractNum w:abstractNumId="14" w15:restartNumberingAfterBreak="0">
+  <w:abstractNum w:abstractNumId="15" w15:restartNumberingAfterBreak="0">
     <w:nsid w:val="3C733AC2"/>
     <w:multiLevelType w:val="hybridMultilevel"/>
     <w:tmpl w:val="C16E0C3C"/>
@@ -3214,7 +3991,7 @@
       </w:rPr>
     </w:lvl>
   </w:abstractNum>
-  <w:abstractNum w:abstractNumId="15" w15:restartNumberingAfterBreak="0">
+  <w:abstractNum w:abstractNumId="16" w15:restartNumberingAfterBreak="0">
     <w:nsid w:val="3ED82CA4"/>
     <w:multiLevelType w:val="hybridMultilevel"/>
     <w:tmpl w:val="1F9C1C78"/>
@@ -3355,7 +4132,7 @@
       </w:rPr>
     </w:lvl>
   </w:abstractNum>
-  <w:abstractNum w:abstractNumId="16" w15:restartNumberingAfterBreak="0">
+  <w:abstractNum w:abstractNumId="17" w15:restartNumberingAfterBreak="0">
     <w:nsid w:val="40DB5D16"/>
     <w:multiLevelType w:val="multilevel"/>
     <w:tmpl w:val="0088B92C"/>
@@ -3504,7 +4281,7 @@
       </w:rPr>
     </w:lvl>
   </w:abstractNum>
-  <w:abstractNum w:abstractNumId="17" w15:restartNumberingAfterBreak="0">
+  <w:abstractNum w:abstractNumId="18" w15:restartNumberingAfterBreak="0">
     <w:nsid w:val="49EB1182"/>
     <w:multiLevelType w:val="hybridMultilevel"/>
     <w:tmpl w:val="D1E60392"/>
@@ -3645,7 +4422,7 @@
       </w:rPr>
     </w:lvl>
   </w:abstractNum>
-  <w:abstractNum w:abstractNumId="18" w15:restartNumberingAfterBreak="0">
+  <w:abstractNum w:abstractNumId="19" w15:restartNumberingAfterBreak="0">
     <w:nsid w:val="4A457B92"/>
     <w:multiLevelType w:val="hybridMultilevel"/>
     <w:tmpl w:val="A168950C"/>
@@ -3786,7 +4563,7 @@
       </w:rPr>
     </w:lvl>
   </w:abstractNum>
-  <w:abstractNum w:abstractNumId="19" w15:restartNumberingAfterBreak="0">
+  <w:abstractNum w:abstractNumId="20" w15:restartNumberingAfterBreak="0">
     <w:nsid w:val="4A777BBD"/>
     <w:multiLevelType w:val="hybridMultilevel"/>
     <w:tmpl w:val="CE0AD142"/>
@@ -3797,9 +4574,9 @@
       <w:lvlJc w:val="left"/>
       <w:pPr>
         <w:tabs>
-          <w:tab w:val="num" w:pos="1080"/>
-        </w:tabs>
-        <w:ind w:left="720" w:hanging="360"/>
+          <w:tab w:val="num" w:pos="720"/>
+        </w:tabs>
+        <w:ind w:left="360" w:hanging="360"/>
       </w:pPr>
       <w:rPr>
         <w:rFonts w:ascii="Symbol" w:hAnsi="Symbol" w:hint="default"/>
@@ -3846,7 +4623,7 @@
       <w:lvlJc w:val="left"/>
     </w:lvl>
   </w:abstractNum>
-  <w:abstractNum w:abstractNumId="20" w15:restartNumberingAfterBreak="0">
+  <w:abstractNum w:abstractNumId="21" w15:restartNumberingAfterBreak="0">
     <w:nsid w:val="4F9A1007"/>
     <w:multiLevelType w:val="hybridMultilevel"/>
     <w:tmpl w:val="F9CEDFDE"/>
@@ -3857,9 +4634,9 @@
       <w:lvlJc w:val="left"/>
       <w:pPr>
         <w:tabs>
-          <w:tab w:val="num" w:pos="1080"/>
-        </w:tabs>
-        <w:ind w:left="720" w:hanging="360"/>
+          <w:tab w:val="num" w:pos="720"/>
+        </w:tabs>
+        <w:ind w:left="360" w:hanging="360"/>
       </w:pPr>
       <w:rPr>
         <w:rFonts w:ascii="Symbol" w:hAnsi="Symbol" w:hint="default"/>
@@ -3906,7 +4683,7 @@
       <w:lvlJc w:val="left"/>
     </w:lvl>
   </w:abstractNum>
-  <w:abstractNum w:abstractNumId="21" w15:restartNumberingAfterBreak="0">
+  <w:abstractNum w:abstractNumId="22" w15:restartNumberingAfterBreak="0">
     <w:nsid w:val="53A05A0E"/>
     <w:multiLevelType w:val="hybridMultilevel"/>
     <w:tmpl w:val="0ECC2940"/>
@@ -3966,7 +4743,7 @@
       <w:lvlJc w:val="left"/>
     </w:lvl>
   </w:abstractNum>
-  <w:abstractNum w:abstractNumId="22" w15:restartNumberingAfterBreak="0">
+  <w:abstractNum w:abstractNumId="23" w15:restartNumberingAfterBreak="0">
     <w:nsid w:val="585C7A53"/>
     <w:multiLevelType w:val="multilevel"/>
     <w:tmpl w:val="31A4E358"/>
@@ -4115,7 +4892,7 @@
       </w:rPr>
     </w:lvl>
   </w:abstractNum>
-  <w:abstractNum w:abstractNumId="23" w15:restartNumberingAfterBreak="0">
+  <w:abstractNum w:abstractNumId="24" w15:restartNumberingAfterBreak="0">
     <w:nsid w:val="5B3B316D"/>
     <w:multiLevelType w:val="multilevel"/>
     <w:tmpl w:val="A5903022"/>
@@ -4264,7 +5041,7 @@
       </w:rPr>
     </w:lvl>
   </w:abstractNum>
-  <w:abstractNum w:abstractNumId="24" w15:restartNumberingAfterBreak="0">
+  <w:abstractNum w:abstractNumId="25" w15:restartNumberingAfterBreak="0">
     <w:nsid w:val="5C0A264B"/>
     <w:multiLevelType w:val="hybridMultilevel"/>
     <w:tmpl w:val="92DEDD30"/>
@@ -4405,7 +5182,7 @@
       </w:rPr>
     </w:lvl>
   </w:abstractNum>
-  <w:abstractNum w:abstractNumId="25" w15:restartNumberingAfterBreak="0">
+  <w:abstractNum w:abstractNumId="26" w15:restartNumberingAfterBreak="0">
     <w:nsid w:val="623544C6"/>
     <w:multiLevelType w:val="hybridMultilevel"/>
     <w:tmpl w:val="558E8AB6"/>
@@ -4416,9 +5193,9 @@
       <w:lvlJc w:val="left"/>
       <w:pPr>
         <w:tabs>
-          <w:tab w:val="num" w:pos="1080"/>
-        </w:tabs>
-        <w:ind w:left="720" w:hanging="360"/>
+          <w:tab w:val="num" w:pos="720"/>
+        </w:tabs>
+        <w:ind w:left="360" w:hanging="360"/>
       </w:pPr>
       <w:rPr>
         <w:rFonts w:ascii="Symbol" w:hAnsi="Symbol" w:hint="default"/>
@@ -4465,7 +5242,7 @@
       <w:lvlJc w:val="left"/>
     </w:lvl>
   </w:abstractNum>
-  <w:abstractNum w:abstractNumId="26" w15:restartNumberingAfterBreak="0">
+  <w:abstractNum w:abstractNumId="27" w15:restartNumberingAfterBreak="0">
     <w:nsid w:val="65455ACB"/>
     <w:multiLevelType w:val="hybridMultilevel"/>
     <w:tmpl w:val="DF7666EE"/>
@@ -4606,7 +5383,7 @@
       </w:rPr>
     </w:lvl>
   </w:abstractNum>
-  <w:abstractNum w:abstractNumId="27" w15:restartNumberingAfterBreak="0">
+  <w:abstractNum w:abstractNumId="28" w15:restartNumberingAfterBreak="0">
     <w:nsid w:val="678825AB"/>
     <w:multiLevelType w:val="hybridMultilevel"/>
     <w:tmpl w:val="8FD0CAB2"/>
@@ -4617,9 +5394,9 @@
       <w:lvlJc w:val="left"/>
       <w:pPr>
         <w:tabs>
-          <w:tab w:val="num" w:pos="1080"/>
-        </w:tabs>
-        <w:ind w:left="720" w:hanging="360"/>
+          <w:tab w:val="num" w:pos="720"/>
+        </w:tabs>
+        <w:ind w:left="360" w:hanging="360"/>
       </w:pPr>
       <w:rPr>
         <w:rFonts w:ascii="Symbol" w:hAnsi="Symbol" w:hint="default"/>
@@ -4666,7 +5443,7 @@
       <w:lvlJc w:val="left"/>
     </w:lvl>
   </w:abstractNum>
-  <w:abstractNum w:abstractNumId="28" w15:restartNumberingAfterBreak="0">
+  <w:abstractNum w:abstractNumId="29" w15:restartNumberingAfterBreak="0">
     <w:nsid w:val="6D732627"/>
     <w:multiLevelType w:val="hybridMultilevel"/>
     <w:tmpl w:val="B2EECC2E"/>
@@ -4807,7 +5584,7 @@
       </w:rPr>
     </w:lvl>
   </w:abstractNum>
-  <w:abstractNum w:abstractNumId="29" w15:restartNumberingAfterBreak="0">
+  <w:abstractNum w:abstractNumId="30" w15:restartNumberingAfterBreak="0">
     <w:nsid w:val="6DC1536A"/>
     <w:multiLevelType w:val="hybridMultilevel"/>
     <w:tmpl w:val="7C0C4102"/>
@@ -4948,7 +5725,7 @@
       </w:rPr>
     </w:lvl>
   </w:abstractNum>
-  <w:abstractNum w:abstractNumId="30" w15:restartNumberingAfterBreak="0">
+  <w:abstractNum w:abstractNumId="31" w15:restartNumberingAfterBreak="0">
     <w:nsid w:val="7886771D"/>
     <w:multiLevelType w:val="hybridMultilevel"/>
     <w:tmpl w:val="DA7C47A2"/>
@@ -5089,7 +5866,7 @@
       </w:rPr>
     </w:lvl>
   </w:abstractNum>
-  <w:abstractNum w:abstractNumId="31" w15:restartNumberingAfterBreak="0">
+  <w:abstractNum w:abstractNumId="32" w15:restartNumberingAfterBreak="0">
     <w:nsid w:val="7B732D1B"/>
     <w:multiLevelType w:val="hybridMultilevel"/>
     <w:tmpl w:val="444CA8CE"/>
@@ -5230,7 +6007,7 @@
       </w:rPr>
     </w:lvl>
   </w:abstractNum>
-  <w:abstractNum w:abstractNumId="32" w15:restartNumberingAfterBreak="0">
+  <w:abstractNum w:abstractNumId="33" w15:restartNumberingAfterBreak="0">
     <w:nsid w:val="7D270F04"/>
     <w:multiLevelType w:val="hybridMultilevel"/>
     <w:tmpl w:val="83C49294"/>
@@ -5347,105 +6124,116 @@
     </w:lvl>
   </w:abstractNum>
   <w:num w:numId="1" w16cid:durableId="349258285">
-    <w:abstractNumId w:val="22"/>
+    <w:abstractNumId w:val="23"/>
   </w:num>
   <w:num w:numId="2" w16cid:durableId="79254524">
-    <w:abstractNumId w:val="23"/>
+    <w:abstractNumId w:val="24"/>
   </w:num>
   <w:num w:numId="3" w16cid:durableId="1591088190">
-    <w:abstractNumId w:val="16"/>
+    <w:abstractNumId w:val="17"/>
   </w:num>
   <w:num w:numId="4" w16cid:durableId="1541430085">
+    <w:abstractNumId w:val="5"/>
+  </w:num>
+  <w:num w:numId="5" w16cid:durableId="2034921810">
+    <w:abstractNumId w:val="13"/>
+  </w:num>
+  <w:num w:numId="6" w16cid:durableId="1919047579">
+    <w:abstractNumId w:val="6"/>
+  </w:num>
+  <w:num w:numId="7" w16cid:durableId="1597134430">
     <w:abstractNumId w:val="4"/>
   </w:num>
-  <w:num w:numId="5" w16cid:durableId="2034921810">
-    <w:abstractNumId w:val="12"/>
-  </w:num>
-  <w:num w:numId="6" w16cid:durableId="1919047579">
-    <w:abstractNumId w:val="5"/>
-  </w:num>
-  <w:num w:numId="7" w16cid:durableId="1597134430">
-    <w:abstractNumId w:val="3"/>
-  </w:num>
   <w:num w:numId="8" w16cid:durableId="669721994">
-    <w:abstractNumId w:val="28"/>
+    <w:abstractNumId w:val="29"/>
   </w:num>
   <w:num w:numId="9" w16cid:durableId="1768648721">
-    <w:abstractNumId w:val="15"/>
+    <w:abstractNumId w:val="16"/>
   </w:num>
   <w:num w:numId="10" w16cid:durableId="74017209">
     <w:abstractNumId w:val="1"/>
   </w:num>
   <w:num w:numId="11" w16cid:durableId="199319845">
-    <w:abstractNumId w:val="9"/>
+    <w:abstractNumId w:val="10"/>
   </w:num>
   <w:num w:numId="12" w16cid:durableId="1316034615">
-    <w:abstractNumId w:val="14"/>
+    <w:abstractNumId w:val="15"/>
   </w:num>
   <w:num w:numId="13" w16cid:durableId="1663925290">
+    <w:abstractNumId w:val="12"/>
+  </w:num>
+  <w:num w:numId="14" w16cid:durableId="1829905210">
+    <w:abstractNumId w:val="18"/>
+  </w:num>
+  <w:num w:numId="15" w16cid:durableId="1487624087">
+    <w:abstractNumId w:val="31"/>
+  </w:num>
+  <w:num w:numId="16" w16cid:durableId="1754281068">
+    <w:abstractNumId w:val="19"/>
+  </w:num>
+  <w:num w:numId="17" w16cid:durableId="321475115">
+    <w:abstractNumId w:val="32"/>
+  </w:num>
+  <w:num w:numId="18" w16cid:durableId="932518972">
+    <w:abstractNumId w:val="25"/>
+  </w:num>
+  <w:num w:numId="19" w16cid:durableId="517623629">
+    <w:abstractNumId w:val="7"/>
+  </w:num>
+  <w:num w:numId="20" w16cid:durableId="41247161">
+    <w:abstractNumId w:val="30"/>
+  </w:num>
+  <w:num w:numId="21" w16cid:durableId="1269895188">
+    <w:abstractNumId w:val="27"/>
+  </w:num>
+  <w:num w:numId="22" w16cid:durableId="1636715050">
+    <w:abstractNumId w:val="33"/>
+  </w:num>
+  <w:num w:numId="23" w16cid:durableId="2097242637">
     <w:abstractNumId w:val="11"/>
   </w:num>
-  <w:num w:numId="14" w16cid:durableId="1829905210">
-    <w:abstractNumId w:val="17"/>
+  <w:num w:numId="24" w16cid:durableId="1590626368">
+    <w:abstractNumId w:val="8"/>
   </w:num>
-  <w:num w:numId="15" w16cid:durableId="1487624087">
-    <w:abstractNumId w:val="30"/>
-  </w:num>
-  <w:num w:numId="16" w16cid:durableId="1754281068">
-    <w:abstractNumId w:val="18"/>
-  </w:num>
-  <w:num w:numId="17" w16cid:durableId="321475115">
-    <w:abstractNumId w:val="31"/>
-  </w:num>
-  <w:num w:numId="18" w16cid:durableId="932518972">
-    <w:abstractNumId w:val="24"/>
-  </w:num>
-  <w:num w:numId="19" w16cid:durableId="517623629">
-    <w:abstractNumId w:val="6"/>
-  </w:num>
-  <w:num w:numId="20" w16cid:durableId="41247161">
-    <w:abstractNumId w:val="29"/>
-  </w:num>
-  <w:num w:numId="21" w16cid:durableId="1269895188">
+  <w:num w:numId="25" w16cid:durableId="1673138081">
     <w:abstractNumId w:val="26"/>
   </w:num>
-  <w:num w:numId="22" w16cid:durableId="1636715050">
-    <w:abstractNumId w:val="32"/>
-  </w:num>
-  <w:num w:numId="23" w16cid:durableId="2097242637">
-    <w:abstractNumId w:val="10"/>
-  </w:num>
-  <w:num w:numId="24" w16cid:durableId="1590626368">
-    <w:abstractNumId w:val="7"/>
-  </w:num>
-  <w:num w:numId="25" w16cid:durableId="1673138081">
-    <w:abstractNumId w:val="25"/>
-  </w:num>
   <w:num w:numId="26" w16cid:durableId="2055542670">
-    <w:abstractNumId w:val="20"/>
+    <w:abstractNumId w:val="21"/>
   </w:num>
   <w:num w:numId="27" w16cid:durableId="1380326448">
-    <w:abstractNumId w:val="19"/>
+    <w:abstractNumId w:val="20"/>
   </w:num>
   <w:num w:numId="28" w16cid:durableId="755977247">
     <w:abstractNumId w:val="0"/>
   </w:num>
   <w:num w:numId="29" w16cid:durableId="810244178">
-    <w:abstractNumId w:val="27"/>
+    <w:abstractNumId w:val="28"/>
   </w:num>
   <w:num w:numId="30" w16cid:durableId="511723976">
-    <w:abstractNumId w:val="8"/>
+    <w:abstractNumId w:val="9"/>
   </w:num>
   <w:num w:numId="31" w16cid:durableId="913856262">
-    <w:abstractNumId w:val="13"/>
+    <w:abstractNumId w:val="14"/>
   </w:num>
   <w:num w:numId="32" w16cid:durableId="205918150">
+    <w:abstractNumId w:val="3"/>
+  </w:num>
+  <w:num w:numId="33" w16cid:durableId="2063629694">
+    <w:abstractNumId w:val="22"/>
+  </w:num>
+  <w:num w:numId="34" w16cid:durableId="280652836">
     <w:abstractNumId w:val="2"/>
   </w:num>
-  <w:num w:numId="33" w16cid:durableId="2063629694">
-    <w:abstractNumId w:val="21"/>
-  </w:num>
 </w:numbering>
+</file>
+
+<file path=word/people.xml><?xml version="1.0" encoding="utf-8"?>
+<w15:people xmlns:wpc="http://schemas.microsoft.com/office/word/2010/wordprocessingCanvas" xmlns:cx="http://schemas.microsoft.com/office/drawing/2014/chartex" xmlns:cx1="http://schemas.microsoft.com/office/drawing/2015/9/8/chartex" xmlns:cx2="http://schemas.microsoft.com/office/drawing/2015/10/21/chartex" xmlns:cx3="http://schemas.microsoft.com/office/drawing/2016/5/9/chartex" xmlns:cx4="http://schemas.microsoft.com/office/drawing/2016/5/10/chartex" xmlns:cx5="http://schemas.microsoft.com/office/drawing/2016/5/11/chartex" xmlns:cx6="http://schemas.microsoft.com/office/drawing/2016/5/12/chartex" xmlns:cx7="http://schemas.microsoft.com/office/drawing/2016/5/13/chartex" xmlns:cx8="http://schemas.microsoft.com/office/drawing/2016/5/14/chartex" xmlns:mc="http://schemas.openxmlformats.org/markup-compatibility/2006" xmlns:aink="http://schemas.microsoft.com/office/drawing/2016/ink" xmlns:am3d="http://schemas.microsoft.com/office/drawing/2017/model3d" xmlns:o="urn:schemas-microsoft-com:office:office" xmlns:oel="http://schemas.microsoft.com/office/2019/extlst" xmlns:r="http://schemas.openxmlformats.org/officeDocument/2006/relationships" xmlns:m="http://schemas.openxmlformats.org/officeDocument/2006/math" xmlns:v="urn:schemas-microsoft-com:vml" xmlns:wp14="http://schemas.microsoft.com/office/word/2010/wordprocessingDrawing" xmlns:wp="http://schemas.openxmlformats.org/drawingml/2006/wordprocessingDrawing" xmlns:w10="urn:schemas-microsoft-com:office:word" xmlns:w="http://schemas.openxmlformats.org/wordprocessingml/2006/main" xmlns:w14="http://schemas.microsoft.com/office/word/2010/wordml" xmlns:w15="http://schemas.microsoft.com/office/word/2012/wordml" xmlns:w16cex="http://schemas.microsoft.com/office/word/2018/wordml/cex" xmlns:w16cid="http://schemas.microsoft.com/office/word/2016/wordml/cid" xmlns:w16="http://schemas.microsoft.com/office/word/2018/wordml" xmlns:w16du="http://schemas.microsoft.com/office/word/2023/wordml/word16du" xmlns:w16sdtdh="http://schemas.microsoft.com/office/word/2020/wordml/sdtdatahash" xmlns:w16sdtfl="http://schemas.microsoft.com/office/word/2024/wordml/sdtformatlock" xmlns:w16se="http://schemas.microsoft.com/office/word/2015/wordml/symex" xmlns:wpg="http://schemas.microsoft.com/office/word/2010/wordprocessingGroup" xmlns:wpi="http://schemas.microsoft.com/office/word/2010/wordprocessingInk" xmlns:wne="http://schemas.microsoft.com/office/word/2006/wordml" xmlns:wps="http://schemas.microsoft.com/office/word/2010/wordprocessingShape" mc:Ignorable="w14 w15 w16se w16cid w16 w16cex w16sdtdh w16sdtfl w16du wp14">
+  <w15:person w15:author="Narendranath Panda (Nokia)">
+    <w15:presenceInfo w15:providerId="AD" w15:userId="S::narendranath.panda@nokia.com::7110030f-59b0-4d50-9aaf-6768c83e7e41"/>
+  </w15:person>
+</w15:people>
 </file>
 
 <file path=word/styles.xml><?xml version="1.0" encoding="utf-8"?>
@@ -6057,6 +6845,7 @@
   <w:style w:type="character" w:default="1" w:styleId="DefaultParagraphFont">
     <w:name w:val="Default Paragraph Font"/>
     <w:uiPriority w:val="1"/>
+    <w:semiHidden/>
     <w:unhideWhenUsed/>
   </w:style>
   <w:style w:type="table" w:default="1" w:styleId="TableNormal">
@@ -6578,6 +7367,16 @@
       <w:outlineLvl w:val="9"/>
     </w:pPr>
   </w:style>
+  <w:style w:type="paragraph" w:styleId="Revision">
+    <w:name w:val="Revision"/>
+    <w:hidden/>
+    <w:uiPriority w:val="99"/>
+    <w:semiHidden/>
+    <w:rsid w:val="00CC1915"/>
+    <w:pPr>
+      <w:spacing w:after="0" w:line="240" w:lineRule="auto"/>
+    </w:pPr>
+  </w:style>
 </w:styles>
 </file>
 
@@ -6877,10 +7676,19 @@
 </file>
 
 <file path=customXml/item1.xml><?xml version="1.0" encoding="utf-8"?>
+<p:properties xmlns:p="http://schemas.microsoft.com/office/2006/metadata/properties" xmlns:xsi="http://www.w3.org/2001/XMLSchema-instance" xmlns:pc="http://schemas.microsoft.com/office/infopath/2007/PartnerControls">
+  <documentManagement>
+    <_activity xmlns="0c824d42-8f02-47b2-9ee0-5e1b44523269" xsi:nil="true"/>
+    <HideFromDelve xmlns="71c5aaf6-e6ce-465b-b873-5148d2a4c105">false</HideFromDelve>
+  </documentManagement>
+</p:properties>
+</file>
+
+<file path=customXml/item2.xml><?xml version="1.0" encoding="utf-8"?>
 <b:Sources xmlns:b="http://schemas.openxmlformats.org/officeDocument/2006/bibliography" xmlns="http://schemas.openxmlformats.org/officeDocument/2006/bibliography" SelectedStyle="\APASixthEditionOfficeOnline.xsl" StyleName="APA" Version="6"/>
 </file>
 
-<file path=customXml/item2.xml><?xml version="1.0" encoding="utf-8"?>
+<file path=customXml/item3.xml><?xml version="1.0" encoding="utf-8"?>
 <ct:contentTypeSchema xmlns:ct="http://schemas.microsoft.com/office/2006/metadata/contentType" xmlns:ma="http://schemas.microsoft.com/office/2006/metadata/properties/metaAttributes" ct:_="" ma:_="" ma:contentTypeName="Document" ma:contentTypeID="0x010100D8D61BF8C2B0E2488F06E52835A054AA" ma:contentTypeVersion="21" ma:contentTypeDescription="Create a new document." ma:contentTypeScope="" ma:versionID="5aa20636f31de049d34ef86f5f555079">
   <xsd:schema xmlns:xsd="http://www.w3.org/2001/XMLSchema" xmlns:xs="http://www.w3.org/2001/XMLSchema" xmlns:p="http://schemas.microsoft.com/office/2006/metadata/properties" xmlns:ns3="71c5aaf6-e6ce-465b-b873-5148d2a4c105" xmlns:ns4="0c824d42-8f02-47b2-9ee0-5e1b44523269" xmlns:ns5="563fb183-2e26-4021-b9b0-dc99d435c6db" targetNamespace="http://schemas.microsoft.com/office/2006/metadata/properties" ma:root="true" ma:fieldsID="6aedd473d49e9eac5d71eeb25a703aae" ns3:_="" ns4:_="" ns5:_="">
     <xsd:import namespace="71c5aaf6-e6ce-465b-b873-5148d2a4c105"/>
@@ -7175,17 +7983,17 @@
 </ct:contentTypeSchema>
 </file>
 
-<file path=customXml/item3.xml><?xml version="1.0" encoding="utf-8"?>
+<file path=customXml/item4.xml><?xml version="1.0" encoding="utf-8"?>
 <?mso-contentType ?>
 <SharedContentType xmlns="Microsoft.SharePoint.Taxonomy.ContentTypeSync" SourceId="34c87397-5fc1-491e-85e7-d6110dbe9cbd" ContentTypeId="0x0101" PreviousValue="false"/>
 </file>
 
-<file path=customXml/item4.xml><?xml version="1.0" encoding="utf-8"?>
+<file path=customXml/item5.xml><?xml version="1.0" encoding="utf-8"?>
 <?mso-contentType ?>
 <spe:Receivers xmlns:spe="http://schemas.microsoft.com/sharepoint/events"/>
 </file>
 
-<file path=customXml/item5.xml><?xml version="1.0" encoding="utf-8"?>
+<file path=customXml/item6.xml><?xml version="1.0" encoding="utf-8"?>
 <?mso-contentType ?>
 <FormTemplates xmlns="http://schemas.microsoft.com/sharepoint/v3/contenttype/forms">
   <Display>DocumentLibraryForm</Display>
@@ -7194,16 +8002,18 @@
 </FormTemplates>
 </file>
 
-<file path=customXml/item6.xml><?xml version="1.0" encoding="utf-8"?>
-<p:properties xmlns:p="http://schemas.microsoft.com/office/2006/metadata/properties" xmlns:xsi="http://www.w3.org/2001/XMLSchema-instance" xmlns:pc="http://schemas.microsoft.com/office/infopath/2007/PartnerControls">
-  <documentManagement>
-    <_activity xmlns="0c824d42-8f02-47b2-9ee0-5e1b44523269" xsi:nil="true"/>
-    <HideFromDelve xmlns="71c5aaf6-e6ce-465b-b873-5148d2a4c105">false</HideFromDelve>
-  </documentManagement>
-</p:properties>
+<file path=customXml/itemProps1.xml><?xml version="1.0" encoding="utf-8"?>
+<ds:datastoreItem xmlns:ds="http://schemas.openxmlformats.org/officeDocument/2006/customXml" ds:itemID="{090C802F-5C58-47DF-8158-E5A92EB2F990}">
+  <ds:schemaRefs>
+    <ds:schemaRef ds:uri="http://schemas.microsoft.com/office/2006/metadata/properties"/>
+    <ds:schemaRef ds:uri="http://schemas.microsoft.com/office/infopath/2007/PartnerControls"/>
+    <ds:schemaRef ds:uri="0c824d42-8f02-47b2-9ee0-5e1b44523269"/>
+    <ds:schemaRef ds:uri="71c5aaf6-e6ce-465b-b873-5148d2a4c105"/>
+  </ds:schemaRefs>
+</ds:datastoreItem>
 </file>
 
-<file path=customXml/itemProps1.xml><?xml version="1.0" encoding="utf-8"?>
+<file path=customXml/itemProps2.xml><?xml version="1.0" encoding="utf-8"?>
 <ds:datastoreItem xmlns:ds="http://schemas.openxmlformats.org/officeDocument/2006/customXml" ds:itemID="{CDAA6980-446E-431C-840C-E77939D05506}">
   <ds:schemaRefs>
     <ds:schemaRef ds:uri="http://schemas.openxmlformats.org/officeDocument/2006/bibliography"/>
@@ -7211,7 +8021,7 @@
 </ds:datastoreItem>
 </file>
 
-<file path=customXml/itemProps2.xml><?xml version="1.0" encoding="utf-8"?>
+<file path=customXml/itemProps3.xml><?xml version="1.0" encoding="utf-8"?>
 <ds:datastoreItem xmlns:ds="http://schemas.openxmlformats.org/officeDocument/2006/customXml" ds:itemID="{221E9724-769E-42D0-8CAA-331F0B763F77}">
   <ds:schemaRefs>
     <ds:schemaRef ds:uri="http://schemas.microsoft.com/office/2006/metadata/contentType"/>
@@ -7231,7 +8041,7 @@
 </ds:datastoreItem>
 </file>
 
-<file path=customXml/itemProps3.xml><?xml version="1.0" encoding="utf-8"?>
+<file path=customXml/itemProps4.xml><?xml version="1.0" encoding="utf-8"?>
 <ds:datastoreItem xmlns:ds="http://schemas.openxmlformats.org/officeDocument/2006/customXml" ds:itemID="{30E773B7-2BD2-483D-A5F5-34799156357E}">
   <ds:schemaRefs>
     <ds:schemaRef ds:uri="Microsoft.SharePoint.Taxonomy.ContentTypeSync"/>
@@ -7239,7 +8049,7 @@
 </ds:datastoreItem>
 </file>
 
-<file path=customXml/itemProps4.xml><?xml version="1.0" encoding="utf-8"?>
+<file path=customXml/itemProps5.xml><?xml version="1.0" encoding="utf-8"?>
 <ds:datastoreItem xmlns:ds="http://schemas.openxmlformats.org/officeDocument/2006/customXml" ds:itemID="{4D5B9483-511C-42FE-B5BB-A67AA4669F79}">
   <ds:schemaRefs>
     <ds:schemaRef ds:uri="http://schemas.microsoft.com/sharepoint/events"/>
@@ -7247,21 +8057,10 @@
 </ds:datastoreItem>
 </file>
 
-<file path=customXml/itemProps5.xml><?xml version="1.0" encoding="utf-8"?>
+<file path=customXml/itemProps6.xml><?xml version="1.0" encoding="utf-8"?>
 <ds:datastoreItem xmlns:ds="http://schemas.openxmlformats.org/officeDocument/2006/customXml" ds:itemID="{F8615655-C2CE-477E-A2B9-4FDADAD10009}">
   <ds:schemaRefs>
     <ds:schemaRef ds:uri="http://schemas.microsoft.com/sharepoint/v3/contenttype/forms"/>
   </ds:schemaRefs>
 </ds:datastoreItem>
-</file>
-
-<file path=customXml/itemProps6.xml><?xml version="1.0" encoding="utf-8"?>
-<ds:datastoreItem xmlns:ds="http://schemas.openxmlformats.org/officeDocument/2006/customXml" ds:itemID="{090C802F-5C58-47DF-8158-E5A92EB2F990}">
-  <ds:schemaRefs>
-    <ds:schemaRef ds:uri="http://schemas.microsoft.com/office/2006/metadata/properties"/>
-    <ds:schemaRef ds:uri="http://schemas.microsoft.com/office/infopath/2007/PartnerControls"/>
-    <ds:schemaRef ds:uri="0c824d42-8f02-47b2-9ee0-5e1b44523269"/>
-    <ds:schemaRef ds:uri="71c5aaf6-e6ce-465b-b873-5148d2a4c105"/>
-  </ds:schemaRefs>
-</ds:datastoreItem>
 </file>
--- a/_Narendranath_Panda_CV_Master_ATS.docx
+++ b/_Narendranath_Panda_CV_Master_ATS.docx
@@ -73,53 +73,7 @@
                 <w:sz w:val="22"/>
                 <w:szCs w:val="22"/>
               </w:rPr>
-              <w:t xml:space="preserve">Senior </w:t>
-            </w:r>
-            <w:r>
-              <w:rPr>
-                <w:rFonts w:asciiTheme="minorHAnsi" w:hAnsiTheme="minorHAnsi"/>
-                <w:b/>
-                <w:bCs/>
-                <w:color w:val="auto"/>
-                <w:sz w:val="22"/>
-                <w:szCs w:val="22"/>
-              </w:rPr>
-              <w:t>Platform Engineer</w:t>
-            </w:r>
-            <w:r>
-              <w:rPr>
-                <w:rFonts w:asciiTheme="minorHAnsi" w:hAnsiTheme="minorHAnsi"/>
-                <w:b/>
-                <w:bCs/>
-                <w:color w:val="auto"/>
-                <w:sz w:val="22"/>
-                <w:szCs w:val="22"/>
-              </w:rPr>
-              <w:t xml:space="preserve">| Kubernetes/EKS | AWS | </w:t>
-            </w:r>
-            <w:proofErr w:type="spellStart"/>
-            <w:r>
-              <w:rPr>
-                <w:rFonts w:asciiTheme="minorHAnsi" w:hAnsiTheme="minorHAnsi"/>
-                <w:b/>
-                <w:bCs/>
-                <w:color w:val="auto"/>
-                <w:sz w:val="22"/>
-                <w:szCs w:val="22"/>
-              </w:rPr>
-              <w:t>IaC</w:t>
-            </w:r>
-            <w:proofErr w:type="spellEnd"/>
-            <w:r>
-              <w:rPr>
-                <w:rFonts w:asciiTheme="minorHAnsi" w:hAnsiTheme="minorHAnsi"/>
-                <w:b/>
-                <w:bCs/>
-                <w:color w:val="auto"/>
-                <w:sz w:val="22"/>
-                <w:szCs w:val="22"/>
-              </w:rPr>
-              <w:t xml:space="preserve"> | Observability &amp; Telemetry</w:t>
+              <w:t>Senior Platform Engineer | SRE | DevOps | Kubernetes/EKS | AWS | IaC | Observability</w:t>
             </w:r>
           </w:p>
           <w:p>
@@ -127,14 +81,16 @@
               <w:rPr>
                 <w:b/>
                 <w:bCs/>
+                <w:sz w:val="24"/>
+                <w:szCs w:val="24"/>
               </w:rPr>
             </w:pPr>
             <w:r>
               <w:rPr>
                 <w:b/>
                 <w:bCs/>
-                <w:sz w:val="18"/>
-                <w:szCs w:val="18"/>
+                <w:sz w:val="20"/>
+                <w:szCs w:val="20"/>
               </w:rPr>
               <w:t xml:space="preserve">+91-9901244119 |  </w:t>
             </w:r>
@@ -146,8 +102,8 @@
                   <w:b/>
                   <w:bCs/>
                   <w:color w:val="auto"/>
-                  <w:sz w:val="18"/>
-                  <w:szCs w:val="18"/>
+                  <w:sz w:val="20"/>
+                  <w:szCs w:val="20"/>
                   <w:lang w:val="en-GB"/>
                 </w:rPr>
                 <w:t>narendranathpanda@gmail.com</w:t>
@@ -157,6 +113,8 @@
               <w:rPr>
                 <w:b/>
                 <w:bCs/>
+                <w:sz w:val="24"/>
+                <w:szCs w:val="24"/>
               </w:rPr>
               <w:t xml:space="preserve"> </w:t>
             </w:r>
@@ -164,29 +122,29 @@
           <w:p>
             <w:pPr>
               <w:rPr>
-                <w:sz w:val="18"/>
-                <w:szCs w:val="18"/>
+                <w:sz w:val="20"/>
+                <w:szCs w:val="20"/>
               </w:rPr>
             </w:pPr>
             <w:r>
               <w:rPr>
-                <w:sz w:val="18"/>
-                <w:szCs w:val="18"/>
+                <w:sz w:val="20"/>
+                <w:szCs w:val="20"/>
               </w:rPr>
               <w:t>Bangalore, Karnataka, India (</w:t>
             </w:r>
             <w:r>
               <w:rPr>
-                <w:sz w:val="18"/>
-                <w:szCs w:val="18"/>
+                <w:sz w:val="20"/>
+                <w:szCs w:val="20"/>
                 <w:lang w:val="en-GB"/>
               </w:rPr>
               <w:t>Relocation-Ready Canadian Permanent Resident)</w:t>
             </w:r>
             <w:r>
               <w:rPr>
-                <w:sz w:val="18"/>
-                <w:szCs w:val="18"/>
+                <w:sz w:val="20"/>
+                <w:szCs w:val="20"/>
                 <w:lang w:val="en-GB"/>
               </w:rPr>
               <w:br/>
@@ -197,16 +155,16 @@
                   <w:rStyle w:val="Hyperlink"/>
                   <w:rFonts w:cs="Arial"/>
                   <w:color w:val="auto"/>
-                  <w:sz w:val="18"/>
-                  <w:szCs w:val="18"/>
+                  <w:sz w:val="20"/>
+                  <w:szCs w:val="20"/>
                 </w:rPr>
                 <w:t>https://www.linkedin.com/in/narendranathpanda/</w:t>
               </w:r>
             </w:hyperlink>
             <w:r>
               <w:rPr>
-                <w:sz w:val="18"/>
-                <w:szCs w:val="18"/>
+                <w:sz w:val="20"/>
+                <w:szCs w:val="20"/>
               </w:rPr>
               <w:t xml:space="preserve">  |  </w:t>
             </w:r>
@@ -216,25 +174,33 @@
                   <w:rStyle w:val="Hyperlink"/>
                   <w:rFonts w:cs="Arial"/>
                   <w:color w:val="auto"/>
-                  <w:sz w:val="18"/>
-                  <w:szCs w:val="18"/>
+                  <w:sz w:val="20"/>
+                  <w:szCs w:val="20"/>
                 </w:rPr>
                 <w:t>https://blog.npanda.online</w:t>
               </w:r>
             </w:hyperlink>
             <w:r>
               <w:rPr>
+                <w:sz w:val="20"/>
+                <w:szCs w:val="20"/>
+              </w:rPr>
+              <w:t xml:space="preserve">/ </w:t>
+            </w:r>
+          </w:p>
+          <w:p>
+            <w:pPr>
+              <w:rPr>
                 <w:sz w:val="18"/>
                 <w:szCs w:val="18"/>
               </w:rPr>
-              <w:t xml:space="preserve">/ </w:t>
-            </w:r>
+            </w:pPr>
           </w:p>
         </w:tc>
       </w:tr>
       <w:tr>
         <w:trPr>
-          <w:trHeight w:val="1801"/>
+          <w:trHeight w:val="1573"/>
         </w:trPr>
         <w:tc>
           <w:tcPr>
@@ -243,211 +209,68 @@
           </w:tcPr>
           <w:p>
             <w:pPr>
-              <w:pStyle w:val="Subtitle"/>
-              <w:spacing w:before="100" w:after="100"/>
-              <w:rPr>
-                <w:rFonts w:asciiTheme="minorHAnsi" w:hAnsiTheme="minorHAnsi"/>
-                <w:color w:val="auto"/>
+              <w:rPr>
                 <w:sz w:val="18"/>
                 <w:szCs w:val="18"/>
               </w:rPr>
             </w:pPr>
             <w:r>
               <w:rPr>
-                <w:rFonts w:asciiTheme="minorHAnsi" w:eastAsia="Times New Roman" w:hAnsiTheme="minorHAnsi"/>
-                <w:color w:val="auto"/>
-                <w:sz w:val="20"/>
-                <w:szCs w:val="20"/>
-              </w:rPr>
-              <w:t xml:space="preserve">          </w:t>
-            </w:r>
-            <w:r>
-              <w:rPr>
-                <w:rFonts w:asciiTheme="minorHAnsi" w:eastAsia="Times New Roman" w:hAnsiTheme="minorHAnsi"/>
-                <w:color w:val="auto"/>
-                <w:sz w:val="20"/>
-                <w:szCs w:val="20"/>
-              </w:rPr>
-              <w:t xml:space="preserve">Seasoned </w:t>
-            </w:r>
-            <w:r>
-              <w:rPr>
-                <w:rFonts w:asciiTheme="minorHAnsi" w:eastAsia="Times New Roman" w:hAnsiTheme="minorHAnsi"/>
+                <w:rFonts w:eastAsia="Times New Roman"/>
+              </w:rPr>
+              <w:t xml:space="preserve">        </w:t>
+            </w:r>
+            <w:r>
+              <w:rPr>
+                <w:rFonts w:eastAsia="Times New Roman"/>
                 <w:b/>
                 <w:bCs/>
-                <w:color w:val="auto"/>
-                <w:sz w:val="20"/>
-                <w:szCs w:val="20"/>
-              </w:rPr>
-              <w:t xml:space="preserve">Senior </w:t>
-            </w:r>
-            <w:r>
-              <w:rPr>
-                <w:rFonts w:asciiTheme="minorHAnsi" w:eastAsia="Times New Roman" w:hAnsiTheme="minorHAnsi"/>
+                <w:sz w:val="20"/>
+                <w:szCs w:val="20"/>
+              </w:rPr>
+              <w:t>Senior Platform Engineer and SRE Architect with 19+ years of experience</w:t>
+            </w:r>
+            <w:r>
+              <w:rPr>
+                <w:rFonts w:eastAsia="Times New Roman"/>
+                <w:sz w:val="20"/>
+                <w:szCs w:val="20"/>
+              </w:rPr>
+              <w:t xml:space="preserve"> in software, systems, and infrastructure, including </w:t>
+            </w:r>
+            <w:r>
+              <w:rPr>
+                <w:rFonts w:eastAsia="Times New Roman"/>
                 <w:b/>
                 <w:bCs/>
-                <w:color w:val="auto"/>
-                <w:sz w:val="20"/>
-                <w:szCs w:val="20"/>
-              </w:rPr>
-              <w:t xml:space="preserve">Platform </w:t>
-            </w:r>
-            <w:r>
-              <w:rPr>
-                <w:rFonts w:asciiTheme="minorHAnsi" w:eastAsia="Times New Roman" w:hAnsiTheme="minorHAnsi"/>
-                <w:b/>
-                <w:bCs/>
-                <w:color w:val="auto"/>
-                <w:sz w:val="20"/>
-                <w:szCs w:val="20"/>
-              </w:rPr>
-              <w:t>Engineer / SRE Architect with 19+</w:t>
-            </w:r>
-            <w:r>
-              <w:rPr>
-                <w:rFonts w:asciiTheme="minorHAnsi" w:eastAsia="Times New Roman" w:hAnsiTheme="minorHAnsi"/>
-                <w:color w:val="auto"/>
-                <w:sz w:val="20"/>
-                <w:szCs w:val="20"/>
-              </w:rPr>
-              <w:t xml:space="preserve"> years </w:t>
-            </w:r>
-            <w:r>
-              <w:rPr>
-                <w:rFonts w:asciiTheme="minorHAnsi" w:eastAsia="Times New Roman" w:hAnsiTheme="minorHAnsi"/>
-                <w:color w:val="auto"/>
-                <w:sz w:val="20"/>
-                <w:szCs w:val="20"/>
-              </w:rPr>
-              <w:t xml:space="preserve">of experience architecting and scaling enterprise-grade distributed systems and over </w:t>
-            </w:r>
-            <w:r>
-              <w:rPr>
-                <w:rFonts w:asciiTheme="minorHAnsi" w:eastAsia="Times New Roman" w:hAnsiTheme="minorHAnsi"/>
-                <w:b/>
-                <w:bCs/>
-                <w:color w:val="auto"/>
-                <w:sz w:val="20"/>
-                <w:szCs w:val="20"/>
-              </w:rPr>
-              <w:t>12 years specializing in SRE and platform engineering</w:t>
-            </w:r>
-            <w:r>
-              <w:rPr>
-                <w:rFonts w:asciiTheme="minorHAnsi" w:eastAsia="Times New Roman" w:hAnsiTheme="minorHAnsi"/>
-                <w:color w:val="auto"/>
-                <w:sz w:val="20"/>
-                <w:szCs w:val="20"/>
-              </w:rPr>
-              <w:t>. Blends deep hands-on expertise in Kubernetes/EKS, AWS, and Infrastructure as Code (Terraform, Helm</w:t>
-            </w:r>
-            <w:r>
-              <w:rPr>
-                <w:rFonts w:asciiTheme="minorHAnsi" w:eastAsia="Times New Roman" w:hAnsiTheme="minorHAnsi"/>
-                <w:color w:val="auto"/>
-                <w:sz w:val="20"/>
-                <w:szCs w:val="20"/>
-              </w:rPr>
-              <w:t>, GitOps</w:t>
-            </w:r>
-            <w:r>
-              <w:rPr>
-                <w:rFonts w:asciiTheme="minorHAnsi" w:eastAsia="Times New Roman" w:hAnsiTheme="minorHAnsi"/>
-                <w:color w:val="auto"/>
-                <w:sz w:val="20"/>
-                <w:szCs w:val="20"/>
-              </w:rPr>
-              <w:t>) with a strong focus on observability, telemetry, and operational excellence to deliver highly reliable, mission</w:t>
-            </w:r>
-            <w:r>
-              <w:rPr>
-                <w:rFonts w:ascii="Cambria Math" w:eastAsia="Times New Roman" w:hAnsi="Cambria Math" w:cs="Cambria Math"/>
-                <w:color w:val="auto"/>
-                <w:sz w:val="20"/>
-                <w:szCs w:val="20"/>
-              </w:rPr>
-              <w:t>‑</w:t>
-            </w:r>
-            <w:r>
-              <w:rPr>
-                <w:rFonts w:asciiTheme="minorHAnsi" w:eastAsia="Times New Roman" w:hAnsiTheme="minorHAnsi"/>
-                <w:color w:val="auto"/>
-                <w:sz w:val="20"/>
-                <w:szCs w:val="20"/>
-              </w:rPr>
-              <w:t>critical systems. Proven track record leading incident management, global on</w:t>
-            </w:r>
-            <w:r>
-              <w:rPr>
-                <w:rFonts w:ascii="Cambria Math" w:eastAsia="Times New Roman" w:hAnsi="Cambria Math" w:cs="Cambria Math"/>
-                <w:color w:val="auto"/>
-                <w:sz w:val="20"/>
-                <w:szCs w:val="20"/>
-              </w:rPr>
-              <w:t>‑</w:t>
-            </w:r>
-            <w:r>
-              <w:rPr>
-                <w:rFonts w:asciiTheme="minorHAnsi" w:eastAsia="Times New Roman" w:hAnsiTheme="minorHAnsi"/>
-                <w:color w:val="auto"/>
-                <w:sz w:val="20"/>
-                <w:szCs w:val="20"/>
-              </w:rPr>
-              <w:t>call rotations, and SLO/SLI</w:t>
-            </w:r>
-            <w:r>
-              <w:rPr>
-                <w:rFonts w:ascii="Cambria Math" w:eastAsia="Times New Roman" w:hAnsi="Cambria Math" w:cs="Cambria Math"/>
-                <w:color w:val="auto"/>
-                <w:sz w:val="20"/>
-                <w:szCs w:val="20"/>
-              </w:rPr>
-              <w:t>‑</w:t>
-            </w:r>
-            <w:r>
-              <w:rPr>
-                <w:rFonts w:asciiTheme="minorHAnsi" w:eastAsia="Times New Roman" w:hAnsiTheme="minorHAnsi"/>
-                <w:color w:val="auto"/>
-                <w:sz w:val="20"/>
-                <w:szCs w:val="20"/>
-              </w:rPr>
-              <w:t>driven reliability programs, driving measurable reductions in downtime, deployment risk, and operational toil. Passionate about building resilient platforms, enabling developer velocity through automation and GitOps, and mentoring teams to adopt SRE best practices in fast</w:t>
-            </w:r>
-            <w:r>
-              <w:rPr>
-                <w:rFonts w:ascii="Cambria Math" w:eastAsia="Times New Roman" w:hAnsi="Cambria Math" w:cs="Cambria Math"/>
-                <w:color w:val="auto"/>
-                <w:sz w:val="20"/>
-                <w:szCs w:val="20"/>
-              </w:rPr>
-              <w:t>‑</w:t>
-            </w:r>
-            <w:r>
-              <w:rPr>
-                <w:rFonts w:asciiTheme="minorHAnsi" w:eastAsia="Times New Roman" w:hAnsiTheme="minorHAnsi"/>
-                <w:color w:val="auto"/>
-                <w:sz w:val="20"/>
-                <w:szCs w:val="20"/>
-              </w:rPr>
-              <w:t>moving, product</w:t>
-            </w:r>
-            <w:r>
-              <w:rPr>
-                <w:rFonts w:ascii="Cambria Math" w:eastAsia="Times New Roman" w:hAnsi="Cambria Math" w:cs="Cambria Math"/>
-                <w:color w:val="auto"/>
-                <w:sz w:val="20"/>
-                <w:szCs w:val="20"/>
-              </w:rPr>
-              <w:t>‑</w:t>
-            </w:r>
-            <w:r>
-              <w:rPr>
-                <w:rFonts w:asciiTheme="minorHAnsi" w:eastAsia="Times New Roman" w:hAnsiTheme="minorHAnsi"/>
-                <w:color w:val="auto"/>
-                <w:sz w:val="20"/>
-                <w:szCs w:val="20"/>
-              </w:rPr>
-              <w:t>centric organizations.</w:t>
+                <w:sz w:val="20"/>
+                <w:szCs w:val="20"/>
+              </w:rPr>
+              <w:t>12+ years</w:t>
+            </w:r>
+            <w:r>
+              <w:rPr>
+                <w:rFonts w:eastAsia="Times New Roman"/>
+                <w:sz w:val="20"/>
+                <w:szCs w:val="20"/>
+              </w:rPr>
+              <w:t xml:space="preserve"> specializing in SRE, DevOps, and platform engineering. Strong hands-on expertise in Kubernetes, Amazon EKS, AWS</w:t>
+            </w:r>
+            <w:r>
+              <w:rPr>
+                <w:rFonts w:eastAsia="Times New Roman"/>
+                <w:sz w:val="20"/>
+                <w:szCs w:val="20"/>
+              </w:rPr>
+              <w:t xml:space="preserve"> Cloud</w:t>
+            </w:r>
+            <w:r>
+              <w:rPr>
+                <w:rFonts w:eastAsia="Times New Roman"/>
+                <w:sz w:val="20"/>
+                <w:szCs w:val="20"/>
+              </w:rPr>
+              <w:t>, and Infrastructure as Code (Terraform, Terragrunt, Helm, GitOps) with a deep focus on observability, telemetry, and high availability. Proven track record designing and operating large-scale, multi-tenant Kubernetes platforms across on-prem data centres, AWS, and edge environments. Experienced in building CI/CD platforms, driving SLO/SLI-based reliability programs, leading cross-functional DevOps teams, and implementing FinOps and AIOps initiatives.</w:t>
             </w:r>
           </w:p>
         </w:tc>
@@ -491,14 +314,126 @@
                 <w:sz w:val="20"/>
                 <w:szCs w:val="20"/>
               </w:rPr>
-              <w:t>Platform Architecture &amp; Design:</w:t>
-            </w:r>
-            <w:r>
-              <w:rPr>
-                <w:sz w:val="20"/>
-                <w:szCs w:val="20"/>
-              </w:rPr>
-              <w:t xml:space="preserve"> Cloud-Native Architecture | Microservices | Serverless | Platform Engineering | Solution Design | Scalable Architectures | Resilient Architectures | Distributed Systems | SaaS | Multi-tenant Platforms | Troubleshooting | High Availability Architecture</w:t>
+              <w:t xml:space="preserve">Platform Architecture &amp; Design: </w:t>
+            </w:r>
+            <w:r>
+              <w:rPr>
+                <w:sz w:val="20"/>
+                <w:szCs w:val="20"/>
+              </w:rPr>
+              <w:t>AWS</w:t>
+            </w:r>
+            <w:r>
+              <w:rPr>
+                <w:sz w:val="20"/>
+                <w:szCs w:val="20"/>
+              </w:rPr>
+              <w:t xml:space="preserve"> | </w:t>
+            </w:r>
+            <w:r>
+              <w:rPr>
+                <w:sz w:val="20"/>
+                <w:szCs w:val="20"/>
+              </w:rPr>
+              <w:t>Amazon EKS</w:t>
+            </w:r>
+            <w:r>
+              <w:rPr>
+                <w:sz w:val="20"/>
+                <w:szCs w:val="20"/>
+              </w:rPr>
+              <w:t xml:space="preserve"> | </w:t>
+            </w:r>
+            <w:r>
+              <w:rPr>
+                <w:sz w:val="20"/>
+                <w:szCs w:val="20"/>
+              </w:rPr>
+              <w:t>Kubernetes</w:t>
+            </w:r>
+            <w:r>
+              <w:rPr>
+                <w:sz w:val="20"/>
+                <w:szCs w:val="20"/>
+              </w:rPr>
+              <w:t xml:space="preserve"> | </w:t>
+            </w:r>
+            <w:r>
+              <w:rPr>
+                <w:sz w:val="20"/>
+                <w:szCs w:val="20"/>
+              </w:rPr>
+              <w:t>Docker</w:t>
+            </w:r>
+            <w:r>
+              <w:rPr>
+                <w:sz w:val="20"/>
+                <w:szCs w:val="20"/>
+              </w:rPr>
+              <w:t xml:space="preserve"> | </w:t>
+            </w:r>
+            <w:r>
+              <w:rPr>
+                <w:sz w:val="20"/>
+                <w:szCs w:val="20"/>
+              </w:rPr>
+              <w:t>Linux</w:t>
+            </w:r>
+            <w:r>
+              <w:rPr>
+                <w:sz w:val="20"/>
+                <w:szCs w:val="20"/>
+              </w:rPr>
+              <w:t xml:space="preserve"> | </w:t>
+            </w:r>
+            <w:r>
+              <w:rPr>
+                <w:sz w:val="20"/>
+                <w:szCs w:val="20"/>
+              </w:rPr>
+              <w:t>Harbor</w:t>
+            </w:r>
+            <w:r>
+              <w:rPr>
+                <w:sz w:val="20"/>
+                <w:szCs w:val="20"/>
+              </w:rPr>
+              <w:t xml:space="preserve"> | </w:t>
+            </w:r>
+            <w:r>
+              <w:rPr>
+                <w:sz w:val="20"/>
+                <w:szCs w:val="20"/>
+              </w:rPr>
+              <w:t>Vault</w:t>
+            </w:r>
+            <w:r>
+              <w:rPr>
+                <w:sz w:val="20"/>
+                <w:szCs w:val="20"/>
+              </w:rPr>
+              <w:t xml:space="preserve"> | </w:t>
+            </w:r>
+            <w:r>
+              <w:rPr>
+                <w:sz w:val="20"/>
+                <w:szCs w:val="20"/>
+              </w:rPr>
+              <w:t>Ceph</w:t>
+            </w:r>
+            <w:r>
+              <w:rPr>
+                <w:sz w:val="20"/>
+                <w:szCs w:val="20"/>
+              </w:rPr>
+              <w:t xml:space="preserve"> | </w:t>
+            </w:r>
+            <w:r>
+              <w:rPr>
+                <w:sz w:val="20"/>
+                <w:szCs w:val="20"/>
+              </w:rPr>
+              <w:t>Rook.</w:t>
             </w:r>
           </w:p>
           <w:p>
@@ -514,19 +449,195 @@
                 <w:sz w:val="20"/>
                 <w:szCs w:val="20"/>
               </w:rPr>
-              <w:t>Cloud &amp; Container Technologies:</w:t>
-            </w:r>
-            <w:r>
-              <w:rPr>
-                <w:sz w:val="20"/>
-                <w:szCs w:val="20"/>
-              </w:rPr>
-              <w:t xml:space="preserve"> Kubernetes | Amazon EKS | AWS | Docker | Linux | Harbor | Vault | Ceph | Rook</w:t>
+              <w:t>Infrastructure as Code and Automation</w:t>
+            </w:r>
+            <w:r>
+              <w:rPr>
+                <w:sz w:val="20"/>
+                <w:szCs w:val="20"/>
+              </w:rPr>
+              <w:t>: Terraform</w:t>
+            </w:r>
+            <w:r>
+              <w:rPr>
+                <w:sz w:val="20"/>
+                <w:szCs w:val="20"/>
+              </w:rPr>
+              <w:t xml:space="preserve"> | </w:t>
+            </w:r>
+            <w:r>
+              <w:rPr>
+                <w:sz w:val="20"/>
+                <w:szCs w:val="20"/>
+              </w:rPr>
+              <w:t>Terragrunt</w:t>
+            </w:r>
+            <w:r>
+              <w:rPr>
+                <w:sz w:val="20"/>
+                <w:szCs w:val="20"/>
+              </w:rPr>
+              <w:t xml:space="preserve"> | </w:t>
+            </w:r>
+            <w:r>
+              <w:rPr>
+                <w:sz w:val="20"/>
+                <w:szCs w:val="20"/>
+              </w:rPr>
+              <w:t>OpenTofu</w:t>
+            </w:r>
+            <w:r>
+              <w:rPr>
+                <w:sz w:val="20"/>
+                <w:szCs w:val="20"/>
+              </w:rPr>
+              <w:t xml:space="preserve"> | </w:t>
+            </w:r>
+            <w:r>
+              <w:rPr>
+                <w:sz w:val="20"/>
+                <w:szCs w:val="20"/>
+              </w:rPr>
+              <w:t>Helm</w:t>
+            </w:r>
+            <w:r>
+              <w:rPr>
+                <w:sz w:val="20"/>
+                <w:szCs w:val="20"/>
+              </w:rPr>
+              <w:t xml:space="preserve"> | </w:t>
+            </w:r>
+            <w:r>
+              <w:rPr>
+                <w:sz w:val="20"/>
+                <w:szCs w:val="20"/>
+              </w:rPr>
+              <w:t>Kustomize</w:t>
+            </w:r>
+            <w:r>
+              <w:rPr>
+                <w:sz w:val="20"/>
+                <w:szCs w:val="20"/>
+              </w:rPr>
+              <w:t xml:space="preserve"> | </w:t>
+            </w:r>
+            <w:r>
+              <w:rPr>
+                <w:sz w:val="20"/>
+                <w:szCs w:val="20"/>
+              </w:rPr>
+              <w:t>Ansible</w:t>
+            </w:r>
+            <w:r>
+              <w:rPr>
+                <w:sz w:val="20"/>
+                <w:szCs w:val="20"/>
+              </w:rPr>
+              <w:t xml:space="preserve"> | </w:t>
+            </w:r>
+            <w:r>
+              <w:rPr>
+                <w:sz w:val="20"/>
+                <w:szCs w:val="20"/>
+              </w:rPr>
+              <w:t>GitOps</w:t>
+            </w:r>
+            <w:r>
+              <w:rPr>
+                <w:sz w:val="20"/>
+                <w:szCs w:val="20"/>
+              </w:rPr>
+              <w:t xml:space="preserve"> | </w:t>
+            </w:r>
+            <w:r>
+              <w:rPr>
+                <w:sz w:val="20"/>
+                <w:szCs w:val="20"/>
+              </w:rPr>
+              <w:t>ArgoCD</w:t>
+            </w:r>
+            <w:r>
+              <w:rPr>
+                <w:sz w:val="20"/>
+                <w:szCs w:val="20"/>
+              </w:rPr>
+              <w:t xml:space="preserve"> | </w:t>
+            </w:r>
+            <w:r>
+              <w:rPr>
+                <w:sz w:val="20"/>
+                <w:szCs w:val="20"/>
+              </w:rPr>
+              <w:t>GitLab CI</w:t>
+            </w:r>
+            <w:r>
+              <w:rPr>
+                <w:sz w:val="20"/>
+                <w:szCs w:val="20"/>
+              </w:rPr>
+              <w:t xml:space="preserve"> | </w:t>
+            </w:r>
+            <w:r>
+              <w:rPr>
+                <w:sz w:val="20"/>
+                <w:szCs w:val="20"/>
+              </w:rPr>
+              <w:t>GitHub Actions</w:t>
+            </w:r>
+            <w:r>
+              <w:rPr>
+                <w:sz w:val="20"/>
+                <w:szCs w:val="20"/>
+              </w:rPr>
+              <w:t xml:space="preserve"> | </w:t>
+            </w:r>
+            <w:r>
+              <w:rPr>
+                <w:sz w:val="20"/>
+                <w:szCs w:val="20"/>
+              </w:rPr>
+              <w:t>Jenkins</w:t>
+            </w:r>
+            <w:r>
+              <w:rPr>
+                <w:sz w:val="20"/>
+                <w:szCs w:val="20"/>
+              </w:rPr>
+              <w:t xml:space="preserve"> | </w:t>
+            </w:r>
+            <w:r>
+              <w:rPr>
+                <w:sz w:val="20"/>
+                <w:szCs w:val="20"/>
+              </w:rPr>
+              <w:t>AWS infrastructure automation</w:t>
+            </w:r>
+            <w:r>
+              <w:rPr>
+                <w:sz w:val="20"/>
+                <w:szCs w:val="20"/>
+              </w:rPr>
+              <w:t xml:space="preserve"> | </w:t>
+            </w:r>
+            <w:r>
+              <w:rPr>
+                <w:sz w:val="20"/>
+                <w:szCs w:val="20"/>
+              </w:rPr>
+              <w:t xml:space="preserve">multi-account AWS </w:t>
+            </w:r>
+            <w:r>
+              <w:rPr>
+                <w:sz w:val="20"/>
+                <w:szCs w:val="20"/>
+              </w:rPr>
+              <w:t>governance.</w:t>
             </w:r>
           </w:p>
           <w:p>
             <w:pPr>
               <w:rPr>
+                <w:b/>
                 <w:sz w:val="20"/>
                 <w:szCs w:val="20"/>
               </w:rPr>
@@ -537,59 +648,206 @@
                 <w:sz w:val="20"/>
                 <w:szCs w:val="20"/>
               </w:rPr>
-              <w:t>DevOps &amp; CI/CD:</w:t>
-            </w:r>
-            <w:r>
-              <w:rPr>
-                <w:sz w:val="20"/>
-                <w:szCs w:val="20"/>
-              </w:rPr>
-              <w:t xml:space="preserve"> GitLab CI | GitHub Actions | ArgoCD | GitOps | CI/CD Pipelines | Infrastructure as Code (</w:t>
-            </w:r>
-            <w:proofErr w:type="spellStart"/>
-            <w:r>
-              <w:rPr>
-                <w:sz w:val="20"/>
-                <w:szCs w:val="20"/>
-              </w:rPr>
-              <w:t>IaC</w:t>
-            </w:r>
-            <w:proofErr w:type="spellEnd"/>
-            <w:r>
-              <w:rPr>
-                <w:sz w:val="20"/>
-                <w:szCs w:val="20"/>
-              </w:rPr>
-              <w:t>:  Terraform,</w:t>
-            </w:r>
-            <w:r>
-              <w:rPr>
-                <w:rFonts w:ascii="Arial" w:hAnsi="Arial" w:cs="Arial"/>
-                <w:color w:val="0A0A0A"/>
-                <w:sz w:val="20"/>
-                <w:szCs w:val="20"/>
-                <w:shd w:val="clear" w:color="auto" w:fill="FFFFFF"/>
-              </w:rPr>
-              <w:t xml:space="preserve"> </w:t>
-            </w:r>
-            <w:r>
-              <w:rPr>
-                <w:sz w:val="20"/>
-                <w:szCs w:val="20"/>
-              </w:rPr>
-              <w:t>Terragrunt</w:t>
-            </w:r>
-            <w:r>
-              <w:rPr>
-                <w:sz w:val="20"/>
-                <w:szCs w:val="20"/>
-              </w:rPr>
-              <w:t>) | Automation | Ansible | Helm | Kustomize</w:t>
+              <w:t>DevOps</w:t>
+            </w:r>
+            <w:r>
+              <w:rPr>
+                <w:b/>
+                <w:sz w:val="20"/>
+                <w:szCs w:val="20"/>
+              </w:rPr>
+              <w:t xml:space="preserve"> | </w:t>
+            </w:r>
+            <w:r>
+              <w:rPr>
+                <w:b/>
+                <w:sz w:val="20"/>
+                <w:szCs w:val="20"/>
+              </w:rPr>
+              <w:t>SRE</w:t>
+            </w:r>
+            <w:r>
+              <w:rPr>
+                <w:b/>
+                <w:sz w:val="20"/>
+                <w:szCs w:val="20"/>
+              </w:rPr>
+              <w:t xml:space="preserve"> | </w:t>
+            </w:r>
+            <w:r>
+              <w:rPr>
+                <w:b/>
+                <w:sz w:val="20"/>
+                <w:szCs w:val="20"/>
+              </w:rPr>
+              <w:t xml:space="preserve">and Platform Engineering: </w:t>
+            </w:r>
+            <w:r>
+              <w:rPr>
+                <w:sz w:val="20"/>
+                <w:szCs w:val="20"/>
+              </w:rPr>
+              <w:t>CI/CD pipelines</w:t>
+            </w:r>
+            <w:r>
+              <w:rPr>
+                <w:sz w:val="20"/>
+                <w:szCs w:val="20"/>
+              </w:rPr>
+              <w:t xml:space="preserve"> | </w:t>
+            </w:r>
+            <w:r>
+              <w:rPr>
+                <w:sz w:val="20"/>
+                <w:szCs w:val="20"/>
+              </w:rPr>
+              <w:t>release management</w:t>
+            </w:r>
+            <w:r>
+              <w:rPr>
+                <w:sz w:val="20"/>
+                <w:szCs w:val="20"/>
+              </w:rPr>
+              <w:t xml:space="preserve"> | </w:t>
+            </w:r>
+            <w:r>
+              <w:rPr>
+                <w:sz w:val="20"/>
+                <w:szCs w:val="20"/>
+              </w:rPr>
+              <w:t>environment management</w:t>
+            </w:r>
+            <w:r>
+              <w:rPr>
+                <w:sz w:val="20"/>
+                <w:szCs w:val="20"/>
+              </w:rPr>
+              <w:t xml:space="preserve"> | </w:t>
+            </w:r>
+            <w:r>
+              <w:rPr>
+                <w:sz w:val="20"/>
+                <w:szCs w:val="20"/>
+              </w:rPr>
+              <w:t>blue/green and canary deployments</w:t>
+            </w:r>
+            <w:r>
+              <w:rPr>
+                <w:sz w:val="20"/>
+                <w:szCs w:val="20"/>
+              </w:rPr>
+              <w:t xml:space="preserve"> | </w:t>
+            </w:r>
+            <w:r>
+              <w:rPr>
+                <w:sz w:val="20"/>
+                <w:szCs w:val="20"/>
+              </w:rPr>
+              <w:t>GitOps workflows</w:t>
+            </w:r>
+            <w:r>
+              <w:rPr>
+                <w:sz w:val="20"/>
+                <w:szCs w:val="20"/>
+              </w:rPr>
+              <w:t xml:space="preserve"> | </w:t>
+            </w:r>
+            <w:r>
+              <w:rPr>
+                <w:sz w:val="20"/>
+                <w:szCs w:val="20"/>
+              </w:rPr>
+              <w:t>SLO/SLI design</w:t>
+            </w:r>
+            <w:r>
+              <w:rPr>
+                <w:sz w:val="20"/>
+                <w:szCs w:val="20"/>
+              </w:rPr>
+              <w:t xml:space="preserve"> | </w:t>
+            </w:r>
+            <w:r>
+              <w:rPr>
+                <w:sz w:val="20"/>
+                <w:szCs w:val="20"/>
+              </w:rPr>
+              <w:t>incident management</w:t>
+            </w:r>
+            <w:r>
+              <w:rPr>
+                <w:sz w:val="20"/>
+                <w:szCs w:val="20"/>
+              </w:rPr>
+              <w:t xml:space="preserve"> | </w:t>
+            </w:r>
+            <w:r>
+              <w:rPr>
+                <w:sz w:val="20"/>
+                <w:szCs w:val="20"/>
+              </w:rPr>
+              <w:t>on-call rotations</w:t>
+            </w:r>
+            <w:r>
+              <w:rPr>
+                <w:sz w:val="20"/>
+                <w:szCs w:val="20"/>
+              </w:rPr>
+              <w:t xml:space="preserve"> | </w:t>
+            </w:r>
+            <w:r>
+              <w:rPr>
+                <w:sz w:val="20"/>
+                <w:szCs w:val="20"/>
+              </w:rPr>
+              <w:t>root cause analysis</w:t>
+            </w:r>
+            <w:r>
+              <w:rPr>
+                <w:sz w:val="20"/>
+                <w:szCs w:val="20"/>
+              </w:rPr>
+              <w:t xml:space="preserve"> | </w:t>
+            </w:r>
+            <w:r>
+              <w:rPr>
+                <w:sz w:val="20"/>
+                <w:szCs w:val="20"/>
+              </w:rPr>
+              <w:t>reliability engineering</w:t>
+            </w:r>
+            <w:r>
+              <w:rPr>
+                <w:sz w:val="20"/>
+                <w:szCs w:val="20"/>
+              </w:rPr>
+              <w:t xml:space="preserve"> | </w:t>
+            </w:r>
+            <w:r>
+              <w:rPr>
+                <w:sz w:val="20"/>
+                <w:szCs w:val="20"/>
+              </w:rPr>
+              <w:t>environment orchestration</w:t>
+            </w:r>
+            <w:r>
+              <w:rPr>
+                <w:sz w:val="20"/>
+                <w:szCs w:val="20"/>
+              </w:rPr>
+              <w:t xml:space="preserve"> | </w:t>
+            </w:r>
+            <w:r>
+              <w:rPr>
+                <w:sz w:val="20"/>
+                <w:szCs w:val="20"/>
+              </w:rPr>
+              <w:t>DevOps Center of Excellence</w:t>
             </w:r>
           </w:p>
           <w:p>
             <w:pPr>
               <w:rPr>
+                <w:b/>
                 <w:sz w:val="20"/>
                 <w:szCs w:val="20"/>
               </w:rPr>
@@ -600,14 +858,196 @@
                 <w:sz w:val="20"/>
                 <w:szCs w:val="20"/>
               </w:rPr>
-              <w:t>Observability &amp; Monitoring:</w:t>
-            </w:r>
-            <w:r>
-              <w:rPr>
-                <w:sz w:val="20"/>
-                <w:szCs w:val="20"/>
-              </w:rPr>
-              <w:t xml:space="preserve"> Prometheus | Grafana | Loki | Open Telemetry | DataDog | Victoria Metrics | Thanos | Distributed Tracing | AIOps | ELK/OpenSearch Stack</w:t>
+              <w:t xml:space="preserve">Observability, Monitoring and Telemetry: </w:t>
+            </w:r>
+            <w:r>
+              <w:rPr>
+                <w:sz w:val="20"/>
+                <w:szCs w:val="20"/>
+              </w:rPr>
+              <w:t>Prometheus</w:t>
+            </w:r>
+            <w:r>
+              <w:rPr>
+                <w:sz w:val="20"/>
+                <w:szCs w:val="20"/>
+              </w:rPr>
+              <w:t xml:space="preserve"> | </w:t>
+            </w:r>
+            <w:r>
+              <w:rPr>
+                <w:sz w:val="20"/>
+                <w:szCs w:val="20"/>
+              </w:rPr>
+              <w:t>Grafana</w:t>
+            </w:r>
+            <w:r>
+              <w:rPr>
+                <w:sz w:val="20"/>
+                <w:szCs w:val="20"/>
+              </w:rPr>
+              <w:t xml:space="preserve"> | </w:t>
+            </w:r>
+            <w:r>
+              <w:rPr>
+                <w:sz w:val="20"/>
+                <w:szCs w:val="20"/>
+              </w:rPr>
+              <w:t>Loki</w:t>
+            </w:r>
+            <w:r>
+              <w:rPr>
+                <w:sz w:val="20"/>
+                <w:szCs w:val="20"/>
+              </w:rPr>
+              <w:t xml:space="preserve"> | </w:t>
+            </w:r>
+            <w:r>
+              <w:rPr>
+                <w:sz w:val="20"/>
+                <w:szCs w:val="20"/>
+              </w:rPr>
+              <w:t>OpenTelemetry</w:t>
+            </w:r>
+            <w:r>
+              <w:rPr>
+                <w:sz w:val="20"/>
+                <w:szCs w:val="20"/>
+              </w:rPr>
+              <w:t xml:space="preserve"> | </w:t>
+            </w:r>
+            <w:r>
+              <w:rPr>
+                <w:sz w:val="20"/>
+                <w:szCs w:val="20"/>
+              </w:rPr>
+              <w:t>VictoriaMetrics</w:t>
+            </w:r>
+            <w:r>
+              <w:rPr>
+                <w:sz w:val="20"/>
+                <w:szCs w:val="20"/>
+              </w:rPr>
+              <w:t xml:space="preserve"> | </w:t>
+            </w:r>
+            <w:r>
+              <w:rPr>
+                <w:sz w:val="20"/>
+                <w:szCs w:val="20"/>
+              </w:rPr>
+              <w:t>DataDog</w:t>
+            </w:r>
+            <w:r>
+              <w:rPr>
+                <w:sz w:val="20"/>
+                <w:szCs w:val="20"/>
+              </w:rPr>
+              <w:t xml:space="preserve"> | </w:t>
+            </w:r>
+            <w:r>
+              <w:rPr>
+                <w:sz w:val="20"/>
+                <w:szCs w:val="20"/>
+              </w:rPr>
+              <w:t>ELK / OpenSearch stack</w:t>
+            </w:r>
+            <w:r>
+              <w:rPr>
+                <w:sz w:val="20"/>
+                <w:szCs w:val="20"/>
+              </w:rPr>
+              <w:t xml:space="preserve"> | </w:t>
+            </w:r>
+            <w:r>
+              <w:rPr>
+                <w:sz w:val="20"/>
+                <w:szCs w:val="20"/>
+              </w:rPr>
+              <w:t>Thanos</w:t>
+            </w:r>
+            <w:r>
+              <w:rPr>
+                <w:sz w:val="20"/>
+                <w:szCs w:val="20"/>
+              </w:rPr>
+              <w:t xml:space="preserve"> | </w:t>
+            </w:r>
+            <w:r>
+              <w:rPr>
+                <w:sz w:val="20"/>
+                <w:szCs w:val="20"/>
+              </w:rPr>
+              <w:t>distributed tracing</w:t>
+            </w:r>
+            <w:r>
+              <w:rPr>
+                <w:sz w:val="20"/>
+                <w:szCs w:val="20"/>
+              </w:rPr>
+              <w:t xml:space="preserve"> | </w:t>
+            </w:r>
+            <w:r>
+              <w:rPr>
+                <w:sz w:val="20"/>
+                <w:szCs w:val="20"/>
+              </w:rPr>
+              <w:t>logging and metrics pipelines</w:t>
+            </w:r>
+            <w:r>
+              <w:rPr>
+                <w:sz w:val="20"/>
+                <w:szCs w:val="20"/>
+              </w:rPr>
+              <w:t xml:space="preserve"> | </w:t>
+            </w:r>
+            <w:r>
+              <w:rPr>
+                <w:sz w:val="20"/>
+                <w:szCs w:val="20"/>
+              </w:rPr>
+              <w:t>alerting and dashboards</w:t>
+            </w:r>
+            <w:r>
+              <w:rPr>
+                <w:sz w:val="20"/>
+                <w:szCs w:val="20"/>
+              </w:rPr>
+              <w:t xml:space="preserve"> | </w:t>
+            </w:r>
+            <w:r>
+              <w:rPr>
+                <w:sz w:val="20"/>
+                <w:szCs w:val="20"/>
+              </w:rPr>
+              <w:t>golden signals</w:t>
+            </w:r>
+            <w:r>
+              <w:rPr>
+                <w:sz w:val="20"/>
+                <w:szCs w:val="20"/>
+              </w:rPr>
+              <w:t xml:space="preserve"> | </w:t>
+            </w:r>
+            <w:r>
+              <w:rPr>
+                <w:sz w:val="20"/>
+                <w:szCs w:val="20"/>
+              </w:rPr>
+              <w:t>MTTR reduction</w:t>
+            </w:r>
+            <w:r>
+              <w:rPr>
+                <w:sz w:val="20"/>
+                <w:szCs w:val="20"/>
+              </w:rPr>
+              <w:t xml:space="preserve"> | </w:t>
+            </w:r>
+            <w:r>
+              <w:rPr>
+                <w:sz w:val="20"/>
+                <w:szCs w:val="20"/>
+              </w:rPr>
+              <w:t>operational intelligence</w:t>
             </w:r>
           </w:p>
           <w:p>
@@ -623,19 +1063,104 @@
                 <w:sz w:val="20"/>
                 <w:szCs w:val="20"/>
               </w:rPr>
-              <w:t>Data &amp; Messaging Systems:</w:t>
-            </w:r>
-            <w:r>
-              <w:rPr>
-                <w:sz w:val="20"/>
-                <w:szCs w:val="20"/>
-              </w:rPr>
-              <w:t xml:space="preserve"> Apache Kafka | PostgreSQL | ETL Processes | FluentD | OpenSearch Database</w:t>
+              <w:t xml:space="preserve">Data and Messaging: </w:t>
+            </w:r>
+            <w:r>
+              <w:rPr>
+                <w:sz w:val="20"/>
+                <w:szCs w:val="20"/>
+              </w:rPr>
+              <w:t>Apache Kafka</w:t>
+            </w:r>
+            <w:r>
+              <w:rPr>
+                <w:sz w:val="20"/>
+                <w:szCs w:val="20"/>
+              </w:rPr>
+              <w:t xml:space="preserve"> | </w:t>
+            </w:r>
+            <w:r>
+              <w:rPr>
+                <w:sz w:val="20"/>
+                <w:szCs w:val="20"/>
+              </w:rPr>
+              <w:t>PostgreSQL</w:t>
+            </w:r>
+            <w:r>
+              <w:rPr>
+                <w:sz w:val="20"/>
+                <w:szCs w:val="20"/>
+              </w:rPr>
+              <w:t xml:space="preserve"> | </w:t>
+            </w:r>
+            <w:r>
+              <w:rPr>
+                <w:sz w:val="20"/>
+                <w:szCs w:val="20"/>
+              </w:rPr>
+              <w:t>ETL pipelines</w:t>
+            </w:r>
+            <w:r>
+              <w:rPr>
+                <w:sz w:val="20"/>
+                <w:szCs w:val="20"/>
+              </w:rPr>
+              <w:t xml:space="preserve"> | </w:t>
+            </w:r>
+            <w:r>
+              <w:rPr>
+                <w:sz w:val="20"/>
+                <w:szCs w:val="20"/>
+              </w:rPr>
+              <w:t>FluentD</w:t>
+            </w:r>
+            <w:r>
+              <w:rPr>
+                <w:sz w:val="20"/>
+                <w:szCs w:val="20"/>
+              </w:rPr>
+              <w:t xml:space="preserve"> | </w:t>
+            </w:r>
+            <w:r>
+              <w:rPr>
+                <w:sz w:val="20"/>
+                <w:szCs w:val="20"/>
+              </w:rPr>
+              <w:t>OpenSearch</w:t>
+            </w:r>
+            <w:r>
+              <w:rPr>
+                <w:sz w:val="20"/>
+                <w:szCs w:val="20"/>
+              </w:rPr>
+              <w:t xml:space="preserve"> | </w:t>
+            </w:r>
+            <w:r>
+              <w:rPr>
+                <w:sz w:val="20"/>
+                <w:szCs w:val="20"/>
+              </w:rPr>
+              <w:t>high-throughput streaming</w:t>
+            </w:r>
+            <w:r>
+              <w:rPr>
+                <w:sz w:val="20"/>
+                <w:szCs w:val="20"/>
+              </w:rPr>
+              <w:t xml:space="preserve"> | </w:t>
+            </w:r>
+            <w:r>
+              <w:rPr>
+                <w:sz w:val="20"/>
+                <w:szCs w:val="20"/>
+              </w:rPr>
+              <w:t>data quality and reliability</w:t>
             </w:r>
           </w:p>
           <w:p>
             <w:pPr>
               <w:rPr>
+                <w:b/>
                 <w:sz w:val="20"/>
                 <w:szCs w:val="20"/>
               </w:rPr>
@@ -646,14 +1171,161 @@
                 <w:sz w:val="20"/>
                 <w:szCs w:val="20"/>
               </w:rPr>
-              <w:t>Leadership &amp; Methodologies:</w:t>
-            </w:r>
-            <w:r>
-              <w:rPr>
-                <w:sz w:val="20"/>
-                <w:szCs w:val="20"/>
-              </w:rPr>
-              <w:t xml:space="preserve"> Team Leadership | Cross-Functional Management | Agile/Scrum | Release Management | DevSecOps | AIOps Strategy | FinOps</w:t>
+              <w:t xml:space="preserve">Security, Compliance, and FinOps: </w:t>
+            </w:r>
+            <w:r>
+              <w:rPr>
+                <w:sz w:val="20"/>
+                <w:szCs w:val="20"/>
+              </w:rPr>
+              <w:t>DevSecOps</w:t>
+            </w:r>
+            <w:r>
+              <w:rPr>
+                <w:sz w:val="20"/>
+                <w:szCs w:val="20"/>
+              </w:rPr>
+              <w:t xml:space="preserve"> | </w:t>
+            </w:r>
+            <w:r>
+              <w:rPr>
+                <w:sz w:val="20"/>
+                <w:szCs w:val="20"/>
+              </w:rPr>
+              <w:t>IAM</w:t>
+            </w:r>
+            <w:r>
+              <w:rPr>
+                <w:sz w:val="20"/>
+                <w:szCs w:val="20"/>
+              </w:rPr>
+              <w:t xml:space="preserve"> | </w:t>
+            </w:r>
+            <w:r>
+              <w:rPr>
+                <w:sz w:val="20"/>
+                <w:szCs w:val="20"/>
+              </w:rPr>
+              <w:t>least privilege</w:t>
+            </w:r>
+            <w:r>
+              <w:rPr>
+                <w:sz w:val="20"/>
+                <w:szCs w:val="20"/>
+              </w:rPr>
+              <w:t xml:space="preserve"> | </w:t>
+            </w:r>
+            <w:r>
+              <w:rPr>
+                <w:sz w:val="20"/>
+                <w:szCs w:val="20"/>
+              </w:rPr>
+              <w:t>admission controllers</w:t>
+            </w:r>
+            <w:r>
+              <w:rPr>
+                <w:sz w:val="20"/>
+                <w:szCs w:val="20"/>
+              </w:rPr>
+              <w:t xml:space="preserve"> | </w:t>
+            </w:r>
+            <w:r>
+              <w:rPr>
+                <w:sz w:val="20"/>
+                <w:szCs w:val="20"/>
+              </w:rPr>
+              <w:t>Kyverno (concept-</w:t>
+            </w:r>
+            <w:r>
+              <w:rPr>
+                <w:sz w:val="20"/>
+                <w:szCs w:val="20"/>
+              </w:rPr>
+              <w:t>level) |</w:t>
+            </w:r>
+            <w:r>
+              <w:rPr>
+                <w:sz w:val="20"/>
+                <w:szCs w:val="20"/>
+              </w:rPr>
+              <w:t xml:space="preserve"> </w:t>
+            </w:r>
+            <w:r>
+              <w:rPr>
+                <w:sz w:val="20"/>
+                <w:szCs w:val="20"/>
+              </w:rPr>
+              <w:t>mTLS (concepts)</w:t>
+            </w:r>
+            <w:r>
+              <w:rPr>
+                <w:sz w:val="20"/>
+                <w:szCs w:val="20"/>
+              </w:rPr>
+              <w:t xml:space="preserve"> | </w:t>
+            </w:r>
+            <w:r>
+              <w:rPr>
+                <w:sz w:val="20"/>
+                <w:szCs w:val="20"/>
+              </w:rPr>
+              <w:t>security best practices</w:t>
+            </w:r>
+            <w:r>
+              <w:rPr>
+                <w:sz w:val="20"/>
+                <w:szCs w:val="20"/>
+              </w:rPr>
+              <w:t xml:space="preserve"> | </w:t>
+            </w:r>
+            <w:r>
+              <w:rPr>
+                <w:sz w:val="20"/>
+                <w:szCs w:val="20"/>
+              </w:rPr>
+              <w:t>FOSS compliance automation</w:t>
+            </w:r>
+            <w:r>
+              <w:rPr>
+                <w:sz w:val="20"/>
+                <w:szCs w:val="20"/>
+              </w:rPr>
+              <w:t xml:space="preserve"> | </w:t>
+            </w:r>
+            <w:r>
+              <w:rPr>
+                <w:sz w:val="20"/>
+                <w:szCs w:val="20"/>
+              </w:rPr>
+              <w:t>FinOps</w:t>
+            </w:r>
+            <w:r>
+              <w:rPr>
+                <w:sz w:val="20"/>
+                <w:szCs w:val="20"/>
+              </w:rPr>
+              <w:t xml:space="preserve"> | </w:t>
+            </w:r>
+            <w:r>
+              <w:rPr>
+                <w:sz w:val="20"/>
+                <w:szCs w:val="20"/>
+              </w:rPr>
+              <w:t>cost optimization</w:t>
+            </w:r>
+            <w:r>
+              <w:rPr>
+                <w:sz w:val="20"/>
+                <w:szCs w:val="20"/>
+              </w:rPr>
+              <w:t xml:space="preserve"> | </w:t>
+            </w:r>
+            <w:r>
+              <w:rPr>
+                <w:sz w:val="20"/>
+                <w:szCs w:val="20"/>
+              </w:rPr>
+              <w:t>multi-account AWS cost governance</w:t>
             </w:r>
           </w:p>
           <w:p>
@@ -669,20 +1341,104 @@
                 <w:sz w:val="20"/>
                 <w:szCs w:val="20"/>
               </w:rPr>
-              <w:t>AI/ML &amp; Emerging Tech:</w:t>
-            </w:r>
-            <w:r>
-              <w:rPr>
-                <w:sz w:val="20"/>
-                <w:szCs w:val="20"/>
-              </w:rPr>
-              <w:t xml:space="preserve"> AI Agent Design | Retrieval-Augmented Generation (RAG) | Large Language Models (LLM) | Model Context Protocol (MCP) | Vector Databases (Pinecone/Chroma)</w:t>
+              <w:t xml:space="preserve">Leadership and Ways of Working: </w:t>
+            </w:r>
+            <w:r>
+              <w:rPr>
+                <w:sz w:val="20"/>
+                <w:szCs w:val="20"/>
+              </w:rPr>
+              <w:t>Team leadership</w:t>
+            </w:r>
+            <w:r>
+              <w:rPr>
+                <w:sz w:val="20"/>
+                <w:szCs w:val="20"/>
+              </w:rPr>
+              <w:t xml:space="preserve"> | </w:t>
+            </w:r>
+            <w:r>
+              <w:rPr>
+                <w:sz w:val="20"/>
+                <w:szCs w:val="20"/>
+              </w:rPr>
+              <w:t>technical mentorship</w:t>
+            </w:r>
+            <w:r>
+              <w:rPr>
+                <w:sz w:val="20"/>
+                <w:szCs w:val="20"/>
+              </w:rPr>
+              <w:t xml:space="preserve"> | </w:t>
+            </w:r>
+            <w:r>
+              <w:rPr>
+                <w:sz w:val="20"/>
+                <w:szCs w:val="20"/>
+              </w:rPr>
+              <w:t>cross-functional stakeholder management</w:t>
+            </w:r>
+            <w:r>
+              <w:rPr>
+                <w:sz w:val="20"/>
+                <w:szCs w:val="20"/>
+              </w:rPr>
+              <w:t xml:space="preserve"> | </w:t>
+            </w:r>
+            <w:r>
+              <w:rPr>
+                <w:sz w:val="20"/>
+                <w:szCs w:val="20"/>
+              </w:rPr>
+              <w:t>Agile/Scrum</w:t>
+            </w:r>
+            <w:r>
+              <w:rPr>
+                <w:sz w:val="20"/>
+                <w:szCs w:val="20"/>
+              </w:rPr>
+              <w:t xml:space="preserve"> | </w:t>
+            </w:r>
+            <w:r>
+              <w:rPr>
+                <w:sz w:val="20"/>
+                <w:szCs w:val="20"/>
+              </w:rPr>
+              <w:t>global collaboration</w:t>
+            </w:r>
+            <w:r>
+              <w:rPr>
+                <w:sz w:val="20"/>
+                <w:szCs w:val="20"/>
+              </w:rPr>
+              <w:t xml:space="preserve"> | </w:t>
+            </w:r>
+            <w:r>
+              <w:rPr>
+                <w:sz w:val="20"/>
+                <w:szCs w:val="20"/>
+              </w:rPr>
+              <w:t>influencing architecture decisions</w:t>
+            </w:r>
+            <w:r>
+              <w:rPr>
+                <w:sz w:val="20"/>
+                <w:szCs w:val="20"/>
+              </w:rPr>
+              <w:t xml:space="preserve"> | </w:t>
+            </w:r>
+            <w:r>
+              <w:rPr>
+                <w:sz w:val="20"/>
+                <w:szCs w:val="20"/>
+              </w:rPr>
+              <w:t>driving standards and best practices</w:t>
             </w:r>
           </w:p>
           <w:p>
             <w:pPr>
-              <w:spacing w:after="210"/>
-              <w:rPr>
+              <w:rPr>
+                <w:b/>
                 <w:sz w:val="20"/>
                 <w:szCs w:val="20"/>
               </w:rPr>
@@ -693,40 +1449,343 @@
                 <w:sz w:val="20"/>
                 <w:szCs w:val="20"/>
               </w:rPr>
-              <w:t>Tools &amp; Platforms:</w:t>
-            </w:r>
-            <w:r>
-              <w:rPr>
-                <w:sz w:val="20"/>
-                <w:szCs w:val="20"/>
-              </w:rPr>
-              <w:t xml:space="preserve"> Jenkins | SonarQube | Jira | Confluence | MS Teams | Slack</w:t>
+              <w:t xml:space="preserve">AI / AIOps and Emerging Technologies: </w:t>
+            </w:r>
+            <w:r>
+              <w:rPr>
+                <w:sz w:val="20"/>
+                <w:szCs w:val="20"/>
+              </w:rPr>
+              <w:t>AI agent design</w:t>
+            </w:r>
+            <w:r>
+              <w:rPr>
+                <w:sz w:val="20"/>
+                <w:szCs w:val="20"/>
+              </w:rPr>
+              <w:t xml:space="preserve"> | </w:t>
+            </w:r>
+            <w:r>
+              <w:rPr>
+                <w:sz w:val="20"/>
+                <w:szCs w:val="20"/>
+              </w:rPr>
+              <w:t>Retrieval-Augmented Generation (RAG)</w:t>
+            </w:r>
+            <w:r>
+              <w:rPr>
+                <w:sz w:val="20"/>
+                <w:szCs w:val="20"/>
+              </w:rPr>
+              <w:t xml:space="preserve"> | </w:t>
+            </w:r>
+            <w:r>
+              <w:rPr>
+                <w:sz w:val="20"/>
+                <w:szCs w:val="20"/>
+              </w:rPr>
+              <w:t>Large Language Models</w:t>
+            </w:r>
+            <w:r>
+              <w:rPr>
+                <w:sz w:val="20"/>
+                <w:szCs w:val="20"/>
+              </w:rPr>
+              <w:t xml:space="preserve"> | </w:t>
+            </w:r>
+            <w:r>
+              <w:rPr>
+                <w:sz w:val="20"/>
+                <w:szCs w:val="20"/>
+              </w:rPr>
+              <w:t>Model Context Protocol (MCP)</w:t>
+            </w:r>
+            <w:r>
+              <w:rPr>
+                <w:sz w:val="20"/>
+                <w:szCs w:val="20"/>
+              </w:rPr>
+              <w:t xml:space="preserve"> | </w:t>
+            </w:r>
+            <w:r>
+              <w:rPr>
+                <w:sz w:val="20"/>
+                <w:szCs w:val="20"/>
+              </w:rPr>
+              <w:t xml:space="preserve">vector databases (Pinecone, </w:t>
+            </w:r>
+            <w:r>
+              <w:rPr>
+                <w:sz w:val="20"/>
+                <w:szCs w:val="20"/>
+              </w:rPr>
+              <w:t>Chroma) |</w:t>
+            </w:r>
+            <w:r>
+              <w:rPr>
+                <w:sz w:val="20"/>
+                <w:szCs w:val="20"/>
+              </w:rPr>
+              <w:t xml:space="preserve"> </w:t>
+            </w:r>
+            <w:r>
+              <w:rPr>
+                <w:sz w:val="20"/>
+                <w:szCs w:val="20"/>
+              </w:rPr>
+              <w:t>AIOps automation</w:t>
+            </w:r>
+            <w:r>
+              <w:rPr>
+                <w:sz w:val="20"/>
+                <w:szCs w:val="20"/>
+              </w:rPr>
+              <w:t xml:space="preserve"> | </w:t>
+            </w:r>
+            <w:r>
+              <w:rPr>
+                <w:sz w:val="20"/>
+                <w:szCs w:val="20"/>
+              </w:rPr>
+              <w:t>AI-enabled DevOps workflows</w:t>
             </w:r>
           </w:p>
           <w:p>
             <w:pPr>
               <w:rPr>
+                <w:sz w:val="20"/>
+                <w:szCs w:val="20"/>
+              </w:rPr>
+            </w:pPr>
+            <w:r>
+              <w:rPr>
                 <w:b/>
                 <w:sz w:val="20"/>
                 <w:szCs w:val="20"/>
               </w:rPr>
+              <w:t xml:space="preserve">TOOLS: </w:t>
+            </w:r>
+            <w:r>
+              <w:rPr>
+                <w:sz w:val="20"/>
+                <w:szCs w:val="20"/>
+              </w:rPr>
+              <w:t>GitLab</w:t>
+            </w:r>
+            <w:r>
+              <w:rPr>
+                <w:sz w:val="20"/>
+                <w:szCs w:val="20"/>
+              </w:rPr>
+              <w:t xml:space="preserve"> | </w:t>
+            </w:r>
+            <w:r>
+              <w:rPr>
+                <w:sz w:val="20"/>
+                <w:szCs w:val="20"/>
+              </w:rPr>
+              <w:t>GitHub</w:t>
+            </w:r>
+            <w:r>
+              <w:rPr>
+                <w:sz w:val="20"/>
+                <w:szCs w:val="20"/>
+              </w:rPr>
+              <w:t xml:space="preserve"> | </w:t>
+            </w:r>
+            <w:r>
+              <w:rPr>
+                <w:sz w:val="20"/>
+                <w:szCs w:val="20"/>
+              </w:rPr>
+              <w:t>Jira</w:t>
+            </w:r>
+            <w:r>
+              <w:rPr>
+                <w:sz w:val="20"/>
+                <w:szCs w:val="20"/>
+              </w:rPr>
+              <w:t xml:space="preserve"> | </w:t>
+            </w:r>
+            <w:r>
+              <w:rPr>
+                <w:sz w:val="20"/>
+                <w:szCs w:val="20"/>
+              </w:rPr>
+              <w:t>Confluence</w:t>
+            </w:r>
+            <w:r>
+              <w:rPr>
+                <w:sz w:val="20"/>
+                <w:szCs w:val="20"/>
+              </w:rPr>
+              <w:t xml:space="preserve"> | </w:t>
+            </w:r>
+            <w:r>
+              <w:rPr>
+                <w:sz w:val="20"/>
+                <w:szCs w:val="20"/>
+              </w:rPr>
+              <w:t>MS Teams</w:t>
+            </w:r>
+            <w:r>
+              <w:rPr>
+                <w:sz w:val="20"/>
+                <w:szCs w:val="20"/>
+              </w:rPr>
+              <w:t xml:space="preserve"> | </w:t>
+            </w:r>
+            <w:r>
+              <w:rPr>
+                <w:sz w:val="20"/>
+                <w:szCs w:val="20"/>
+              </w:rPr>
+              <w:t>Slack</w:t>
+            </w:r>
+            <w:r>
+              <w:rPr>
+                <w:sz w:val="20"/>
+                <w:szCs w:val="20"/>
+              </w:rPr>
+              <w:t xml:space="preserve"> | </w:t>
+            </w:r>
+            <w:r>
+              <w:rPr>
+                <w:sz w:val="20"/>
+                <w:szCs w:val="20"/>
+              </w:rPr>
+              <w:t>SonarQube</w:t>
+            </w:r>
+            <w:bookmarkStart w:id="1" w:name="professional_experience"/>
+          </w:p>
+          <w:p>
+            <w:pPr>
+              <w:rPr>
+                <w:sz w:val="20"/>
+                <w:szCs w:val="20"/>
+              </w:rPr>
             </w:pPr>
-            <w:r>
+          </w:p>
+          <w:p>
+            <w:pPr>
+              <w:spacing w:line="271" w:lineRule="auto"/>
+              <w:rPr>
+                <w:bCs/>
+              </w:rPr>
+            </w:pPr>
+            <w:r>
+              <w:rPr>
+                <w:bCs/>
+                <w:sz w:val="42"/>
+              </w:rPr>
+              <w:t>PROFESSIONAL EXPERIENCE</w:t>
+            </w:r>
+            <w:bookmarkEnd w:id="1"/>
+          </w:p>
+          <w:p>
+            <w:pPr>
               <w:rPr>
                 <w:b/>
-                <w:sz w:val="20"/>
-                <w:szCs w:val="20"/>
-              </w:rPr>
-              <w:t>Kubernetes &amp; Infrastructure Scale:</w:t>
+              </w:rPr>
+            </w:pPr>
+            <w:r>
+              <w:rPr>
+                <w:b/>
+              </w:rPr>
+              <w:t>Nokia</w:t>
+            </w:r>
+            <w:r>
+              <w:rPr>
+                <w:b/>
+              </w:rPr>
+              <w:t xml:space="preserve"> Pvt. Ltd.</w:t>
+            </w:r>
+          </w:p>
+          <w:p>
+            <w:pPr>
+              <w:spacing w:line="271" w:lineRule="auto"/>
+            </w:pPr>
+            <w:r>
+              <w:rPr>
+                <w:b/>
+                <w:sz w:val="24"/>
+                <w:szCs w:val="16"/>
+              </w:rPr>
+              <w:t xml:space="preserve">R&amp;D </w:t>
+            </w:r>
+            <w:r>
+              <w:rPr>
+                <w:b/>
+                <w:sz w:val="24"/>
+                <w:szCs w:val="16"/>
+              </w:rPr>
+              <w:t xml:space="preserve">Architect </w:t>
+            </w:r>
+            <w:r>
+              <w:rPr>
+                <w:rFonts w:eastAsia="Georgia" w:cs="Georgia"/>
+              </w:rPr>
+              <w:t>|</w:t>
+            </w:r>
+            <w:r>
+              <w:rPr>
+                <w:rFonts w:eastAsia="Georgia" w:cs="Georgia"/>
+              </w:rPr>
+              <w:t xml:space="preserve"> </w:t>
+            </w:r>
+            <w:r>
+              <w:rPr>
+                <w:rFonts w:eastAsia="Georgia" w:cs="Georgia"/>
+              </w:rPr>
+              <w:t xml:space="preserve">July 2013 – </w:t>
+            </w:r>
+            <w:r>
+              <w:rPr>
+                <w:rFonts w:eastAsia="Georgia" w:cs="Georgia"/>
+              </w:rPr>
+              <w:t>Present |</w:t>
+            </w:r>
+            <w:r>
+              <w:rPr>
+                <w:rFonts w:eastAsia="Georgia" w:cs="Georgia"/>
+              </w:rPr>
+              <w:t xml:space="preserve"> </w:t>
+            </w:r>
+            <w:r>
+              <w:rPr>
+                <w:rFonts w:eastAsia="Georgia" w:cs="Georgia"/>
+              </w:rPr>
+              <w:t>Bengaluru, India</w:t>
+            </w:r>
+          </w:p>
+          <w:p>
+            <w:pPr>
+              <w:spacing w:line="240" w:lineRule="atLeast"/>
+              <w:rPr>
+                <w:b/>
+                <w:bCs/>
+                <w:sz w:val="20"/>
+                <w:szCs w:val="20"/>
+              </w:rPr>
+            </w:pPr>
+            <w:r>
+              <w:rPr>
+                <w:b/>
+                <w:bCs/>
+                <w:sz w:val="20"/>
+                <w:szCs w:val="20"/>
+              </w:rPr>
+              <w:t>Platform Modernization and Kubernetes Scale:</w:t>
             </w:r>
           </w:p>
           <w:p>
             <w:pPr>
               <w:numPr>
                 <w:ilvl w:val="0"/>
-                <w:numId w:val="32"/>
+                <w:numId w:val="35"/>
               </w:numPr>
               <w:spacing w:line="240" w:lineRule="atLeast"/>
+              <w:ind w:left="360"/>
               <w:rPr>
                 <w:sz w:val="20"/>
                 <w:szCs w:val="20"/>
@@ -734,28 +1793,34 @@
             </w:pPr>
             <w:r>
               <w:rPr>
-                <w:b/>
-                <w:bCs/>
-                <w:sz w:val="20"/>
-                <w:szCs w:val="20"/>
-              </w:rPr>
-              <w:t>Designed and implemented telemetry pipelines for 1000+ customer edge Kubernetes clusters</w:t>
-            </w:r>
-            <w:r>
-              <w:rPr>
-                <w:sz w:val="20"/>
-                <w:szCs w:val="20"/>
-              </w:rPr>
-              <w:t xml:space="preserve"> using Prometheus, Grafana, Loki, OpenTelemetry, VictoriaMetrics, and OpenSearch/Elasticsearch at scale—enhancing incident management, customer reliability, system resilience, and resource efficiency.</w:t>
+                <w:sz w:val="20"/>
+                <w:szCs w:val="20"/>
+              </w:rPr>
+              <w:t xml:space="preserve">Architected and operated a global Kubernetes platform spanning 15+ data </w:t>
+            </w:r>
+            <w:r>
+              <w:rPr>
+                <w:sz w:val="20"/>
+                <w:szCs w:val="20"/>
+              </w:rPr>
+              <w:t>centre</w:t>
+            </w:r>
+            <w:r>
+              <w:rPr>
+                <w:sz w:val="20"/>
+                <w:szCs w:val="20"/>
+              </w:rPr>
+              <w:t xml:space="preserve"> clusters (on-prem and AWS EKS) and 1000+ customer edge Kubernetes clusters, ensuring high availability and zero-downtime operations across 5 global locations.</w:t>
             </w:r>
           </w:p>
           <w:p>
             <w:pPr>
               <w:numPr>
                 <w:ilvl w:val="0"/>
-                <w:numId w:val="32"/>
+                <w:numId w:val="35"/>
               </w:numPr>
               <w:spacing w:line="240" w:lineRule="atLeast"/>
+              <w:ind w:left="360"/>
               <w:rPr>
                 <w:sz w:val="20"/>
                 <w:szCs w:val="20"/>
@@ -763,41 +1828,15 @@
             </w:pPr>
             <w:r>
               <w:rPr>
-                <w:b/>
-                <w:bCs/>
-                <w:sz w:val="20"/>
-                <w:szCs w:val="20"/>
-              </w:rPr>
-              <w:t xml:space="preserve">Managed 15+ Data </w:t>
-            </w:r>
-            <w:r>
-              <w:rPr>
-                <w:b/>
-                <w:bCs/>
-                <w:sz w:val="20"/>
-                <w:szCs w:val="20"/>
-              </w:rPr>
-              <w:t>Center (both on-prem &amp; AWS EKS)</w:t>
-            </w:r>
-            <w:r>
-              <w:rPr>
-                <w:b/>
-                <w:bCs/>
-                <w:sz w:val="20"/>
-                <w:szCs w:val="20"/>
-              </w:rPr>
-              <w:t xml:space="preserve"> Kubernetes clusters across 5 global locations</w:t>
-            </w:r>
-            <w:r>
-              <w:rPr>
-                <w:sz w:val="20"/>
-                <w:szCs w:val="20"/>
-              </w:rPr>
-              <w:t xml:space="preserve"> with zero-downtime operations and seamless scaling capabilities</w:t>
+                <w:sz w:val="20"/>
+                <w:szCs w:val="20"/>
+              </w:rPr>
+              <w:t>Led platform modernization and cloud-readiness initiatives for 8–9 key products, including containerization strategies, migration from legacy platforms, and adoption of cloud-native architectures on AWS and Kubernetes.</w:t>
             </w:r>
           </w:p>
           <w:p>
             <w:pPr>
+              <w:spacing w:line="240" w:lineRule="atLeast"/>
               <w:rPr>
                 <w:b/>
                 <w:bCs/>
@@ -812,24 +1851,17 @@
                 <w:sz w:val="20"/>
                 <w:szCs w:val="20"/>
               </w:rPr>
-              <w:t>Infrastructure as Code</w:t>
-            </w:r>
-            <w:r>
-              <w:rPr>
-                <w:b/>
-                <w:bCs/>
-                <w:sz w:val="20"/>
-                <w:szCs w:val="20"/>
-              </w:rPr>
-              <w:t>:</w:t>
+              <w:t>Infrastructure as Code and AWS:</w:t>
             </w:r>
           </w:p>
           <w:p>
             <w:pPr>
               <w:numPr>
                 <w:ilvl w:val="0"/>
-                <w:numId w:val="32"/>
+                <w:numId w:val="36"/>
               </w:numPr>
+              <w:spacing w:line="240" w:lineRule="atLeast"/>
+              <w:ind w:left="360"/>
               <w:rPr>
                 <w:sz w:val="20"/>
                 <w:szCs w:val="20"/>
@@ -837,48 +1869,20 @@
             </w:pPr>
             <w:r>
               <w:rPr>
-                <w:b/>
-                <w:bCs/>
-                <w:sz w:val="20"/>
-                <w:szCs w:val="20"/>
-              </w:rPr>
-              <w:t>Architected a production-grade "Registry-as-a-Service" framework using Terraform and Terragrunt to automate</w:t>
-            </w:r>
-            <w:r>
-              <w:rPr>
-                <w:sz w:val="20"/>
-                <w:szCs w:val="20"/>
-              </w:rPr>
-              <w:t xml:space="preserve"> the complete lifecycle of Harbor container registries, enabling declarative project provisioning, robot account management, retention policies, and cross-registry replication at enterprise scale</w:t>
-            </w:r>
-            <w:r>
-              <w:rPr>
-                <w:sz w:val="20"/>
-                <w:szCs w:val="20"/>
-              </w:rPr>
-              <w:t>.</w:t>
-            </w:r>
-            <w:r>
-              <w:rPr>
-                <w:sz w:val="20"/>
-                <w:szCs w:val="20"/>
-              </w:rPr>
-              <w:t xml:space="preserve"> </w:t>
-            </w:r>
-            <w:r>
-              <w:rPr>
-                <w:sz w:val="20"/>
-                <w:szCs w:val="20"/>
-              </w:rPr>
-              <w:t>Provisioned AWS EKS-Auto Mode clusters using Terragrunt/OpenTofu orchestration – automated node lifecycle, cost-optimized scaling, and GitOps-ready platform with zero-downtime upgrades for enterprise workloads.</w:t>
+                <w:sz w:val="20"/>
+                <w:szCs w:val="20"/>
+              </w:rPr>
+              <w:t>Designed and implemented a production-grade “Registry-as-a-Service” solution using Terraform and Terragrunt, automating Harbor registry lifecycle, project provisioning, robot account management, retention policies, and cross-registry replication at enterprise scale.</w:t>
             </w:r>
           </w:p>
           <w:p>
             <w:pPr>
               <w:numPr>
                 <w:ilvl w:val="0"/>
-                <w:numId w:val="32"/>
+                <w:numId w:val="36"/>
               </w:numPr>
+              <w:spacing w:line="240" w:lineRule="atLeast"/>
+              <w:ind w:left="360"/>
               <w:rPr>
                 <w:sz w:val="20"/>
                 <w:szCs w:val="20"/>
@@ -886,44 +1890,20 @@
             </w:pPr>
             <w:r>
               <w:rPr>
-                <w:b/>
-                <w:bCs/>
-                <w:sz w:val="20"/>
-                <w:szCs w:val="20"/>
-              </w:rPr>
-              <w:t>Built a self-service GitLab CI/CD pipeline with automated terraform plan/apply</w:t>
-            </w:r>
-            <w:r>
-              <w:rPr>
-                <w:sz w:val="20"/>
-                <w:szCs w:val="20"/>
-              </w:rPr>
-              <w:t xml:space="preserve"> feedback loop, allowing any team to provision compliant, fully configured Harbor projects in minutes while reducing administrative overhead and ensuring consistent governance across the organization</w:t>
-            </w:r>
-          </w:p>
-          <w:p>
-            <w:pPr>
-              <w:rPr>
-                <w:sz w:val="20"/>
-                <w:szCs w:val="20"/>
-              </w:rPr>
-            </w:pPr>
-            <w:r>
-              <w:rPr>
-                <w:b/>
-                <w:sz w:val="20"/>
-                <w:szCs w:val="20"/>
-              </w:rPr>
-              <w:t>CI/CD &amp; Deployment Automation:</w:t>
+                <w:sz w:val="20"/>
+                <w:szCs w:val="20"/>
+              </w:rPr>
+              <w:t>Provisioned AWS EKS Auto Mode clusters using Terragrunt and OpenTofu, including automated VPC, subnets, security groups, S3, and EC2 worker node lifecycle, cost-optimized scaling, and GitOps-ready bootstrap with zero-downtime upgrades.</w:t>
             </w:r>
           </w:p>
           <w:p>
             <w:pPr>
               <w:numPr>
                 <w:ilvl w:val="0"/>
-                <w:numId w:val="32"/>
+                <w:numId w:val="36"/>
               </w:numPr>
               <w:spacing w:line="240" w:lineRule="atLeast"/>
+              <w:ind w:left="360"/>
               <w:rPr>
                 <w:sz w:val="20"/>
                 <w:szCs w:val="20"/>
@@ -934,16 +1914,37 @@
                 <w:sz w:val="20"/>
                 <w:szCs w:val="20"/>
               </w:rPr>
-              <w:t>Architected and implemented standardized CI/CD workflow using GitLab CI and GitOps principles (ArgoCD), reducing deployment cycles by 50% and achieving 99.95% platform availability, resolving slow manual deployments across 8 projects</w:t>
+              <w:t>Built self-service GitLab CI/CD pipelines with integrated terraform plan/apply workflows, enabling teams to provision compliant infrastructure on-demand while enforcing security, compliance, and governance.</w:t>
+            </w:r>
+          </w:p>
+          <w:p>
+            <w:pPr>
+              <w:spacing w:line="240" w:lineRule="atLeast"/>
+              <w:rPr>
+                <w:b/>
+                <w:bCs/>
+                <w:sz w:val="20"/>
+                <w:szCs w:val="20"/>
+              </w:rPr>
+            </w:pPr>
+            <w:r>
+              <w:rPr>
+                <w:b/>
+                <w:bCs/>
+                <w:sz w:val="20"/>
+                <w:szCs w:val="20"/>
+              </w:rPr>
+              <w:t>DevOps, CI/CD, and GitOps:</w:t>
             </w:r>
           </w:p>
           <w:p>
             <w:pPr>
               <w:numPr>
                 <w:ilvl w:val="0"/>
-                <w:numId w:val="32"/>
+                <w:numId w:val="37"/>
               </w:numPr>
               <w:spacing w:line="240" w:lineRule="atLeast"/>
+              <w:ind w:left="360"/>
               <w:rPr>
                 <w:sz w:val="20"/>
                 <w:szCs w:val="20"/>
@@ -954,32 +1955,17 @@
                 <w:sz w:val="20"/>
                 <w:szCs w:val="20"/>
               </w:rPr>
-              <w:t>Implemented version control systems (GitLab) and configuration management (Helm, Kustomize) across all projects, reducing deployment errors and enabling rapid feature iteration</w:t>
-            </w:r>
-          </w:p>
-          <w:p>
-            <w:pPr>
-              <w:rPr>
-                <w:sz w:val="20"/>
-                <w:szCs w:val="20"/>
-              </w:rPr>
-            </w:pPr>
-            <w:r>
-              <w:rPr>
-                <w:b/>
-                <w:sz w:val="20"/>
-                <w:szCs w:val="20"/>
-              </w:rPr>
-              <w:t>Observability &amp; Reliability:</w:t>
+              <w:t>Architected and implemented standardized CI/CD workflows using GitLab CI, Helm, Kustomize, and ArgoCD-based GitOps across multiple products, reducing deployment cycles by 50 percent and achieving 99.95 percent platform availability.</w:t>
             </w:r>
           </w:p>
           <w:p>
             <w:pPr>
               <w:numPr>
                 <w:ilvl w:val="0"/>
-                <w:numId w:val="32"/>
+                <w:numId w:val="37"/>
               </w:numPr>
               <w:spacing w:line="240" w:lineRule="atLeast"/>
+              <w:ind w:left="360"/>
               <w:rPr>
                 <w:sz w:val="20"/>
                 <w:szCs w:val="20"/>
@@ -990,37 +1976,37 @@
                 <w:sz w:val="20"/>
                 <w:szCs w:val="20"/>
               </w:rPr>
-              <w:t>Designed and deployed scalable observability and telemetry stack (Prometheus, Grafana, Loki, OpenTelemetry) integrating edge node telemetry and defining SLIs/SLOs, improving system reliability and reducing infrastructure costs by 5</w:t>
-            </w:r>
-            <w:r>
-              <w:rPr>
-                <w:sz w:val="20"/>
-                <w:szCs w:val="20"/>
-              </w:rPr>
-              <w:t>%. Established</w:t>
-            </w:r>
-            <w:r>
-              <w:rPr>
-                <w:sz w:val="20"/>
-                <w:szCs w:val="20"/>
-              </w:rPr>
-              <w:t xml:space="preserve"> SLO/SLI frameworks ensuring 99.95% platform availability across mission-critical systems supporting enterprise customers</w:t>
-            </w:r>
-            <w:r>
-              <w:rPr>
-                <w:sz w:val="20"/>
-                <w:szCs w:val="20"/>
-              </w:rPr>
-              <w:t>.</w:t>
+              <w:t>Implemented environment management standards and configuration-as-code practices to improve deployment reliability and accelerate feature delivery.</w:t>
+            </w:r>
+          </w:p>
+          <w:p>
+            <w:pPr>
+              <w:spacing w:line="240" w:lineRule="atLeast"/>
+              <w:rPr>
+                <w:b/>
+                <w:bCs/>
+                <w:sz w:val="20"/>
+                <w:szCs w:val="20"/>
+              </w:rPr>
+            </w:pPr>
+            <w:r>
+              <w:rPr>
+                <w:b/>
+                <w:bCs/>
+                <w:sz w:val="20"/>
+                <w:szCs w:val="20"/>
+              </w:rPr>
+              <w:t>Observability, Telemetry, and SRE:</w:t>
             </w:r>
           </w:p>
           <w:p>
             <w:pPr>
               <w:numPr>
                 <w:ilvl w:val="0"/>
-                <w:numId w:val="32"/>
+                <w:numId w:val="38"/>
               </w:numPr>
               <w:spacing w:line="240" w:lineRule="atLeast"/>
+              <w:ind w:left="360"/>
               <w:rPr>
                 <w:sz w:val="20"/>
                 <w:szCs w:val="20"/>
@@ -1031,32 +2017,17 @@
                 <w:sz w:val="20"/>
                 <w:szCs w:val="20"/>
               </w:rPr>
-              <w:t>Led global 24/7 on-call rotation for mission-critical DevOps and platform services, handling incident troubleshooting, multi-team coordination, postmortems, and preventive follow-up actions</w:t>
-            </w:r>
-          </w:p>
-          <w:p>
-            <w:pPr>
-              <w:rPr>
-                <w:sz w:val="20"/>
-                <w:szCs w:val="20"/>
-              </w:rPr>
-            </w:pPr>
-            <w:r>
-              <w:rPr>
-                <w:b/>
-                <w:sz w:val="20"/>
-                <w:szCs w:val="20"/>
-              </w:rPr>
-              <w:t>Team Leadership &amp; Cross-Functional Collaboration:</w:t>
+              <w:t>Designed and deployed telemetry pipelines for 1000+ edge Kubernetes clusters using Prometheus, Grafana, Loki, OpenTelemetry, VictoriaMetrics, and OpenSearch / Elasticsearch to provide unified metrics, logs, and traces.</w:t>
             </w:r>
           </w:p>
           <w:p>
             <w:pPr>
               <w:numPr>
                 <w:ilvl w:val="0"/>
-                <w:numId w:val="32"/>
+                <w:numId w:val="38"/>
               </w:numPr>
               <w:spacing w:line="240" w:lineRule="atLeast"/>
+              <w:ind w:left="360"/>
               <w:rPr>
                 <w:sz w:val="20"/>
                 <w:szCs w:val="20"/>
@@ -1067,32 +2038,17 @@
                 <w:sz w:val="20"/>
                 <w:szCs w:val="20"/>
               </w:rPr>
-              <w:t>Directed 15-engineer DevOps team, implementing structured processes and DevOps best practices (</w:t>
-            </w:r>
-            <w:proofErr w:type="spellStart"/>
-            <w:r>
-              <w:rPr>
-                <w:sz w:val="20"/>
-                <w:szCs w:val="20"/>
-              </w:rPr>
-              <w:t>IaC</w:t>
-            </w:r>
-            <w:proofErr w:type="spellEnd"/>
-            <w:r>
-              <w:rPr>
-                <w:sz w:val="20"/>
-                <w:szCs w:val="20"/>
-              </w:rPr>
-              <w:t>, CI/CD) to resolve inefficiencies and foster culture of proactive problem-solving and automation</w:t>
+              <w:t>Established SLO/SLI frameworks and golden signals for mission-critical platform services, maintaining 99.95 percent availability and improving incident detection and response.</w:t>
             </w:r>
           </w:p>
           <w:p>
             <w:pPr>
               <w:numPr>
                 <w:ilvl w:val="0"/>
-                <w:numId w:val="32"/>
+                <w:numId w:val="38"/>
               </w:numPr>
               <w:spacing w:line="240" w:lineRule="atLeast"/>
+              <w:ind w:left="360"/>
               <w:rPr>
                 <w:sz w:val="20"/>
                 <w:szCs w:val="20"/>
@@ -1103,43 +2059,38 @@
                 <w:sz w:val="20"/>
                 <w:szCs w:val="20"/>
               </w:rPr>
-              <w:t>Established and led cross-team debugging "war rooms" and root cause analysis sessions, resolving critical product blockers through permanent fixes and preventive automation</w:t>
+              <w:lastRenderedPageBreak/>
+              <w:t>Created alerting and dashboard standards for infrastructure and application teams, enabling proactive incident detection and shortening MTTR.</w:t>
             </w:r>
           </w:p>
           <w:p>
             <w:pPr>
               <w:spacing w:line="240" w:lineRule="atLeast"/>
-              <w:ind w:left="720"/>
-              <w:rPr>
+              <w:rPr>
+                <w:b/>
+                <w:bCs/>
                 <w:sz w:val="20"/>
                 <w:szCs w:val="20"/>
               </w:rPr>
             </w:pPr>
-          </w:p>
-          <w:p>
-            <w:pPr>
-              <w:rPr>
-                <w:sz w:val="20"/>
-                <w:szCs w:val="20"/>
-              </w:rPr>
-            </w:pPr>
             <w:r>
               <w:rPr>
                 <w:b/>
-                <w:sz w:val="20"/>
-                <w:szCs w:val="20"/>
-              </w:rPr>
-              <w:lastRenderedPageBreak/>
-              <w:t>Cost Optimization &amp; FinOps:</w:t>
+                <w:bCs/>
+                <w:sz w:val="20"/>
+                <w:szCs w:val="20"/>
+              </w:rPr>
+              <w:t>Incident Management and On-Call:</w:t>
             </w:r>
           </w:p>
           <w:p>
             <w:pPr>
               <w:numPr>
                 <w:ilvl w:val="0"/>
-                <w:numId w:val="32"/>
+                <w:numId w:val="39"/>
               </w:numPr>
               <w:spacing w:line="240" w:lineRule="atLeast"/>
+              <w:ind w:left="360"/>
               <w:rPr>
                 <w:sz w:val="20"/>
                 <w:szCs w:val="20"/>
@@ -1150,16 +2101,17 @@
                 <w:sz w:val="20"/>
                 <w:szCs w:val="20"/>
               </w:rPr>
-              <w:t>Implemented FinOps program addressing escalating cloud costs, reducing spend by 15% year-over-year and avoiding projected $500k overspend through automated policies and provider negotiations</w:t>
+              <w:t>Led 24/7 global on-call rotation for DevOps and platform services, including incident triage, coordination of multi-team responses, deep root cause analysis, and implementation of preventive measures.</w:t>
             </w:r>
           </w:p>
           <w:p>
             <w:pPr>
               <w:numPr>
                 <w:ilvl w:val="0"/>
-                <w:numId w:val="32"/>
+                <w:numId w:val="39"/>
               </w:numPr>
               <w:spacing w:line="240" w:lineRule="atLeast"/>
+              <w:ind w:left="360"/>
               <w:rPr>
                 <w:sz w:val="20"/>
                 <w:szCs w:val="20"/>
@@ -1170,12 +2122,15 @@
                 <w:sz w:val="20"/>
                 <w:szCs w:val="20"/>
               </w:rPr>
-              <w:t>Engineered scalability solutions using AWS services incorporating scripting languages (Python, Terraform) for automation, optimizing resource utilization and cost efficiency</w:t>
+              <w:t>Facilitated war-room-style debugging sessions to resolve high-severity production incidents and persistent reliability issues, driving permanent fixes and automation.</w:t>
             </w:r>
           </w:p>
           <w:p>
             <w:pPr>
-              <w:rPr>
+              <w:spacing w:line="240" w:lineRule="atLeast"/>
+              <w:rPr>
+                <w:b/>
+                <w:bCs/>
                 <w:sz w:val="20"/>
                 <w:szCs w:val="20"/>
               </w:rPr>
@@ -1183,19 +2138,21 @@
             <w:r>
               <w:rPr>
                 <w:b/>
-                <w:sz w:val="20"/>
-                <w:szCs w:val="20"/>
-              </w:rPr>
-              <w:t>Compliance &amp; Security:</w:t>
+                <w:bCs/>
+                <w:sz w:val="20"/>
+                <w:szCs w:val="20"/>
+              </w:rPr>
+              <w:t>Team Leadership and DevOps Enablement:</w:t>
             </w:r>
           </w:p>
           <w:p>
             <w:pPr>
               <w:numPr>
                 <w:ilvl w:val="0"/>
-                <w:numId w:val="32"/>
+                <w:numId w:val="40"/>
               </w:numPr>
               <w:spacing w:line="240" w:lineRule="atLeast"/>
+              <w:ind w:left="360"/>
               <w:rPr>
                 <w:sz w:val="20"/>
                 <w:szCs w:val="20"/>
@@ -1206,16 +2163,17 @@
                 <w:sz w:val="20"/>
                 <w:szCs w:val="20"/>
               </w:rPr>
-              <w:t>Automated and integrated compliance management for 300+ FOSS components, streamlining software releases and mitigating legal/security risks across organization</w:t>
+              <w:t>Directed a 15-engineer DevOps and platform team, instilling best practices in IaC, CI/CD, observability, and SRE principles.</w:t>
             </w:r>
           </w:p>
           <w:p>
             <w:pPr>
               <w:numPr>
                 <w:ilvl w:val="0"/>
-                <w:numId w:val="32"/>
+                <w:numId w:val="40"/>
               </w:numPr>
               <w:spacing w:line="240" w:lineRule="atLeast"/>
+              <w:ind w:left="360"/>
               <w:rPr>
                 <w:sz w:val="20"/>
                 <w:szCs w:val="20"/>
@@ -1226,12 +2184,30 @@
                 <w:sz w:val="20"/>
                 <w:szCs w:val="20"/>
               </w:rPr>
-              <w:t>Ensured security best practices integrated into all systems and processes, reducing vulnerabilities and protecting sensitive data</w:t>
+              <w:t>Mentored engineers and product teams through targeted training sessions on cloud</w:t>
+            </w:r>
+            <w:r>
+              <w:rPr>
+                <w:rFonts w:ascii="Cambria Math" w:hAnsi="Cambria Math" w:cs="Cambria Math"/>
+                <w:sz w:val="20"/>
+                <w:szCs w:val="20"/>
+              </w:rPr>
+              <w:t>‑</w:t>
+            </w:r>
+            <w:r>
+              <w:rPr>
+                <w:sz w:val="20"/>
+                <w:szCs w:val="20"/>
+              </w:rPr>
+              <w:t>native architecture, environment management, deployment strategies, and reliability engineering, driving consistent adoption of modern platform practices.</w:t>
             </w:r>
           </w:p>
           <w:p>
             <w:pPr>
-              <w:rPr>
+              <w:spacing w:line="240" w:lineRule="atLeast"/>
+              <w:rPr>
+                <w:b/>
+                <w:bCs/>
                 <w:sz w:val="20"/>
                 <w:szCs w:val="20"/>
               </w:rPr>
@@ -1239,19 +2215,21 @@
             <w:r>
               <w:rPr>
                 <w:b/>
-                <w:sz w:val="20"/>
-                <w:szCs w:val="20"/>
-              </w:rPr>
-              <w:t>Data Engineering &amp; Messaging:</w:t>
+                <w:bCs/>
+                <w:sz w:val="20"/>
+                <w:szCs w:val="20"/>
+              </w:rPr>
+              <w:t>Cost Optimization and FinOps:</w:t>
             </w:r>
           </w:p>
           <w:p>
             <w:pPr>
               <w:numPr>
                 <w:ilvl w:val="0"/>
-                <w:numId w:val="32"/>
+                <w:numId w:val="41"/>
               </w:numPr>
               <w:spacing w:line="240" w:lineRule="atLeast"/>
+              <w:ind w:left="360"/>
               <w:rPr>
                 <w:sz w:val="20"/>
                 <w:szCs w:val="20"/>
@@ -1262,16 +2240,17 @@
                 <w:sz w:val="20"/>
                 <w:szCs w:val="20"/>
               </w:rPr>
-              <w:t>Designed and implemented robust ETL processes for PostgreSQL databases, ensuring efficient data transformation and loading for internal PMO projects</w:t>
+              <w:t>Launched and led a FinOps program for cloud infrastructure, reducing spend by approximately 15 percent year-over-year and avoiding an estimated 500K USD overspend through cost visibility, rightsizing, and policy-based automation.</w:t>
             </w:r>
           </w:p>
           <w:p>
             <w:pPr>
               <w:numPr>
                 <w:ilvl w:val="0"/>
-                <w:numId w:val="32"/>
+                <w:numId w:val="41"/>
               </w:numPr>
               <w:spacing w:line="240" w:lineRule="atLeast"/>
+              <w:ind w:left="360"/>
               <w:rPr>
                 <w:sz w:val="20"/>
                 <w:szCs w:val="20"/>
@@ -1282,26 +2261,15 @@
                 <w:sz w:val="20"/>
                 <w:szCs w:val="20"/>
               </w:rPr>
-              <w:t>Managed Apache Kafka clusters for high-throughput data streaming, ensuring reliability and supporting 5 teams with real-time data access</w:t>
-            </w:r>
-            <w:r>
-              <w:rPr>
-                <w:sz w:val="20"/>
-                <w:szCs w:val="20"/>
-              </w:rPr>
-              <w:t xml:space="preserve">. </w:t>
-            </w:r>
-            <w:r>
-              <w:rPr>
-                <w:sz w:val="20"/>
-                <w:szCs w:val="20"/>
-              </w:rPr>
-              <w:t>Developed and maintained Kafka messaging queues and managed application performance using ELK/OpenSearch stack monitoring</w:t>
+              <w:t>Implemented AWS scaling strategies and automation using Python and Terraform to optimize resource utilization, including compute, storage, and networking.</w:t>
             </w:r>
           </w:p>
           <w:p>
             <w:pPr>
-              <w:rPr>
+              <w:spacing w:line="240" w:lineRule="atLeast"/>
+              <w:rPr>
+                <w:b/>
+                <w:bCs/>
                 <w:sz w:val="20"/>
                 <w:szCs w:val="20"/>
               </w:rPr>
@@ -1309,19 +2277,21 @@
             <w:r>
               <w:rPr>
                 <w:b/>
-                <w:sz w:val="20"/>
-                <w:szCs w:val="20"/>
-              </w:rPr>
-              <w:t>AI &amp; Innovation:</w:t>
+                <w:bCs/>
+                <w:sz w:val="20"/>
+                <w:szCs w:val="20"/>
+              </w:rPr>
+              <w:t>Security, Compliance, and Governance:</w:t>
             </w:r>
           </w:p>
           <w:p>
             <w:pPr>
               <w:numPr>
                 <w:ilvl w:val="0"/>
-                <w:numId w:val="32"/>
+                <w:numId w:val="42"/>
               </w:numPr>
               <w:spacing w:line="240" w:lineRule="atLeast"/>
+              <w:ind w:left="360"/>
               <w:rPr>
                 <w:sz w:val="20"/>
                 <w:szCs w:val="20"/>
@@ -1332,13 +2302,165 @@
                 <w:sz w:val="20"/>
                 <w:szCs w:val="20"/>
               </w:rPr>
-              <w:t>Created proof-of-concept AI-driven Git triage agent (RAG + Llama3) to automate issue categorization for 10,000+ items, projecting 40-50% reduction in manual effort and enabling one-click issue creation</w:t>
+              <w:t>Automated compliance pipelines for 300+ FOSS components to support secure and compliant software releases, reducing manual effort and risk.</w:t>
+            </w:r>
+          </w:p>
+          <w:p>
+            <w:pPr>
+              <w:numPr>
+                <w:ilvl w:val="0"/>
+                <w:numId w:val="42"/>
+              </w:numPr>
+              <w:spacing w:line="240" w:lineRule="atLeast"/>
+              <w:ind w:left="360"/>
+              <w:rPr>
+                <w:sz w:val="20"/>
+                <w:szCs w:val="20"/>
+              </w:rPr>
+            </w:pPr>
+            <w:r>
+              <w:rPr>
+                <w:sz w:val="20"/>
+                <w:szCs w:val="20"/>
+              </w:rPr>
+              <w:t>Embedded security controls and best practices across Kubernetes, CI/CD, and infrastructure automation, including image management, least privilege access, and secure configuration baselines.</w:t>
             </w:r>
           </w:p>
           <w:p>
             <w:pPr>
               <w:spacing w:line="240" w:lineRule="atLeast"/>
-              <w:ind w:left="720"/>
+              <w:rPr>
+                <w:b/>
+                <w:bCs/>
+                <w:sz w:val="20"/>
+                <w:szCs w:val="20"/>
+              </w:rPr>
+            </w:pPr>
+            <w:r>
+              <w:rPr>
+                <w:b/>
+                <w:bCs/>
+                <w:sz w:val="20"/>
+                <w:szCs w:val="20"/>
+              </w:rPr>
+              <w:t>Data Engineering and Streaming:</w:t>
+            </w:r>
+          </w:p>
+          <w:p>
+            <w:pPr>
+              <w:numPr>
+                <w:ilvl w:val="0"/>
+                <w:numId w:val="43"/>
+              </w:numPr>
+              <w:spacing w:line="240" w:lineRule="atLeast"/>
+              <w:ind w:left="360"/>
+              <w:rPr>
+                <w:sz w:val="20"/>
+                <w:szCs w:val="20"/>
+              </w:rPr>
+            </w:pPr>
+            <w:r>
+              <w:rPr>
+                <w:sz w:val="20"/>
+                <w:szCs w:val="20"/>
+              </w:rPr>
+              <w:t>Built ETL pipelines for PostgreSQL-backed internal systems, improving reliability and observability of data flows.</w:t>
+            </w:r>
+          </w:p>
+          <w:p>
+            <w:pPr>
+              <w:numPr>
+                <w:ilvl w:val="0"/>
+                <w:numId w:val="43"/>
+              </w:numPr>
+              <w:spacing w:line="240" w:lineRule="atLeast"/>
+              <w:ind w:left="360"/>
+              <w:rPr>
+                <w:sz w:val="20"/>
+                <w:szCs w:val="20"/>
+              </w:rPr>
+            </w:pPr>
+            <w:r>
+              <w:rPr>
+                <w:sz w:val="20"/>
+                <w:szCs w:val="20"/>
+              </w:rPr>
+              <w:t xml:space="preserve">Managed Apache Kafka clusters for </w:t>
+            </w:r>
+            <w:r>
+              <w:rPr>
+                <w:sz w:val="20"/>
+                <w:szCs w:val="20"/>
+              </w:rPr>
+              <w:t>high throughput</w:t>
+            </w:r>
+            <w:r>
+              <w:rPr>
+                <w:sz w:val="20"/>
+                <w:szCs w:val="20"/>
+              </w:rPr>
+              <w:t xml:space="preserve"> streaming workloads, supporting multiple teams with real-time data </w:t>
+            </w:r>
+            <w:r>
+              <w:rPr>
+                <w:sz w:val="20"/>
+                <w:szCs w:val="20"/>
+              </w:rPr>
+              <w:t>processing,</w:t>
+            </w:r>
+            <w:r>
+              <w:rPr>
+                <w:sz w:val="20"/>
+                <w:szCs w:val="20"/>
+              </w:rPr>
+              <w:t xml:space="preserve"> and integrating metrics and logs into the ELK / OpenSearch stack.</w:t>
+            </w:r>
+          </w:p>
+          <w:p>
+            <w:pPr>
+              <w:spacing w:line="240" w:lineRule="atLeast"/>
+              <w:rPr>
+                <w:b/>
+                <w:bCs/>
+                <w:sz w:val="20"/>
+                <w:szCs w:val="20"/>
+              </w:rPr>
+            </w:pPr>
+            <w:r>
+              <w:rPr>
+                <w:b/>
+                <w:bCs/>
+                <w:sz w:val="20"/>
+                <w:szCs w:val="20"/>
+              </w:rPr>
+              <w:t>AI, AIOps, and Innovation:</w:t>
+            </w:r>
+          </w:p>
+          <w:p>
+            <w:pPr>
+              <w:numPr>
+                <w:ilvl w:val="0"/>
+                <w:numId w:val="44"/>
+              </w:numPr>
+              <w:spacing w:line="240" w:lineRule="atLeast"/>
+              <w:ind w:left="360"/>
+              <w:rPr>
+                <w:sz w:val="20"/>
+                <w:szCs w:val="20"/>
+              </w:rPr>
+            </w:pPr>
+            <w:r>
+              <w:rPr>
+                <w:sz w:val="20"/>
+                <w:szCs w:val="20"/>
+              </w:rPr>
+              <w:t>Developed a proof-of-concept AI-driven Git triage agent using RAG and Llama3 to automate categorization of more than 10,000 issues, projecting a 40–50 percent reduction in manual triage effort and enabling one-click issue creation workflows.</w:t>
+            </w:r>
+          </w:p>
+          <w:p>
+            <w:pPr>
+              <w:spacing w:line="240" w:lineRule="atLeast"/>
+              <w:ind w:left="360"/>
               <w:rPr>
                 <w:sz w:val="20"/>
                 <w:szCs w:val="20"/>
@@ -1349,57 +2471,79 @@
             <w:pPr>
               <w:spacing w:line="271" w:lineRule="auto"/>
               <w:rPr>
-                <w:bCs/>
+                <w:rFonts w:eastAsia="Georgia" w:cs="Georgia"/>
               </w:rPr>
             </w:pPr>
-            <w:bookmarkStart w:id="1" w:name="professional_experience"/>
-            <w:r>
-              <w:rPr>
-                <w:bCs/>
-                <w:sz w:val="42"/>
-              </w:rPr>
-              <w:t>PROFESSIONAL EXPERIENCE</w:t>
-            </w:r>
-            <w:bookmarkEnd w:id="1"/>
-          </w:p>
-          <w:p>
-            <w:pPr>
+            <w:bookmarkStart w:id="2" w:name="senior_developer"/>
+            <w:r>
               <w:rPr>
                 <w:b/>
               </w:rPr>
-            </w:pPr>
-            <w:r>
-              <w:rPr>
-                <w:b/>
-              </w:rPr>
-              <w:t>Nokia</w:t>
-            </w:r>
-            <w:r>
-              <w:rPr>
-                <w:b/>
-              </w:rPr>
-              <w:t xml:space="preserve"> Pvt. Ltd.</w:t>
-            </w:r>
+              <w:t>Misys</w:t>
+            </w:r>
+            <w:r>
+              <w:rPr>
+                <w:rFonts w:eastAsia="Georgia" w:cs="Georgia"/>
+              </w:rPr>
+              <w:t xml:space="preserve"> </w:t>
+            </w:r>
+            <w:bookmarkEnd w:id="2"/>
           </w:p>
           <w:p>
             <w:pPr>
               <w:spacing w:line="271" w:lineRule="auto"/>
             </w:pPr>
-            <w:bookmarkStart w:id="2" w:name="r_d_architect"/>
             <w:r>
               <w:rPr>
                 <w:b/>
                 <w:sz w:val="24"/>
                 <w:szCs w:val="16"/>
               </w:rPr>
-              <w:t>R&amp;D Architect</w:t>
-            </w:r>
-            <w:bookmarkEnd w:id="2"/>
+              <w:t xml:space="preserve">Senior </w:t>
+            </w:r>
+            <w:r>
+              <w:rPr>
+                <w:b/>
+                <w:sz w:val="24"/>
+                <w:szCs w:val="16"/>
+              </w:rPr>
+              <w:t>Developer</w:t>
+            </w:r>
             <w:r>
               <w:rPr>
                 <w:rFonts w:eastAsia="Georgia" w:cs="Georgia"/>
               </w:rPr>
-              <w:t xml:space="preserve"> | July 2013 – Present | Bengaluru, India</w:t>
+              <w:t xml:space="preserve"> |</w:t>
+            </w:r>
+            <w:r>
+              <w:rPr>
+                <w:rFonts w:eastAsia="Georgia" w:cs="Georgia"/>
+              </w:rPr>
+              <w:t xml:space="preserve"> </w:t>
+            </w:r>
+            <w:r>
+              <w:rPr>
+                <w:rFonts w:eastAsia="Georgia" w:cs="Georgia"/>
+              </w:rPr>
+              <w:t xml:space="preserve">April 2011 – July </w:t>
+            </w:r>
+            <w:r>
+              <w:rPr>
+                <w:rFonts w:eastAsia="Georgia" w:cs="Georgia"/>
+              </w:rPr>
+              <w:t>2013 |</w:t>
+            </w:r>
+            <w:r>
+              <w:rPr>
+                <w:rFonts w:eastAsia="Georgia" w:cs="Georgia"/>
+              </w:rPr>
+              <w:t xml:space="preserve"> </w:t>
+            </w:r>
+            <w:r>
+              <w:rPr>
+                <w:rFonts w:eastAsia="Georgia" w:cs="Georgia"/>
+              </w:rPr>
+              <w:t>Bengaluru, India</w:t>
             </w:r>
           </w:p>
           <w:p>
@@ -1419,81 +2563,23 @@
                 <w:sz w:val="20"/>
                 <w:szCs w:val="20"/>
               </w:rPr>
-              <w:t>Headed</w:t>
-            </w:r>
-            <w:r>
-              <w:rPr>
-                <w:sz w:val="20"/>
-                <w:szCs w:val="20"/>
-              </w:rPr>
-              <w:t xml:space="preserve"> strategic initiatives across platform modernization, SRE, security, and AIOps within a global R&amp;D organization, delivering foundational improvements that enhanced reliability, accelerated development velocity, and optimized operational costs.</w:t>
-            </w:r>
-          </w:p>
-          <w:p>
-            <w:pPr>
-              <w:numPr>
-                <w:ilvl w:val="0"/>
-                <w:numId w:val="32"/>
-              </w:numPr>
-              <w:spacing w:line="240" w:lineRule="atLeast"/>
-              <w:rPr>
-                <w:sz w:val="20"/>
-                <w:szCs w:val="20"/>
-              </w:rPr>
-            </w:pPr>
-            <w:r>
-              <w:rPr>
-                <w:sz w:val="20"/>
-                <w:szCs w:val="20"/>
-              </w:rPr>
-              <w:t>Led cross-functional teams resolving fragmented modernization efforts through workshops and strategic planning, enabling seamless cloud readiness transitions for 8-9 key projects across stakeholders</w:t>
-            </w:r>
-          </w:p>
-          <w:p>
-            <w:pPr>
-              <w:spacing w:line="271" w:lineRule="auto"/>
-              <w:rPr>
-                <w:rFonts w:eastAsia="Georgia" w:cs="Georgia"/>
-              </w:rPr>
-            </w:pPr>
-            <w:bookmarkStart w:id="3" w:name="senior_developer"/>
+              <w:t xml:space="preserve">Co-engineered a Java-based framework for the </w:t>
+            </w:r>
             <w:r>
               <w:rPr>
                 <w:b/>
-              </w:rPr>
-              <w:t>Misys</w:t>
-            </w:r>
-            <w:r>
-              <w:rPr>
-                <w:rFonts w:eastAsia="Georgia" w:cs="Georgia"/>
-              </w:rPr>
-              <w:t xml:space="preserve"> </w:t>
-            </w:r>
-            <w:bookmarkEnd w:id="3"/>
-          </w:p>
-          <w:p>
-            <w:pPr>
-              <w:spacing w:line="271" w:lineRule="auto"/>
-            </w:pPr>
-            <w:r>
-              <w:rPr>
-                <w:b/>
-                <w:sz w:val="24"/>
-                <w:szCs w:val="16"/>
-              </w:rPr>
-              <w:t>Senior Developer</w:t>
-            </w:r>
-            <w:r>
-              <w:rPr>
-                <w:rFonts w:eastAsia="Georgia" w:cs="Georgia"/>
-              </w:rPr>
-              <w:t xml:space="preserve"> </w:t>
-            </w:r>
-            <w:r>
-              <w:rPr>
-                <w:rFonts w:eastAsia="Georgia" w:cs="Georgia"/>
-              </w:rPr>
-              <w:t>| April 2011 – July 2013 | Bengaluru, India</w:t>
+                <w:bCs/>
+                <w:sz w:val="20"/>
+                <w:szCs w:val="20"/>
+              </w:rPr>
+              <w:t>LoanIQ</w:t>
+            </w:r>
+            <w:r>
+              <w:rPr>
+                <w:sz w:val="20"/>
+                <w:szCs w:val="20"/>
+              </w:rPr>
+              <w:t xml:space="preserve"> product, replacing a legacy Smalltalk implementation and improving performance by approximately 50 percent for key banking clients.</w:t>
             </w:r>
           </w:p>
           <w:p>
@@ -1513,7 +2599,7 @@
                 <w:sz w:val="20"/>
                 <w:szCs w:val="20"/>
               </w:rPr>
-              <w:t xml:space="preserve">Co-engineered Java-based framework for flagship </w:t>
+              <w:t xml:space="preserve">Served as Scrum Master for a development team, improving bug triage, release cadence, and development workflows, leading to </w:t>
             </w:r>
             <w:r>
               <w:rPr>
@@ -1522,14 +2608,109 @@
                 <w:sz w:val="20"/>
                 <w:szCs w:val="20"/>
               </w:rPr>
-              <w:t>LoanIQ</w:t>
-            </w:r>
-            <w:r>
-              <w:rPr>
-                <w:sz w:val="20"/>
-                <w:szCs w:val="20"/>
-              </w:rPr>
-              <w:t xml:space="preserve"> product, replacing legacy Smalltalk system and boosting system performance by 50% for key clients including Bank of America</w:t>
+              <w:t>~70</w:t>
+            </w:r>
+            <w:r>
+              <w:rPr>
+                <w:sz w:val="20"/>
+                <w:szCs w:val="20"/>
+              </w:rPr>
+              <w:t xml:space="preserve"> percent</w:t>
+            </w:r>
+            <w:r>
+              <w:rPr>
+                <w:sz w:val="20"/>
+                <w:szCs w:val="20"/>
+              </w:rPr>
+              <w:t xml:space="preserve"> faster defect resolution.</w:t>
+            </w:r>
+          </w:p>
+          <w:p>
+            <w:pPr>
+              <w:rPr>
+                <w:rFonts w:eastAsia="Georgia" w:cs="Georgia"/>
+              </w:rPr>
+            </w:pPr>
+            <w:r>
+              <w:rPr>
+                <w:b/>
+              </w:rPr>
+              <w:t>Logica CMG</w:t>
+            </w:r>
+            <w:r>
+              <w:rPr>
+                <w:rFonts w:eastAsia="Georgia" w:cs="Georgia"/>
+              </w:rPr>
+              <w:t xml:space="preserve"> </w:t>
+            </w:r>
+          </w:p>
+          <w:p>
+            <w:pPr>
+              <w:spacing w:line="271" w:lineRule="auto"/>
+              <w:rPr>
+                <w:rFonts w:eastAsia="Georgia" w:cs="Georgia"/>
+              </w:rPr>
+            </w:pPr>
+            <w:bookmarkStart w:id="3" w:name="it_consultant"/>
+            <w:r>
+              <w:rPr>
+                <w:b/>
+                <w:sz w:val="24"/>
+                <w:szCs w:val="16"/>
+              </w:rPr>
+              <w:t>IT Consultant</w:t>
+            </w:r>
+            <w:bookmarkEnd w:id="3"/>
+            <w:r>
+              <w:rPr>
+                <w:rFonts w:eastAsia="Georgia" w:cs="Georgia"/>
+              </w:rPr>
+              <w:t xml:space="preserve"> | </w:t>
+            </w:r>
+            <w:r>
+              <w:rPr>
+                <w:rFonts w:eastAsia="Georgia" w:cs="Georgia"/>
+              </w:rPr>
+              <w:t xml:space="preserve">July 2006 – March </w:t>
+            </w:r>
+            <w:r>
+              <w:rPr>
+                <w:rFonts w:eastAsia="Georgia" w:cs="Georgia"/>
+              </w:rPr>
+              <w:t>2011 |</w:t>
+            </w:r>
+            <w:r>
+              <w:rPr>
+                <w:rFonts w:eastAsia="Georgia" w:cs="Georgia"/>
+              </w:rPr>
+              <w:t xml:space="preserve"> </w:t>
+            </w:r>
+            <w:r>
+              <w:rPr>
+                <w:rFonts w:eastAsia="Georgia" w:cs="Georgia"/>
+              </w:rPr>
+              <w:t>India</w:t>
+            </w:r>
+          </w:p>
+          <w:p>
+            <w:pPr>
+              <w:numPr>
+                <w:ilvl w:val="0"/>
+                <w:numId w:val="32"/>
+              </w:numPr>
+              <w:spacing w:line="271" w:lineRule="auto"/>
+              <w:rPr>
+                <w:bCs/>
+                <w:sz w:val="24"/>
+                <w:szCs w:val="16"/>
+              </w:rPr>
+            </w:pPr>
+            <w:r>
+              <w:rPr>
+                <w:sz w:val="20"/>
+                <w:szCs w:val="20"/>
+              </w:rPr>
+              <w:t>Developed Java-based applications for clients in education, oil and gas, and banking and finance, including university admission systems and financial services platforms.</w:t>
             </w:r>
           </w:p>
           <w:p>
@@ -1549,182 +2730,157 @@
                 <w:sz w:val="20"/>
                 <w:szCs w:val="20"/>
               </w:rPr>
-              <w:t>Functioned as Scrum Master, optimizing bug triage and development workflows resulting in 70% reduction in defect resolution time</w:t>
-            </w:r>
-          </w:p>
-          <w:p>
-            <w:pPr>
-              <w:rPr>
-                <w:rFonts w:eastAsia="Georgia" w:cs="Georgia"/>
-              </w:rPr>
-            </w:pPr>
-            <w:r>
-              <w:rPr>
-                <w:b/>
-              </w:rPr>
-              <w:t>Logica CMG</w:t>
-            </w:r>
-            <w:r>
-              <w:rPr>
-                <w:rFonts w:eastAsia="Georgia" w:cs="Georgia"/>
-              </w:rPr>
-              <w:t xml:space="preserve"> </w:t>
+              <w:t>Delivered maintainable and scalable Java solutions following best practices, coding standards, and performance guidelines.</w:t>
             </w:r>
           </w:p>
           <w:p>
             <w:pPr>
               <w:spacing w:line="271" w:lineRule="auto"/>
               <w:rPr>
-                <w:b/>
-                <w:sz w:val="24"/>
-                <w:szCs w:val="16"/>
+                <w:bCs/>
+                <w:sz w:val="42"/>
               </w:rPr>
             </w:pPr>
-            <w:bookmarkStart w:id="4" w:name="it_consultant"/>
-            <w:r>
-              <w:rPr>
-                <w:b/>
-                <w:sz w:val="24"/>
-                <w:szCs w:val="16"/>
-              </w:rPr>
-              <w:t>IT Consultant</w:t>
+            <w:bookmarkStart w:id="4" w:name="education"/>
+            <w:bookmarkStart w:id="5" w:name="awards_recognition"/>
+            <w:r>
+              <w:rPr>
+                <w:bCs/>
+                <w:sz w:val="42"/>
+              </w:rPr>
+              <w:t>EDUCATION</w:t>
             </w:r>
             <w:bookmarkEnd w:id="4"/>
             <w:r>
               <w:rPr>
-                <w:rFonts w:eastAsia="Georgia" w:cs="Georgia"/>
-              </w:rPr>
-              <w:t>| July 2006 – March 2011 | India</w:t>
+                <w:bCs/>
+                <w:sz w:val="42"/>
+              </w:rPr>
+              <w:t xml:space="preserve"> &amp; CERTIFICATION</w:t>
             </w:r>
           </w:p>
           <w:p>
             <w:pPr>
+              <w:pStyle w:val="ListParagraph"/>
               <w:numPr>
                 <w:ilvl w:val="0"/>
-                <w:numId w:val="32"/>
+                <w:numId w:val="45"/>
               </w:numPr>
-              <w:spacing w:after="120" w:line="240" w:lineRule="atLeast"/>
-              <w:rPr>
+              <w:rPr>
+                <w:rFonts w:eastAsia="Georgia" w:cs="Georgia"/>
                 <w:sz w:val="20"/>
                 <w:szCs w:val="20"/>
               </w:rPr>
             </w:pPr>
             <w:r>
               <w:rPr>
-                <w:sz w:val="20"/>
-                <w:szCs w:val="20"/>
-              </w:rPr>
-              <w:t>Developed and delivered robust Java programming applications across education, oil &amp; gas, and banking &amp; finance sectors (University &amp; College Application System, GIT Air Liquide, LanaUt Swedbank)</w:t>
+                <w:b/>
+              </w:rPr>
+              <w:t>Master of Technology (MTech) – WILP</w:t>
+            </w:r>
+            <w:r>
+              <w:br/>
+            </w:r>
+            <w:r>
+              <w:rPr>
+                <w:rFonts w:eastAsia="Georgia" w:cs="Georgia"/>
+                <w:sz w:val="20"/>
+                <w:szCs w:val="20"/>
+              </w:rPr>
+              <w:t>Birla Institute of Technology and Science, Pilani | 2015 – 2017</w:t>
             </w:r>
           </w:p>
           <w:p>
             <w:pPr>
+              <w:pStyle w:val="ListParagraph"/>
               <w:numPr>
                 <w:ilvl w:val="0"/>
-                <w:numId w:val="32"/>
+                <w:numId w:val="45"/>
               </w:numPr>
-              <w:spacing w:after="120" w:line="240" w:lineRule="atLeast"/>
-              <w:rPr>
+              <w:rPr>
+                <w:rFonts w:eastAsia="Georgia" w:cs="Georgia"/>
                 <w:sz w:val="20"/>
                 <w:szCs w:val="20"/>
               </w:rPr>
             </w:pPr>
             <w:r>
               <w:rPr>
-                <w:sz w:val="20"/>
-                <w:szCs w:val="20"/>
-              </w:rPr>
-              <w:t>Wrote efficient, maintainable, and scalable Java code adhering to best practices and coding standards</w:t>
-            </w:r>
+                <w:b/>
+              </w:rPr>
+              <w:t>Bachelor of Engineering – Information Technology</w:t>
+            </w:r>
+            <w:r>
+              <w:br/>
+            </w:r>
+            <w:r>
+              <w:rPr>
+                <w:rFonts w:eastAsia="Georgia" w:cs="Georgia"/>
+                <w:sz w:val="20"/>
+                <w:szCs w:val="20"/>
+              </w:rPr>
+              <w:t>Utkal University | 2000 – 2004</w:t>
+            </w:r>
+          </w:p>
+          <w:p>
+            <w:pPr>
+              <w:pStyle w:val="ListParagraph"/>
+              <w:numPr>
+                <w:ilvl w:val="0"/>
+                <w:numId w:val="45"/>
+              </w:numPr>
+              <w:rPr>
+                <w:rFonts w:eastAsia="Georgia" w:cs="Georgia"/>
+                <w:sz w:val="20"/>
+                <w:szCs w:val="20"/>
+              </w:rPr>
+            </w:pPr>
+            <w:r>
+              <w:rPr>
+                <w:b/>
+              </w:rPr>
+              <w:t>Certified Kubernetes Administrator (CKA)</w:t>
+            </w:r>
+            <w:r>
+              <w:br/>
+            </w:r>
+            <w:r>
+              <w:rPr>
+                <w:rFonts w:eastAsia="Georgia" w:cs="Georgia"/>
+                <w:sz w:val="20"/>
+                <w:szCs w:val="20"/>
+              </w:rPr>
+              <w:t>CNCF | November 2020</w:t>
+            </w:r>
+          </w:p>
+          <w:p>
+            <w:pPr>
+              <w:rPr>
+                <w:rFonts w:eastAsia="Georgia" w:cs="Georgia"/>
+                <w:sz w:val="20"/>
+                <w:szCs w:val="20"/>
+              </w:rPr>
+            </w:pPr>
           </w:p>
           <w:p>
             <w:pPr>
               <w:spacing w:line="271" w:lineRule="auto"/>
               <w:rPr>
                 <w:bCs/>
+                <w:sz w:val="42"/>
               </w:rPr>
             </w:pPr>
-            <w:bookmarkStart w:id="5" w:name="education"/>
-            <w:bookmarkStart w:id="6" w:name="awards_recognition"/>
             <w:r>
               <w:rPr>
                 <w:bCs/>
                 <w:sz w:val="42"/>
               </w:rPr>
-              <w:t>EDUCATION</w:t>
-            </w:r>
-            <w:bookmarkEnd w:id="5"/>
-          </w:p>
-          <w:p>
-            <w:pPr>
-              <w:spacing w:after="210"/>
-              <w:rPr>
-                <w:sz w:val="20"/>
-                <w:szCs w:val="20"/>
-              </w:rPr>
-            </w:pPr>
-            <w:r>
-              <w:rPr>
-                <w:b/>
-              </w:rPr>
-              <w:t>Master of Technology (MTech) – WILP</w:t>
-            </w:r>
-            <w:r>
-              <w:br/>
-            </w:r>
-            <w:r>
-              <w:rPr>
-                <w:rFonts w:eastAsia="Georgia" w:cs="Georgia"/>
-                <w:sz w:val="20"/>
-                <w:szCs w:val="20"/>
-              </w:rPr>
-              <w:t>Birla Institute of Technology and Science, Pilani | 2015 – 2017</w:t>
-            </w:r>
-          </w:p>
-          <w:p>
-            <w:pPr>
-              <w:spacing w:after="210"/>
-            </w:pPr>
-            <w:r>
-              <w:rPr>
-                <w:b/>
-              </w:rPr>
-              <w:t>Bachelor of Engineering – Information Technology</w:t>
-            </w:r>
-            <w:r>
-              <w:br/>
-            </w:r>
-            <w:r>
-              <w:rPr>
-                <w:rFonts w:eastAsia="Georgia" w:cs="Georgia"/>
-                <w:sz w:val="20"/>
-                <w:szCs w:val="20"/>
-              </w:rPr>
-              <w:t>Utkal University | 2000 – 2004</w:t>
-            </w:r>
-          </w:p>
-          <w:p>
-            <w:pPr>
-              <w:spacing w:line="271" w:lineRule="auto"/>
-              <w:rPr>
-                <w:ins w:id="7" w:author="Narendranath Panda (Nokia)" w:date="2026-02-07T13:04:00Z" w16du:dateUtc="2026-02-07T07:34:00Z"/>
-                <w:bCs/>
-                <w:sz w:val="42"/>
-              </w:rPr>
-            </w:pPr>
-            <w:r>
-              <w:rPr>
-                <w:bCs/>
-                <w:sz w:val="42"/>
-              </w:rPr>
               <w:t>AWARDS &amp; RECOGNITION</w:t>
             </w:r>
-            <w:bookmarkEnd w:id="6"/>
           </w:p>
           <w:tbl>
             <w:tblPr>
               <w:tblStyle w:val="TableGrid"/>
-              <w:tblW w:w="0" w:type="auto"/>
+              <w:tblW w:w="11515" w:type="dxa"/>
               <w:tblBorders>
                 <w:top w:val="none" w:sz="0" w:space="0" w:color="auto"/>
                 <w:left w:val="none" w:sz="0" w:space="0" w:color="auto"/>
@@ -1736,14 +2892,18 @@
               <w:tblLook w:val="04A0" w:firstRow="1" w:lastRow="0" w:firstColumn="1" w:lastColumn="0" w:noHBand="0" w:noVBand="1"/>
             </w:tblPr>
             <w:tblGrid>
-              <w:gridCol w:w="5841"/>
-              <w:gridCol w:w="5841"/>
+              <w:gridCol w:w="5755"/>
+              <w:gridCol w:w="5760"/>
             </w:tblGrid>
             <w:tr>
+              <w:trPr>
+                <w:trHeight w:val="1842"/>
+              </w:trPr>
               <w:tc>
                 <w:tcPr>
-                  <w:tcW w:w="5841" w:type="dxa"/>
+                  <w:tcW w:w="5755" w:type="dxa"/>
                 </w:tcPr>
+                <w:bookmarkEnd w:id="5"/>
                 <w:p>
                   <w:pPr>
                     <w:framePr w:hSpace="180" w:wrap="around" w:vAnchor="page" w:hAnchor="margin" w:x="-713" w:y="1"/>
@@ -1867,7 +3027,7 @@
               </w:tc>
               <w:tc>
                 <w:tcPr>
-                  <w:tcW w:w="5841" w:type="dxa"/>
+                  <w:tcW w:w="5760" w:type="dxa"/>
                 </w:tcPr>
                 <w:p>
                   <w:pPr>
@@ -2001,11 +3161,21 @@
     </w:tbl>
     <w:p>
       <w:pPr>
+        <w:tabs>
+          <w:tab w:val="left" w:pos="6960"/>
+        </w:tabs>
         <w:spacing w:after="0" w:line="240" w:lineRule="auto"/>
         <w:rPr>
           <w:rFonts w:cs="Arial"/>
         </w:rPr>
       </w:pPr>
+      <w:r>
+        <w:rPr>
+          <w:rFonts w:cs="Arial"/>
+        </w:rPr>
+        <w:lastRenderedPageBreak/>
+        <w:tab/>
+      </w:r>
     </w:p>
     <w:sectPr>
       <w:headerReference w:type="default" r:id="rId16"/>
@@ -2120,7 +3290,7 @@
         <v:path o:extrusionok="f" gradientshapeok="t" o:connecttype="rect"/>
         <o:lock v:ext="edit" aspectratio="t"/>
       </v:shapetype>
-      <v:shape id="_x0000_i1025" type="#_x0000_t75" style="width:10.2pt;height:10.2pt;flip:x;visibility:visible;mso-wrap-style:square" o:bullet="t">
+      <v:shape id="_x0000_i1025" type="#_x0000_t75" style="width:10pt;height:10pt;flip:x;visibility:visible;mso-wrap-style:square" o:bullet="t">
         <v:imagedata r:id="rId1" o:title=""/>
       </v:shape>
     </w:pict>
@@ -2134,14 +3304,14 @@
   </w:numPicBullet>
   <w:numPicBullet w:numPicBulletId="2">
     <w:pict>
-      <v:shape id="_x0000_i1027" type="#_x0000_t75" alt="Marker outline" style="width:5.4pt;height:9pt;visibility:visible" o:gfxdata="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" o:bullet="t">
+      <v:shape id="_x0000_i1027" type="#_x0000_t75" alt="Marker outline" style="width:5.5pt;height:9pt;visibility:visible" o:gfxdata="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" o:bullet="t">
         <v:imagedata r:id="rId3" o:title="" cropleft="-25941f" cropright="-.375"/>
       </v:shape>
     </w:pict>
   </w:numPicBullet>
   <w:numPicBullet w:numPicBulletId="3">
     <w:pict>
-      <v:shape id="_x0000_i1028" type="#_x0000_t75" alt="Brain in head outline" style="width:7.2pt;height:9pt;visibility:visible" o:gfxdata="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" o:bullet="t">
+      <v:shape id="_x0000_i1028" type="#_x0000_t75" alt="Brain in head outline" style="width:7pt;height:9pt;visibility:visible" o:gfxdata="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" o:bullet="t">
         <v:imagedata r:id="rId4" o:title="" cropleft="-4283f" cropright="-2998f"/>
       </v:shape>
     </w:pict>
@@ -2190,21 +3360,21 @@
   </w:numPicBullet>
   <w:numPicBullet w:numPicBulletId="10">
     <w:pict>
-      <v:shape id="_x0000_i1035" type="#_x0000_t75" alt="Diploma outline" style="width:7.2pt;height:7.2pt;visibility:visible" o:gfxdata="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" o:bullet="t">
+      <v:shape id="_x0000_i1035" type="#_x0000_t75" alt="Diploma outline" style="width:7pt;height:7pt;visibility:visible" o:gfxdata="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" o:bullet="t">
         <v:imagedata r:id="rId11" o:title="" croptop="-4891f" cropbottom="-4401f"/>
       </v:shape>
     </w:pict>
   </w:numPicBullet>
   <w:numPicBullet w:numPicBulletId="11">
     <w:pict>
-      <v:shape id="_x0000_i1036" type="#_x0000_t75" alt="Diploma outline" style="width:7.2pt;height:7.2pt;visibility:visible" o:gfxdata="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" o:bullet="t">
+      <v:shape id="_x0000_i1036" type="#_x0000_t75" alt="Diploma outline" style="width:7pt;height:7pt;visibility:visible" o:gfxdata="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" o:bullet="t">
         <v:imagedata r:id="rId12" o:title="" croptop="-4891f" cropbottom="-4401f"/>
       </v:shape>
     </w:pict>
   </w:numPicBullet>
   <w:numPicBullet w:numPicBulletId="12">
     <w:pict>
-      <v:shape id="_x0000_i1037" type="#_x0000_t75" alt="Diploma with solid fill" style="width:9pt;height:7.2pt;visibility:visible" o:gfxdata="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" o:bullet="t">
+      <v:shape id="_x0000_i1037" type="#_x0000_t75" alt="Diploma with solid fill" style="width:9pt;height:7pt;visibility:visible" o:gfxdata="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" o:bullet="t">
         <v:imagedata r:id="rId13" o:title="" croptop="-4283f" cropbottom="-2998f"/>
       </v:shape>
     </w:pict>
@@ -2225,7 +3395,7 @@
   </w:numPicBullet>
   <w:numPicBullet w:numPicBulletId="15">
     <w:pict>
-      <v:shape id="_x0000_i1040" type="#_x0000_t75" alt="Graduation cap with solid fill" style="width:9pt;height:7.2pt;visibility:visible" o:gfxdata="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" o:bullet="t">
+      <v:shape id="_x0000_i1040" type="#_x0000_t75" alt="Graduation cap with solid fill" style="width:9pt;height:7pt;visibility:visible" o:gfxdata="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" o:bullet="t">
         <v:imagedata r:id="rId16" o:title="" croptop="-9224f" cropbottom="-7767f"/>
       </v:shape>
     </w:pict>
@@ -2591,9 +3761,9 @@
       <w:lvlJc w:val="left"/>
       <w:pPr>
         <w:tabs>
-          <w:tab w:val="num" w:pos="1080"/>
-        </w:tabs>
-        <w:ind w:left="720" w:hanging="360"/>
+          <w:tab w:val="num" w:pos="720"/>
+        </w:tabs>
+        <w:ind w:left="360" w:hanging="360"/>
       </w:pPr>
       <w:rPr>
         <w:rFonts w:ascii="Symbol" w:hAnsi="Symbol" w:hint="default"/>
@@ -3269,6 +4439,304 @@
     </w:lvl>
   </w:abstractNum>
   <w:abstractNum w:abstractNumId="10" w15:restartNumberingAfterBreak="0">
+    <w:nsid w:val="205F0D59"/>
+    <w:multiLevelType w:val="multilevel"/>
+    <w:tmpl w:val="610ECC46"/>
+    <w:lvl w:ilvl="0">
+      <w:start w:val="1"/>
+      <w:numFmt w:val="bullet"/>
+      <w:lvlText w:val=""/>
+      <w:lvlJc w:val="left"/>
+      <w:pPr>
+        <w:tabs>
+          <w:tab w:val="num" w:pos="720"/>
+        </w:tabs>
+        <w:ind w:left="720" w:hanging="360"/>
+      </w:pPr>
+      <w:rPr>
+        <w:rFonts w:ascii="Symbol" w:hAnsi="Symbol" w:hint="default"/>
+        <w:sz w:val="20"/>
+      </w:rPr>
+    </w:lvl>
+    <w:lvl w:ilvl="1" w:tentative="1">
+      <w:start w:val="1"/>
+      <w:numFmt w:val="bullet"/>
+      <w:lvlText w:val=""/>
+      <w:lvlJc w:val="left"/>
+      <w:pPr>
+        <w:tabs>
+          <w:tab w:val="num" w:pos="1440"/>
+        </w:tabs>
+        <w:ind w:left="1440" w:hanging="360"/>
+      </w:pPr>
+      <w:rPr>
+        <w:rFonts w:ascii="Symbol" w:hAnsi="Symbol" w:hint="default"/>
+        <w:sz w:val="20"/>
+      </w:rPr>
+    </w:lvl>
+    <w:lvl w:ilvl="2" w:tentative="1">
+      <w:start w:val="1"/>
+      <w:numFmt w:val="bullet"/>
+      <w:lvlText w:val=""/>
+      <w:lvlJc w:val="left"/>
+      <w:pPr>
+        <w:tabs>
+          <w:tab w:val="num" w:pos="2160"/>
+        </w:tabs>
+        <w:ind w:left="2160" w:hanging="360"/>
+      </w:pPr>
+      <w:rPr>
+        <w:rFonts w:ascii="Symbol" w:hAnsi="Symbol" w:hint="default"/>
+        <w:sz w:val="20"/>
+      </w:rPr>
+    </w:lvl>
+    <w:lvl w:ilvl="3" w:tentative="1">
+      <w:start w:val="1"/>
+      <w:numFmt w:val="bullet"/>
+      <w:lvlText w:val=""/>
+      <w:lvlJc w:val="left"/>
+      <w:pPr>
+        <w:tabs>
+          <w:tab w:val="num" w:pos="2880"/>
+        </w:tabs>
+        <w:ind w:left="2880" w:hanging="360"/>
+      </w:pPr>
+      <w:rPr>
+        <w:rFonts w:ascii="Symbol" w:hAnsi="Symbol" w:hint="default"/>
+        <w:sz w:val="20"/>
+      </w:rPr>
+    </w:lvl>
+    <w:lvl w:ilvl="4" w:tentative="1">
+      <w:start w:val="1"/>
+      <w:numFmt w:val="bullet"/>
+      <w:lvlText w:val=""/>
+      <w:lvlJc w:val="left"/>
+      <w:pPr>
+        <w:tabs>
+          <w:tab w:val="num" w:pos="3600"/>
+        </w:tabs>
+        <w:ind w:left="3600" w:hanging="360"/>
+      </w:pPr>
+      <w:rPr>
+        <w:rFonts w:ascii="Symbol" w:hAnsi="Symbol" w:hint="default"/>
+        <w:sz w:val="20"/>
+      </w:rPr>
+    </w:lvl>
+    <w:lvl w:ilvl="5" w:tentative="1">
+      <w:start w:val="1"/>
+      <w:numFmt w:val="bullet"/>
+      <w:lvlText w:val=""/>
+      <w:lvlJc w:val="left"/>
+      <w:pPr>
+        <w:tabs>
+          <w:tab w:val="num" w:pos="4320"/>
+        </w:tabs>
+        <w:ind w:left="4320" w:hanging="360"/>
+      </w:pPr>
+      <w:rPr>
+        <w:rFonts w:ascii="Symbol" w:hAnsi="Symbol" w:hint="default"/>
+        <w:sz w:val="20"/>
+      </w:rPr>
+    </w:lvl>
+    <w:lvl w:ilvl="6" w:tentative="1">
+      <w:start w:val="1"/>
+      <w:numFmt w:val="bullet"/>
+      <w:lvlText w:val=""/>
+      <w:lvlJc w:val="left"/>
+      <w:pPr>
+        <w:tabs>
+          <w:tab w:val="num" w:pos="5040"/>
+        </w:tabs>
+        <w:ind w:left="5040" w:hanging="360"/>
+      </w:pPr>
+      <w:rPr>
+        <w:rFonts w:ascii="Symbol" w:hAnsi="Symbol" w:hint="default"/>
+        <w:sz w:val="20"/>
+      </w:rPr>
+    </w:lvl>
+    <w:lvl w:ilvl="7" w:tentative="1">
+      <w:start w:val="1"/>
+      <w:numFmt w:val="bullet"/>
+      <w:lvlText w:val=""/>
+      <w:lvlJc w:val="left"/>
+      <w:pPr>
+        <w:tabs>
+          <w:tab w:val="num" w:pos="5760"/>
+        </w:tabs>
+        <w:ind w:left="5760" w:hanging="360"/>
+      </w:pPr>
+      <w:rPr>
+        <w:rFonts w:ascii="Symbol" w:hAnsi="Symbol" w:hint="default"/>
+        <w:sz w:val="20"/>
+      </w:rPr>
+    </w:lvl>
+    <w:lvl w:ilvl="8" w:tentative="1">
+      <w:start w:val="1"/>
+      <w:numFmt w:val="bullet"/>
+      <w:lvlText w:val=""/>
+      <w:lvlJc w:val="left"/>
+      <w:pPr>
+        <w:tabs>
+          <w:tab w:val="num" w:pos="6480"/>
+        </w:tabs>
+        <w:ind w:left="6480" w:hanging="360"/>
+      </w:pPr>
+      <w:rPr>
+        <w:rFonts w:ascii="Symbol" w:hAnsi="Symbol" w:hint="default"/>
+        <w:sz w:val="20"/>
+      </w:rPr>
+    </w:lvl>
+  </w:abstractNum>
+  <w:abstractNum w:abstractNumId="11" w15:restartNumberingAfterBreak="0">
+    <w:nsid w:val="2260642E"/>
+    <w:multiLevelType w:val="multilevel"/>
+    <w:tmpl w:val="FF04C4D0"/>
+    <w:lvl w:ilvl="0">
+      <w:start w:val="1"/>
+      <w:numFmt w:val="bullet"/>
+      <w:lvlText w:val=""/>
+      <w:lvlJc w:val="left"/>
+      <w:pPr>
+        <w:tabs>
+          <w:tab w:val="num" w:pos="720"/>
+        </w:tabs>
+        <w:ind w:left="720" w:hanging="360"/>
+      </w:pPr>
+      <w:rPr>
+        <w:rFonts w:ascii="Symbol" w:hAnsi="Symbol" w:hint="default"/>
+        <w:sz w:val="20"/>
+      </w:rPr>
+    </w:lvl>
+    <w:lvl w:ilvl="1" w:tentative="1">
+      <w:start w:val="1"/>
+      <w:numFmt w:val="bullet"/>
+      <w:lvlText w:val=""/>
+      <w:lvlJc w:val="left"/>
+      <w:pPr>
+        <w:tabs>
+          <w:tab w:val="num" w:pos="1440"/>
+        </w:tabs>
+        <w:ind w:left="1440" w:hanging="360"/>
+      </w:pPr>
+      <w:rPr>
+        <w:rFonts w:ascii="Symbol" w:hAnsi="Symbol" w:hint="default"/>
+        <w:sz w:val="20"/>
+      </w:rPr>
+    </w:lvl>
+    <w:lvl w:ilvl="2" w:tentative="1">
+      <w:start w:val="1"/>
+      <w:numFmt w:val="bullet"/>
+      <w:lvlText w:val=""/>
+      <w:lvlJc w:val="left"/>
+      <w:pPr>
+        <w:tabs>
+          <w:tab w:val="num" w:pos="2160"/>
+        </w:tabs>
+        <w:ind w:left="2160" w:hanging="360"/>
+      </w:pPr>
+      <w:rPr>
+        <w:rFonts w:ascii="Symbol" w:hAnsi="Symbol" w:hint="default"/>
+        <w:sz w:val="20"/>
+      </w:rPr>
+    </w:lvl>
+    <w:lvl w:ilvl="3" w:tentative="1">
+      <w:start w:val="1"/>
+      <w:numFmt w:val="bullet"/>
+      <w:lvlText w:val=""/>
+      <w:lvlJc w:val="left"/>
+      <w:pPr>
+        <w:tabs>
+          <w:tab w:val="num" w:pos="2880"/>
+        </w:tabs>
+        <w:ind w:left="2880" w:hanging="360"/>
+      </w:pPr>
+      <w:rPr>
+        <w:rFonts w:ascii="Symbol" w:hAnsi="Symbol" w:hint="default"/>
+        <w:sz w:val="20"/>
+      </w:rPr>
+    </w:lvl>
+    <w:lvl w:ilvl="4" w:tentative="1">
+      <w:start w:val="1"/>
+      <w:numFmt w:val="bullet"/>
+      <w:lvlText w:val=""/>
+      <w:lvlJc w:val="left"/>
+      <w:pPr>
+        <w:tabs>
+          <w:tab w:val="num" w:pos="3600"/>
+        </w:tabs>
+        <w:ind w:left="3600" w:hanging="360"/>
+      </w:pPr>
+      <w:rPr>
+        <w:rFonts w:ascii="Symbol" w:hAnsi="Symbol" w:hint="default"/>
+        <w:sz w:val="20"/>
+      </w:rPr>
+    </w:lvl>
+    <w:lvl w:ilvl="5" w:tentative="1">
+      <w:start w:val="1"/>
+      <w:numFmt w:val="bullet"/>
+      <w:lvlText w:val=""/>
+      <w:lvlJc w:val="left"/>
+      <w:pPr>
+        <w:tabs>
+          <w:tab w:val="num" w:pos="4320"/>
+        </w:tabs>
+        <w:ind w:left="4320" w:hanging="360"/>
+      </w:pPr>
+      <w:rPr>
+        <w:rFonts w:ascii="Symbol" w:hAnsi="Symbol" w:hint="default"/>
+        <w:sz w:val="20"/>
+      </w:rPr>
+    </w:lvl>
+    <w:lvl w:ilvl="6" w:tentative="1">
+      <w:start w:val="1"/>
+      <w:numFmt w:val="bullet"/>
+      <w:lvlText w:val=""/>
+      <w:lvlJc w:val="left"/>
+      <w:pPr>
+        <w:tabs>
+          <w:tab w:val="num" w:pos="5040"/>
+        </w:tabs>
+        <w:ind w:left="5040" w:hanging="360"/>
+      </w:pPr>
+      <w:rPr>
+        <w:rFonts w:ascii="Symbol" w:hAnsi="Symbol" w:hint="default"/>
+        <w:sz w:val="20"/>
+      </w:rPr>
+    </w:lvl>
+    <w:lvl w:ilvl="7" w:tentative="1">
+      <w:start w:val="1"/>
+      <w:numFmt w:val="bullet"/>
+      <w:lvlText w:val=""/>
+      <w:lvlJc w:val="left"/>
+      <w:pPr>
+        <w:tabs>
+          <w:tab w:val="num" w:pos="5760"/>
+        </w:tabs>
+        <w:ind w:left="5760" w:hanging="360"/>
+      </w:pPr>
+      <w:rPr>
+        <w:rFonts w:ascii="Symbol" w:hAnsi="Symbol" w:hint="default"/>
+        <w:sz w:val="20"/>
+      </w:rPr>
+    </w:lvl>
+    <w:lvl w:ilvl="8" w:tentative="1">
+      <w:start w:val="1"/>
+      <w:numFmt w:val="bullet"/>
+      <w:lvlText w:val=""/>
+      <w:lvlJc w:val="left"/>
+      <w:pPr>
+        <w:tabs>
+          <w:tab w:val="num" w:pos="6480"/>
+        </w:tabs>
+        <w:ind w:left="6480" w:hanging="360"/>
+      </w:pPr>
+      <w:rPr>
+        <w:rFonts w:ascii="Symbol" w:hAnsi="Symbol" w:hint="default"/>
+        <w:sz w:val="20"/>
+      </w:rPr>
+    </w:lvl>
+  </w:abstractNum>
+  <w:abstractNum w:abstractNumId="12" w15:restartNumberingAfterBreak="0">
     <w:nsid w:val="27B61ADC"/>
     <w:multiLevelType w:val="hybridMultilevel"/>
     <w:tmpl w:val="05F4B5FE"/>
@@ -3411,7 +4879,7 @@
       </w:rPr>
     </w:lvl>
   </w:abstractNum>
-  <w:abstractNum w:abstractNumId="11" w15:restartNumberingAfterBreak="0">
+  <w:abstractNum w:abstractNumId="13" w15:restartNumberingAfterBreak="0">
     <w:nsid w:val="27F63D4D"/>
     <w:multiLevelType w:val="multilevel"/>
     <w:tmpl w:val="0C428118"/>
@@ -3560,7 +5028,7 @@
       </w:rPr>
     </w:lvl>
   </w:abstractNum>
-  <w:abstractNum w:abstractNumId="12" w15:restartNumberingAfterBreak="0">
+  <w:abstractNum w:abstractNumId="14" w15:restartNumberingAfterBreak="0">
     <w:nsid w:val="2B93673A"/>
     <w:multiLevelType w:val="hybridMultilevel"/>
     <w:tmpl w:val="CFFEF642"/>
@@ -3676,7 +5144,156 @@
       </w:rPr>
     </w:lvl>
   </w:abstractNum>
-  <w:abstractNum w:abstractNumId="13" w15:restartNumberingAfterBreak="0">
+  <w:abstractNum w:abstractNumId="15" w15:restartNumberingAfterBreak="0">
+    <w:nsid w:val="2FB4552C"/>
+    <w:multiLevelType w:val="multilevel"/>
+    <w:tmpl w:val="7AA69A80"/>
+    <w:lvl w:ilvl="0">
+      <w:start w:val="1"/>
+      <w:numFmt w:val="bullet"/>
+      <w:lvlText w:val=""/>
+      <w:lvlJc w:val="left"/>
+      <w:pPr>
+        <w:tabs>
+          <w:tab w:val="num" w:pos="720"/>
+        </w:tabs>
+        <w:ind w:left="720" w:hanging="360"/>
+      </w:pPr>
+      <w:rPr>
+        <w:rFonts w:ascii="Symbol" w:hAnsi="Symbol" w:hint="default"/>
+        <w:sz w:val="20"/>
+      </w:rPr>
+    </w:lvl>
+    <w:lvl w:ilvl="1" w:tentative="1">
+      <w:start w:val="1"/>
+      <w:numFmt w:val="bullet"/>
+      <w:lvlText w:val=""/>
+      <w:lvlJc w:val="left"/>
+      <w:pPr>
+        <w:tabs>
+          <w:tab w:val="num" w:pos="1440"/>
+        </w:tabs>
+        <w:ind w:left="1440" w:hanging="360"/>
+      </w:pPr>
+      <w:rPr>
+        <w:rFonts w:ascii="Symbol" w:hAnsi="Symbol" w:hint="default"/>
+        <w:sz w:val="20"/>
+      </w:rPr>
+    </w:lvl>
+    <w:lvl w:ilvl="2" w:tentative="1">
+      <w:start w:val="1"/>
+      <w:numFmt w:val="bullet"/>
+      <w:lvlText w:val=""/>
+      <w:lvlJc w:val="left"/>
+      <w:pPr>
+        <w:tabs>
+          <w:tab w:val="num" w:pos="2160"/>
+        </w:tabs>
+        <w:ind w:left="2160" w:hanging="360"/>
+      </w:pPr>
+      <w:rPr>
+        <w:rFonts w:ascii="Symbol" w:hAnsi="Symbol" w:hint="default"/>
+        <w:sz w:val="20"/>
+      </w:rPr>
+    </w:lvl>
+    <w:lvl w:ilvl="3" w:tentative="1">
+      <w:start w:val="1"/>
+      <w:numFmt w:val="bullet"/>
+      <w:lvlText w:val=""/>
+      <w:lvlJc w:val="left"/>
+      <w:pPr>
+        <w:tabs>
+          <w:tab w:val="num" w:pos="2880"/>
+        </w:tabs>
+        <w:ind w:left="2880" w:hanging="360"/>
+      </w:pPr>
+      <w:rPr>
+        <w:rFonts w:ascii="Symbol" w:hAnsi="Symbol" w:hint="default"/>
+        <w:sz w:val="20"/>
+      </w:rPr>
+    </w:lvl>
+    <w:lvl w:ilvl="4" w:tentative="1">
+      <w:start w:val="1"/>
+      <w:numFmt w:val="bullet"/>
+      <w:lvlText w:val=""/>
+      <w:lvlJc w:val="left"/>
+      <w:pPr>
+        <w:tabs>
+          <w:tab w:val="num" w:pos="3600"/>
+        </w:tabs>
+        <w:ind w:left="3600" w:hanging="360"/>
+      </w:pPr>
+      <w:rPr>
+        <w:rFonts w:ascii="Symbol" w:hAnsi="Symbol" w:hint="default"/>
+        <w:sz w:val="20"/>
+      </w:rPr>
+    </w:lvl>
+    <w:lvl w:ilvl="5" w:tentative="1">
+      <w:start w:val="1"/>
+      <w:numFmt w:val="bullet"/>
+      <w:lvlText w:val=""/>
+      <w:lvlJc w:val="left"/>
+      <w:pPr>
+        <w:tabs>
+          <w:tab w:val="num" w:pos="4320"/>
+        </w:tabs>
+        <w:ind w:left="4320" w:hanging="360"/>
+      </w:pPr>
+      <w:rPr>
+        <w:rFonts w:ascii="Symbol" w:hAnsi="Symbol" w:hint="default"/>
+        <w:sz w:val="20"/>
+      </w:rPr>
+    </w:lvl>
+    <w:lvl w:ilvl="6" w:tentative="1">
+      <w:start w:val="1"/>
+      <w:numFmt w:val="bullet"/>
+      <w:lvlText w:val=""/>
+      <w:lvlJc w:val="left"/>
+      <w:pPr>
+        <w:tabs>
+          <w:tab w:val="num" w:pos="5040"/>
+        </w:tabs>
+        <w:ind w:left="5040" w:hanging="360"/>
+      </w:pPr>
+      <w:rPr>
+        <w:rFonts w:ascii="Symbol" w:hAnsi="Symbol" w:hint="default"/>
+        <w:sz w:val="20"/>
+      </w:rPr>
+    </w:lvl>
+    <w:lvl w:ilvl="7" w:tentative="1">
+      <w:start w:val="1"/>
+      <w:numFmt w:val="bullet"/>
+      <w:lvlText w:val=""/>
+      <w:lvlJc w:val="left"/>
+      <w:pPr>
+        <w:tabs>
+          <w:tab w:val="num" w:pos="5760"/>
+        </w:tabs>
+        <w:ind w:left="5760" w:hanging="360"/>
+      </w:pPr>
+      <w:rPr>
+        <w:rFonts w:ascii="Symbol" w:hAnsi="Symbol" w:hint="default"/>
+        <w:sz w:val="20"/>
+      </w:rPr>
+    </w:lvl>
+    <w:lvl w:ilvl="8" w:tentative="1">
+      <w:start w:val="1"/>
+      <w:numFmt w:val="bullet"/>
+      <w:lvlText w:val=""/>
+      <w:lvlJc w:val="left"/>
+      <w:pPr>
+        <w:tabs>
+          <w:tab w:val="num" w:pos="6480"/>
+        </w:tabs>
+        <w:ind w:left="6480" w:hanging="360"/>
+      </w:pPr>
+      <w:rPr>
+        <w:rFonts w:ascii="Symbol" w:hAnsi="Symbol" w:hint="default"/>
+        <w:sz w:val="20"/>
+      </w:rPr>
+    </w:lvl>
+  </w:abstractNum>
+  <w:abstractNum w:abstractNumId="16" w15:restartNumberingAfterBreak="0">
     <w:nsid w:val="34945116"/>
     <w:multiLevelType w:val="hybridMultilevel"/>
     <w:tmpl w:val="208AA46C"/>
@@ -3790,7 +5407,7 @@
       </w:rPr>
     </w:lvl>
   </w:abstractNum>
-  <w:abstractNum w:abstractNumId="14" w15:restartNumberingAfterBreak="0">
+  <w:abstractNum w:abstractNumId="17" w15:restartNumberingAfterBreak="0">
     <w:nsid w:val="39803100"/>
     <w:multiLevelType w:val="hybridMultilevel"/>
     <w:tmpl w:val="FE7EBB0E"/>
@@ -3850,7 +5467,120 @@
       <w:lvlJc w:val="left"/>
     </w:lvl>
   </w:abstractNum>
-  <w:abstractNum w:abstractNumId="15" w15:restartNumberingAfterBreak="0">
+  <w:abstractNum w:abstractNumId="18" w15:restartNumberingAfterBreak="0">
+    <w:nsid w:val="3AAC1408"/>
+    <w:multiLevelType w:val="hybridMultilevel"/>
+    <w:tmpl w:val="57A26626"/>
+    <w:lvl w:ilvl="0" w:tplc="40090001">
+      <w:start w:val="1"/>
+      <w:numFmt w:val="bullet"/>
+      <w:lvlText w:val=""/>
+      <w:lvlJc w:val="left"/>
+      <w:pPr>
+        <w:ind w:left="360" w:hanging="360"/>
+      </w:pPr>
+      <w:rPr>
+        <w:rFonts w:ascii="Symbol" w:hAnsi="Symbol" w:hint="default"/>
+      </w:rPr>
+    </w:lvl>
+    <w:lvl w:ilvl="1" w:tplc="40090003" w:tentative="1">
+      <w:start w:val="1"/>
+      <w:numFmt w:val="bullet"/>
+      <w:lvlText w:val="o"/>
+      <w:lvlJc w:val="left"/>
+      <w:pPr>
+        <w:ind w:left="1080" w:hanging="360"/>
+      </w:pPr>
+      <w:rPr>
+        <w:rFonts w:ascii="Courier New" w:hAnsi="Courier New" w:cs="Courier New" w:hint="default"/>
+      </w:rPr>
+    </w:lvl>
+    <w:lvl w:ilvl="2" w:tplc="40090005" w:tentative="1">
+      <w:start w:val="1"/>
+      <w:numFmt w:val="bullet"/>
+      <w:lvlText w:val=""/>
+      <w:lvlJc w:val="left"/>
+      <w:pPr>
+        <w:ind w:left="1800" w:hanging="360"/>
+      </w:pPr>
+      <w:rPr>
+        <w:rFonts w:ascii="Wingdings" w:hAnsi="Wingdings" w:hint="default"/>
+      </w:rPr>
+    </w:lvl>
+    <w:lvl w:ilvl="3" w:tplc="40090001" w:tentative="1">
+      <w:start w:val="1"/>
+      <w:numFmt w:val="bullet"/>
+      <w:lvlText w:val=""/>
+      <w:lvlJc w:val="left"/>
+      <w:pPr>
+        <w:ind w:left="2520" w:hanging="360"/>
+      </w:pPr>
+      <w:rPr>
+        <w:rFonts w:ascii="Symbol" w:hAnsi="Symbol" w:hint="default"/>
+      </w:rPr>
+    </w:lvl>
+    <w:lvl w:ilvl="4" w:tplc="40090003" w:tentative="1">
+      <w:start w:val="1"/>
+      <w:numFmt w:val="bullet"/>
+      <w:lvlText w:val="o"/>
+      <w:lvlJc w:val="left"/>
+      <w:pPr>
+        <w:ind w:left="3240" w:hanging="360"/>
+      </w:pPr>
+      <w:rPr>
+        <w:rFonts w:ascii="Courier New" w:hAnsi="Courier New" w:cs="Courier New" w:hint="default"/>
+      </w:rPr>
+    </w:lvl>
+    <w:lvl w:ilvl="5" w:tplc="40090005" w:tentative="1">
+      <w:start w:val="1"/>
+      <w:numFmt w:val="bullet"/>
+      <w:lvlText w:val=""/>
+      <w:lvlJc w:val="left"/>
+      <w:pPr>
+        <w:ind w:left="3960" w:hanging="360"/>
+      </w:pPr>
+      <w:rPr>
+        <w:rFonts w:ascii="Wingdings" w:hAnsi="Wingdings" w:hint="default"/>
+      </w:rPr>
+    </w:lvl>
+    <w:lvl w:ilvl="6" w:tplc="40090001" w:tentative="1">
+      <w:start w:val="1"/>
+      <w:numFmt w:val="bullet"/>
+      <w:lvlText w:val=""/>
+      <w:lvlJc w:val="left"/>
+      <w:pPr>
+        <w:ind w:left="4680" w:hanging="360"/>
+      </w:pPr>
+      <w:rPr>
+        <w:rFonts w:ascii="Symbol" w:hAnsi="Symbol" w:hint="default"/>
+      </w:rPr>
+    </w:lvl>
+    <w:lvl w:ilvl="7" w:tplc="40090003" w:tentative="1">
+      <w:start w:val="1"/>
+      <w:numFmt w:val="bullet"/>
+      <w:lvlText w:val="o"/>
+      <w:lvlJc w:val="left"/>
+      <w:pPr>
+        <w:ind w:left="5400" w:hanging="360"/>
+      </w:pPr>
+      <w:rPr>
+        <w:rFonts w:ascii="Courier New" w:hAnsi="Courier New" w:cs="Courier New" w:hint="default"/>
+      </w:rPr>
+    </w:lvl>
+    <w:lvl w:ilvl="8" w:tplc="40090005" w:tentative="1">
+      <w:start w:val="1"/>
+      <w:numFmt w:val="bullet"/>
+      <w:lvlText w:val=""/>
+      <w:lvlJc w:val="left"/>
+      <w:pPr>
+        <w:ind w:left="6120" w:hanging="360"/>
+      </w:pPr>
+      <w:rPr>
+        <w:rFonts w:ascii="Wingdings" w:hAnsi="Wingdings" w:hint="default"/>
+      </w:rPr>
+    </w:lvl>
+  </w:abstractNum>
+  <w:abstractNum w:abstractNumId="19" w15:restartNumberingAfterBreak="0">
     <w:nsid w:val="3C733AC2"/>
     <w:multiLevelType w:val="hybridMultilevel"/>
     <w:tmpl w:val="C16E0C3C"/>
@@ -3991,7 +5721,7 @@
       </w:rPr>
     </w:lvl>
   </w:abstractNum>
-  <w:abstractNum w:abstractNumId="16" w15:restartNumberingAfterBreak="0">
+  <w:abstractNum w:abstractNumId="20" w15:restartNumberingAfterBreak="0">
     <w:nsid w:val="3ED82CA4"/>
     <w:multiLevelType w:val="hybridMultilevel"/>
     <w:tmpl w:val="1F9C1C78"/>
@@ -4132,7 +5862,7 @@
       </w:rPr>
     </w:lvl>
   </w:abstractNum>
-  <w:abstractNum w:abstractNumId="17" w15:restartNumberingAfterBreak="0">
+  <w:abstractNum w:abstractNumId="21" w15:restartNumberingAfterBreak="0">
     <w:nsid w:val="40DB5D16"/>
     <w:multiLevelType w:val="multilevel"/>
     <w:tmpl w:val="0088B92C"/>
@@ -4281,7 +6011,7 @@
       </w:rPr>
     </w:lvl>
   </w:abstractNum>
-  <w:abstractNum w:abstractNumId="18" w15:restartNumberingAfterBreak="0">
+  <w:abstractNum w:abstractNumId="22" w15:restartNumberingAfterBreak="0">
     <w:nsid w:val="49EB1182"/>
     <w:multiLevelType w:val="hybridMultilevel"/>
     <w:tmpl w:val="D1E60392"/>
@@ -4422,7 +6152,7 @@
       </w:rPr>
     </w:lvl>
   </w:abstractNum>
-  <w:abstractNum w:abstractNumId="19" w15:restartNumberingAfterBreak="0">
+  <w:abstractNum w:abstractNumId="23" w15:restartNumberingAfterBreak="0">
     <w:nsid w:val="4A457B92"/>
     <w:multiLevelType w:val="hybridMultilevel"/>
     <w:tmpl w:val="A168950C"/>
@@ -4563,7 +6293,7 @@
       </w:rPr>
     </w:lvl>
   </w:abstractNum>
-  <w:abstractNum w:abstractNumId="20" w15:restartNumberingAfterBreak="0">
+  <w:abstractNum w:abstractNumId="24" w15:restartNumberingAfterBreak="0">
     <w:nsid w:val="4A777BBD"/>
     <w:multiLevelType w:val="hybridMultilevel"/>
     <w:tmpl w:val="CE0AD142"/>
@@ -4623,7 +6353,156 @@
       <w:lvlJc w:val="left"/>
     </w:lvl>
   </w:abstractNum>
-  <w:abstractNum w:abstractNumId="21" w15:restartNumberingAfterBreak="0">
+  <w:abstractNum w:abstractNumId="25" w15:restartNumberingAfterBreak="0">
+    <w:nsid w:val="4F3A3AF7"/>
+    <w:multiLevelType w:val="multilevel"/>
+    <w:tmpl w:val="9F2E58D2"/>
+    <w:lvl w:ilvl="0">
+      <w:start w:val="1"/>
+      <w:numFmt w:val="bullet"/>
+      <w:lvlText w:val=""/>
+      <w:lvlJc w:val="left"/>
+      <w:pPr>
+        <w:tabs>
+          <w:tab w:val="num" w:pos="720"/>
+        </w:tabs>
+        <w:ind w:left="720" w:hanging="360"/>
+      </w:pPr>
+      <w:rPr>
+        <w:rFonts w:ascii="Symbol" w:hAnsi="Symbol" w:hint="default"/>
+        <w:sz w:val="20"/>
+      </w:rPr>
+    </w:lvl>
+    <w:lvl w:ilvl="1" w:tentative="1">
+      <w:start w:val="1"/>
+      <w:numFmt w:val="bullet"/>
+      <w:lvlText w:val=""/>
+      <w:lvlJc w:val="left"/>
+      <w:pPr>
+        <w:tabs>
+          <w:tab w:val="num" w:pos="1440"/>
+        </w:tabs>
+        <w:ind w:left="1440" w:hanging="360"/>
+      </w:pPr>
+      <w:rPr>
+        <w:rFonts w:ascii="Symbol" w:hAnsi="Symbol" w:hint="default"/>
+        <w:sz w:val="20"/>
+      </w:rPr>
+    </w:lvl>
+    <w:lvl w:ilvl="2" w:tentative="1">
+      <w:start w:val="1"/>
+      <w:numFmt w:val="bullet"/>
+      <w:lvlText w:val=""/>
+      <w:lvlJc w:val="left"/>
+      <w:pPr>
+        <w:tabs>
+          <w:tab w:val="num" w:pos="2160"/>
+        </w:tabs>
+        <w:ind w:left="2160" w:hanging="360"/>
+      </w:pPr>
+      <w:rPr>
+        <w:rFonts w:ascii="Symbol" w:hAnsi="Symbol" w:hint="default"/>
+        <w:sz w:val="20"/>
+      </w:rPr>
+    </w:lvl>
+    <w:lvl w:ilvl="3" w:tentative="1">
+      <w:start w:val="1"/>
+      <w:numFmt w:val="bullet"/>
+      <w:lvlText w:val=""/>
+      <w:lvlJc w:val="left"/>
+      <w:pPr>
+        <w:tabs>
+          <w:tab w:val="num" w:pos="2880"/>
+        </w:tabs>
+        <w:ind w:left="2880" w:hanging="360"/>
+      </w:pPr>
+      <w:rPr>
+        <w:rFonts w:ascii="Symbol" w:hAnsi="Symbol" w:hint="default"/>
+        <w:sz w:val="20"/>
+      </w:rPr>
+    </w:lvl>
+    <w:lvl w:ilvl="4" w:tentative="1">
+      <w:start w:val="1"/>
+      <w:numFmt w:val="bullet"/>
+      <w:lvlText w:val=""/>
+      <w:lvlJc w:val="left"/>
+      <w:pPr>
+        <w:tabs>
+          <w:tab w:val="num" w:pos="3600"/>
+        </w:tabs>
+        <w:ind w:left="3600" w:hanging="360"/>
+      </w:pPr>
+      <w:rPr>
+        <w:rFonts w:ascii="Symbol" w:hAnsi="Symbol" w:hint="default"/>
+        <w:sz w:val="20"/>
+      </w:rPr>
+    </w:lvl>
+    <w:lvl w:ilvl="5" w:tentative="1">
+      <w:start w:val="1"/>
+      <w:numFmt w:val="bullet"/>
+      <w:lvlText w:val=""/>
+      <w:lvlJc w:val="left"/>
+      <w:pPr>
+        <w:tabs>
+          <w:tab w:val="num" w:pos="4320"/>
+        </w:tabs>
+        <w:ind w:left="4320" w:hanging="360"/>
+      </w:pPr>
+      <w:rPr>
+        <w:rFonts w:ascii="Symbol" w:hAnsi="Symbol" w:hint="default"/>
+        <w:sz w:val="20"/>
+      </w:rPr>
+    </w:lvl>
+    <w:lvl w:ilvl="6" w:tentative="1">
+      <w:start w:val="1"/>
+      <w:numFmt w:val="bullet"/>
+      <w:lvlText w:val=""/>
+      <w:lvlJc w:val="left"/>
+      <w:pPr>
+        <w:tabs>
+          <w:tab w:val="num" w:pos="5040"/>
+        </w:tabs>
+        <w:ind w:left="5040" w:hanging="360"/>
+      </w:pPr>
+      <w:rPr>
+        <w:rFonts w:ascii="Symbol" w:hAnsi="Symbol" w:hint="default"/>
+        <w:sz w:val="20"/>
+      </w:rPr>
+    </w:lvl>
+    <w:lvl w:ilvl="7" w:tentative="1">
+      <w:start w:val="1"/>
+      <w:numFmt w:val="bullet"/>
+      <w:lvlText w:val=""/>
+      <w:lvlJc w:val="left"/>
+      <w:pPr>
+        <w:tabs>
+          <w:tab w:val="num" w:pos="5760"/>
+        </w:tabs>
+        <w:ind w:left="5760" w:hanging="360"/>
+      </w:pPr>
+      <w:rPr>
+        <w:rFonts w:ascii="Symbol" w:hAnsi="Symbol" w:hint="default"/>
+        <w:sz w:val="20"/>
+      </w:rPr>
+    </w:lvl>
+    <w:lvl w:ilvl="8" w:tentative="1">
+      <w:start w:val="1"/>
+      <w:numFmt w:val="bullet"/>
+      <w:lvlText w:val=""/>
+      <w:lvlJc w:val="left"/>
+      <w:pPr>
+        <w:tabs>
+          <w:tab w:val="num" w:pos="6480"/>
+        </w:tabs>
+        <w:ind w:left="6480" w:hanging="360"/>
+      </w:pPr>
+      <w:rPr>
+        <w:rFonts w:ascii="Symbol" w:hAnsi="Symbol" w:hint="default"/>
+        <w:sz w:val="20"/>
+      </w:rPr>
+    </w:lvl>
+  </w:abstractNum>
+  <w:abstractNum w:abstractNumId="26" w15:restartNumberingAfterBreak="0">
     <w:nsid w:val="4F9A1007"/>
     <w:multiLevelType w:val="hybridMultilevel"/>
     <w:tmpl w:val="F9CEDFDE"/>
@@ -4683,7 +6562,7 @@
       <w:lvlJc w:val="left"/>
     </w:lvl>
   </w:abstractNum>
-  <w:abstractNum w:abstractNumId="22" w15:restartNumberingAfterBreak="0">
+  <w:abstractNum w:abstractNumId="27" w15:restartNumberingAfterBreak="0">
     <w:nsid w:val="53A05A0E"/>
     <w:multiLevelType w:val="hybridMultilevel"/>
     <w:tmpl w:val="0ECC2940"/>
@@ -4694,9 +6573,9 @@
       <w:lvlJc w:val="left"/>
       <w:pPr>
         <w:tabs>
-          <w:tab w:val="num" w:pos="1080"/>
-        </w:tabs>
-        <w:ind w:left="720" w:hanging="360"/>
+          <w:tab w:val="num" w:pos="720"/>
+        </w:tabs>
+        <w:ind w:left="360" w:hanging="360"/>
       </w:pPr>
       <w:rPr>
         <w:rFonts w:ascii="Symbol" w:hAnsi="Symbol" w:hint="default"/>
@@ -4743,7 +6622,7 @@
       <w:lvlJc w:val="left"/>
     </w:lvl>
   </w:abstractNum>
-  <w:abstractNum w:abstractNumId="23" w15:restartNumberingAfterBreak="0">
+  <w:abstractNum w:abstractNumId="28" w15:restartNumberingAfterBreak="0">
     <w:nsid w:val="585C7A53"/>
     <w:multiLevelType w:val="multilevel"/>
     <w:tmpl w:val="31A4E358"/>
@@ -4892,7 +6771,156 @@
       </w:rPr>
     </w:lvl>
   </w:abstractNum>
-  <w:abstractNum w:abstractNumId="24" w15:restartNumberingAfterBreak="0">
+  <w:abstractNum w:abstractNumId="29" w15:restartNumberingAfterBreak="0">
+    <w:nsid w:val="593E7A30"/>
+    <w:multiLevelType w:val="multilevel"/>
+    <w:tmpl w:val="A0FEB554"/>
+    <w:lvl w:ilvl="0">
+      <w:start w:val="1"/>
+      <w:numFmt w:val="bullet"/>
+      <w:lvlText w:val=""/>
+      <w:lvlJc w:val="left"/>
+      <w:pPr>
+        <w:tabs>
+          <w:tab w:val="num" w:pos="720"/>
+        </w:tabs>
+        <w:ind w:left="720" w:hanging="360"/>
+      </w:pPr>
+      <w:rPr>
+        <w:rFonts w:ascii="Symbol" w:hAnsi="Symbol" w:hint="default"/>
+        <w:sz w:val="20"/>
+      </w:rPr>
+    </w:lvl>
+    <w:lvl w:ilvl="1" w:tentative="1">
+      <w:start w:val="1"/>
+      <w:numFmt w:val="bullet"/>
+      <w:lvlText w:val=""/>
+      <w:lvlJc w:val="left"/>
+      <w:pPr>
+        <w:tabs>
+          <w:tab w:val="num" w:pos="1440"/>
+        </w:tabs>
+        <w:ind w:left="1440" w:hanging="360"/>
+      </w:pPr>
+      <w:rPr>
+        <w:rFonts w:ascii="Symbol" w:hAnsi="Symbol" w:hint="default"/>
+        <w:sz w:val="20"/>
+      </w:rPr>
+    </w:lvl>
+    <w:lvl w:ilvl="2" w:tentative="1">
+      <w:start w:val="1"/>
+      <w:numFmt w:val="bullet"/>
+      <w:lvlText w:val=""/>
+      <w:lvlJc w:val="left"/>
+      <w:pPr>
+        <w:tabs>
+          <w:tab w:val="num" w:pos="2160"/>
+        </w:tabs>
+        <w:ind w:left="2160" w:hanging="360"/>
+      </w:pPr>
+      <w:rPr>
+        <w:rFonts w:ascii="Symbol" w:hAnsi="Symbol" w:hint="default"/>
+        <w:sz w:val="20"/>
+      </w:rPr>
+    </w:lvl>
+    <w:lvl w:ilvl="3" w:tentative="1">
+      <w:start w:val="1"/>
+      <w:numFmt w:val="bullet"/>
+      <w:lvlText w:val=""/>
+      <w:lvlJc w:val="left"/>
+      <w:pPr>
+        <w:tabs>
+          <w:tab w:val="num" w:pos="2880"/>
+        </w:tabs>
+        <w:ind w:left="2880" w:hanging="360"/>
+      </w:pPr>
+      <w:rPr>
+        <w:rFonts w:ascii="Symbol" w:hAnsi="Symbol" w:hint="default"/>
+        <w:sz w:val="20"/>
+      </w:rPr>
+    </w:lvl>
+    <w:lvl w:ilvl="4" w:tentative="1">
+      <w:start w:val="1"/>
+      <w:numFmt w:val="bullet"/>
+      <w:lvlText w:val=""/>
+      <w:lvlJc w:val="left"/>
+      <w:pPr>
+        <w:tabs>
+          <w:tab w:val="num" w:pos="3600"/>
+        </w:tabs>
+        <w:ind w:left="3600" w:hanging="360"/>
+      </w:pPr>
+      <w:rPr>
+        <w:rFonts w:ascii="Symbol" w:hAnsi="Symbol" w:hint="default"/>
+        <w:sz w:val="20"/>
+      </w:rPr>
+    </w:lvl>
+    <w:lvl w:ilvl="5" w:tentative="1">
+      <w:start w:val="1"/>
+      <w:numFmt w:val="bullet"/>
+      <w:lvlText w:val=""/>
+      <w:lvlJc w:val="left"/>
+      <w:pPr>
+        <w:tabs>
+          <w:tab w:val="num" w:pos="4320"/>
+        </w:tabs>
+        <w:ind w:left="4320" w:hanging="360"/>
+      </w:pPr>
+      <w:rPr>
+        <w:rFonts w:ascii="Symbol" w:hAnsi="Symbol" w:hint="default"/>
+        <w:sz w:val="20"/>
+      </w:rPr>
+    </w:lvl>
+    <w:lvl w:ilvl="6" w:tentative="1">
+      <w:start w:val="1"/>
+      <w:numFmt w:val="bullet"/>
+      <w:lvlText w:val=""/>
+      <w:lvlJc w:val="left"/>
+      <w:pPr>
+        <w:tabs>
+          <w:tab w:val="num" w:pos="5040"/>
+        </w:tabs>
+        <w:ind w:left="5040" w:hanging="360"/>
+      </w:pPr>
+      <w:rPr>
+        <w:rFonts w:ascii="Symbol" w:hAnsi="Symbol" w:hint="default"/>
+        <w:sz w:val="20"/>
+      </w:rPr>
+    </w:lvl>
+    <w:lvl w:ilvl="7" w:tentative="1">
+      <w:start w:val="1"/>
+      <w:numFmt w:val="bullet"/>
+      <w:lvlText w:val=""/>
+      <w:lvlJc w:val="left"/>
+      <w:pPr>
+        <w:tabs>
+          <w:tab w:val="num" w:pos="5760"/>
+        </w:tabs>
+        <w:ind w:left="5760" w:hanging="360"/>
+      </w:pPr>
+      <w:rPr>
+        <w:rFonts w:ascii="Symbol" w:hAnsi="Symbol" w:hint="default"/>
+        <w:sz w:val="20"/>
+      </w:rPr>
+    </w:lvl>
+    <w:lvl w:ilvl="8" w:tentative="1">
+      <w:start w:val="1"/>
+      <w:numFmt w:val="bullet"/>
+      <w:lvlText w:val=""/>
+      <w:lvlJc w:val="left"/>
+      <w:pPr>
+        <w:tabs>
+          <w:tab w:val="num" w:pos="6480"/>
+        </w:tabs>
+        <w:ind w:left="6480" w:hanging="360"/>
+      </w:pPr>
+      <w:rPr>
+        <w:rFonts w:ascii="Symbol" w:hAnsi="Symbol" w:hint="default"/>
+        <w:sz w:val="20"/>
+      </w:rPr>
+    </w:lvl>
+  </w:abstractNum>
+  <w:abstractNum w:abstractNumId="30" w15:restartNumberingAfterBreak="0">
     <w:nsid w:val="5B3B316D"/>
     <w:multiLevelType w:val="multilevel"/>
     <w:tmpl w:val="A5903022"/>
@@ -5041,7 +7069,7 @@
       </w:rPr>
     </w:lvl>
   </w:abstractNum>
-  <w:abstractNum w:abstractNumId="25" w15:restartNumberingAfterBreak="0">
+  <w:abstractNum w:abstractNumId="31" w15:restartNumberingAfterBreak="0">
     <w:nsid w:val="5C0A264B"/>
     <w:multiLevelType w:val="hybridMultilevel"/>
     <w:tmpl w:val="92DEDD30"/>
@@ -5182,7 +7210,156 @@
       </w:rPr>
     </w:lvl>
   </w:abstractNum>
-  <w:abstractNum w:abstractNumId="26" w15:restartNumberingAfterBreak="0">
+  <w:abstractNum w:abstractNumId="32" w15:restartNumberingAfterBreak="0">
+    <w:nsid w:val="61EE2AEE"/>
+    <w:multiLevelType w:val="multilevel"/>
+    <w:tmpl w:val="3A94CCE4"/>
+    <w:lvl w:ilvl="0">
+      <w:start w:val="1"/>
+      <w:numFmt w:val="bullet"/>
+      <w:lvlText w:val=""/>
+      <w:lvlJc w:val="left"/>
+      <w:pPr>
+        <w:tabs>
+          <w:tab w:val="num" w:pos="720"/>
+        </w:tabs>
+        <w:ind w:left="720" w:hanging="360"/>
+      </w:pPr>
+      <w:rPr>
+        <w:rFonts w:ascii="Symbol" w:hAnsi="Symbol" w:hint="default"/>
+        <w:sz w:val="20"/>
+      </w:rPr>
+    </w:lvl>
+    <w:lvl w:ilvl="1" w:tentative="1">
+      <w:start w:val="1"/>
+      <w:numFmt w:val="bullet"/>
+      <w:lvlText w:val=""/>
+      <w:lvlJc w:val="left"/>
+      <w:pPr>
+        <w:tabs>
+          <w:tab w:val="num" w:pos="1440"/>
+        </w:tabs>
+        <w:ind w:left="1440" w:hanging="360"/>
+      </w:pPr>
+      <w:rPr>
+        <w:rFonts w:ascii="Symbol" w:hAnsi="Symbol" w:hint="default"/>
+        <w:sz w:val="20"/>
+      </w:rPr>
+    </w:lvl>
+    <w:lvl w:ilvl="2" w:tentative="1">
+      <w:start w:val="1"/>
+      <w:numFmt w:val="bullet"/>
+      <w:lvlText w:val=""/>
+      <w:lvlJc w:val="left"/>
+      <w:pPr>
+        <w:tabs>
+          <w:tab w:val="num" w:pos="2160"/>
+        </w:tabs>
+        <w:ind w:left="2160" w:hanging="360"/>
+      </w:pPr>
+      <w:rPr>
+        <w:rFonts w:ascii="Symbol" w:hAnsi="Symbol" w:hint="default"/>
+        <w:sz w:val="20"/>
+      </w:rPr>
+    </w:lvl>
+    <w:lvl w:ilvl="3" w:tentative="1">
+      <w:start w:val="1"/>
+      <w:numFmt w:val="bullet"/>
+      <w:lvlText w:val=""/>
+      <w:lvlJc w:val="left"/>
+      <w:pPr>
+        <w:tabs>
+          <w:tab w:val="num" w:pos="2880"/>
+        </w:tabs>
+        <w:ind w:left="2880" w:hanging="360"/>
+      </w:pPr>
+      <w:rPr>
+        <w:rFonts w:ascii="Symbol" w:hAnsi="Symbol" w:hint="default"/>
+        <w:sz w:val="20"/>
+      </w:rPr>
+    </w:lvl>
+    <w:lvl w:ilvl="4" w:tentative="1">
+      <w:start w:val="1"/>
+      <w:numFmt w:val="bullet"/>
+      <w:lvlText w:val=""/>
+      <w:lvlJc w:val="left"/>
+      <w:pPr>
+        <w:tabs>
+          <w:tab w:val="num" w:pos="3600"/>
+        </w:tabs>
+        <w:ind w:left="3600" w:hanging="360"/>
+      </w:pPr>
+      <w:rPr>
+        <w:rFonts w:ascii="Symbol" w:hAnsi="Symbol" w:hint="default"/>
+        <w:sz w:val="20"/>
+      </w:rPr>
+    </w:lvl>
+    <w:lvl w:ilvl="5" w:tentative="1">
+      <w:start w:val="1"/>
+      <w:numFmt w:val="bullet"/>
+      <w:lvlText w:val=""/>
+      <w:lvlJc w:val="left"/>
+      <w:pPr>
+        <w:tabs>
+          <w:tab w:val="num" w:pos="4320"/>
+        </w:tabs>
+        <w:ind w:left="4320" w:hanging="360"/>
+      </w:pPr>
+      <w:rPr>
+        <w:rFonts w:ascii="Symbol" w:hAnsi="Symbol" w:hint="default"/>
+        <w:sz w:val="20"/>
+      </w:rPr>
+    </w:lvl>
+    <w:lvl w:ilvl="6" w:tentative="1">
+      <w:start w:val="1"/>
+      <w:numFmt w:val="bullet"/>
+      <w:lvlText w:val=""/>
+      <w:lvlJc w:val="left"/>
+      <w:pPr>
+        <w:tabs>
+          <w:tab w:val="num" w:pos="5040"/>
+        </w:tabs>
+        <w:ind w:left="5040" w:hanging="360"/>
+      </w:pPr>
+      <w:rPr>
+        <w:rFonts w:ascii="Symbol" w:hAnsi="Symbol" w:hint="default"/>
+        <w:sz w:val="20"/>
+      </w:rPr>
+    </w:lvl>
+    <w:lvl w:ilvl="7" w:tentative="1">
+      <w:start w:val="1"/>
+      <w:numFmt w:val="bullet"/>
+      <w:lvlText w:val=""/>
+      <w:lvlJc w:val="left"/>
+      <w:pPr>
+        <w:tabs>
+          <w:tab w:val="num" w:pos="5760"/>
+        </w:tabs>
+        <w:ind w:left="5760" w:hanging="360"/>
+      </w:pPr>
+      <w:rPr>
+        <w:rFonts w:ascii="Symbol" w:hAnsi="Symbol" w:hint="default"/>
+        <w:sz w:val="20"/>
+      </w:rPr>
+    </w:lvl>
+    <w:lvl w:ilvl="8" w:tentative="1">
+      <w:start w:val="1"/>
+      <w:numFmt w:val="bullet"/>
+      <w:lvlText w:val=""/>
+      <w:lvlJc w:val="left"/>
+      <w:pPr>
+        <w:tabs>
+          <w:tab w:val="num" w:pos="6480"/>
+        </w:tabs>
+        <w:ind w:left="6480" w:hanging="360"/>
+      </w:pPr>
+      <w:rPr>
+        <w:rFonts w:ascii="Symbol" w:hAnsi="Symbol" w:hint="default"/>
+        <w:sz w:val="20"/>
+      </w:rPr>
+    </w:lvl>
+  </w:abstractNum>
+  <w:abstractNum w:abstractNumId="33" w15:restartNumberingAfterBreak="0">
     <w:nsid w:val="623544C6"/>
     <w:multiLevelType w:val="hybridMultilevel"/>
     <w:tmpl w:val="558E8AB6"/>
@@ -5242,7 +7419,7 @@
       <w:lvlJc w:val="left"/>
     </w:lvl>
   </w:abstractNum>
-  <w:abstractNum w:abstractNumId="27" w15:restartNumberingAfterBreak="0">
+  <w:abstractNum w:abstractNumId="34" w15:restartNumberingAfterBreak="0">
     <w:nsid w:val="65455ACB"/>
     <w:multiLevelType w:val="hybridMultilevel"/>
     <w:tmpl w:val="DF7666EE"/>
@@ -5383,7 +7560,7 @@
       </w:rPr>
     </w:lvl>
   </w:abstractNum>
-  <w:abstractNum w:abstractNumId="28" w15:restartNumberingAfterBreak="0">
+  <w:abstractNum w:abstractNumId="35" w15:restartNumberingAfterBreak="0">
     <w:nsid w:val="678825AB"/>
     <w:multiLevelType w:val="hybridMultilevel"/>
     <w:tmpl w:val="8FD0CAB2"/>
@@ -5443,7 +7620,156 @@
       <w:lvlJc w:val="left"/>
     </w:lvl>
   </w:abstractNum>
-  <w:abstractNum w:abstractNumId="29" w15:restartNumberingAfterBreak="0">
+  <w:abstractNum w:abstractNumId="36" w15:restartNumberingAfterBreak="0">
+    <w:nsid w:val="6AA759D1"/>
+    <w:multiLevelType w:val="multilevel"/>
+    <w:tmpl w:val="FDD43F2E"/>
+    <w:lvl w:ilvl="0">
+      <w:start w:val="1"/>
+      <w:numFmt w:val="bullet"/>
+      <w:lvlText w:val=""/>
+      <w:lvlJc w:val="left"/>
+      <w:pPr>
+        <w:tabs>
+          <w:tab w:val="num" w:pos="720"/>
+        </w:tabs>
+        <w:ind w:left="720" w:hanging="360"/>
+      </w:pPr>
+      <w:rPr>
+        <w:rFonts w:ascii="Symbol" w:hAnsi="Symbol" w:hint="default"/>
+        <w:sz w:val="20"/>
+      </w:rPr>
+    </w:lvl>
+    <w:lvl w:ilvl="1" w:tentative="1">
+      <w:start w:val="1"/>
+      <w:numFmt w:val="bullet"/>
+      <w:lvlText w:val=""/>
+      <w:lvlJc w:val="left"/>
+      <w:pPr>
+        <w:tabs>
+          <w:tab w:val="num" w:pos="1440"/>
+        </w:tabs>
+        <w:ind w:left="1440" w:hanging="360"/>
+      </w:pPr>
+      <w:rPr>
+        <w:rFonts w:ascii="Symbol" w:hAnsi="Symbol" w:hint="default"/>
+        <w:sz w:val="20"/>
+      </w:rPr>
+    </w:lvl>
+    <w:lvl w:ilvl="2" w:tentative="1">
+      <w:start w:val="1"/>
+      <w:numFmt w:val="bullet"/>
+      <w:lvlText w:val=""/>
+      <w:lvlJc w:val="left"/>
+      <w:pPr>
+        <w:tabs>
+          <w:tab w:val="num" w:pos="2160"/>
+        </w:tabs>
+        <w:ind w:left="2160" w:hanging="360"/>
+      </w:pPr>
+      <w:rPr>
+        <w:rFonts w:ascii="Symbol" w:hAnsi="Symbol" w:hint="default"/>
+        <w:sz w:val="20"/>
+      </w:rPr>
+    </w:lvl>
+    <w:lvl w:ilvl="3" w:tentative="1">
+      <w:start w:val="1"/>
+      <w:numFmt w:val="bullet"/>
+      <w:lvlText w:val=""/>
+      <w:lvlJc w:val="left"/>
+      <w:pPr>
+        <w:tabs>
+          <w:tab w:val="num" w:pos="2880"/>
+        </w:tabs>
+        <w:ind w:left="2880" w:hanging="360"/>
+      </w:pPr>
+      <w:rPr>
+        <w:rFonts w:ascii="Symbol" w:hAnsi="Symbol" w:hint="default"/>
+        <w:sz w:val="20"/>
+      </w:rPr>
+    </w:lvl>
+    <w:lvl w:ilvl="4" w:tentative="1">
+      <w:start w:val="1"/>
+      <w:numFmt w:val="bullet"/>
+      <w:lvlText w:val=""/>
+      <w:lvlJc w:val="left"/>
+      <w:pPr>
+        <w:tabs>
+          <w:tab w:val="num" w:pos="3600"/>
+        </w:tabs>
+        <w:ind w:left="3600" w:hanging="360"/>
+      </w:pPr>
+      <w:rPr>
+        <w:rFonts w:ascii="Symbol" w:hAnsi="Symbol" w:hint="default"/>
+        <w:sz w:val="20"/>
+      </w:rPr>
+    </w:lvl>
+    <w:lvl w:ilvl="5" w:tentative="1">
+      <w:start w:val="1"/>
+      <w:numFmt w:val="bullet"/>
+      <w:lvlText w:val=""/>
+      <w:lvlJc w:val="left"/>
+      <w:pPr>
+        <w:tabs>
+          <w:tab w:val="num" w:pos="4320"/>
+        </w:tabs>
+        <w:ind w:left="4320" w:hanging="360"/>
+      </w:pPr>
+      <w:rPr>
+        <w:rFonts w:ascii="Symbol" w:hAnsi="Symbol" w:hint="default"/>
+        <w:sz w:val="20"/>
+      </w:rPr>
+    </w:lvl>
+    <w:lvl w:ilvl="6" w:tentative="1">
+      <w:start w:val="1"/>
+      <w:numFmt w:val="bullet"/>
+      <w:lvlText w:val=""/>
+      <w:lvlJc w:val="left"/>
+      <w:pPr>
+        <w:tabs>
+          <w:tab w:val="num" w:pos="5040"/>
+        </w:tabs>
+        <w:ind w:left="5040" w:hanging="360"/>
+      </w:pPr>
+      <w:rPr>
+        <w:rFonts w:ascii="Symbol" w:hAnsi="Symbol" w:hint="default"/>
+        <w:sz w:val="20"/>
+      </w:rPr>
+    </w:lvl>
+    <w:lvl w:ilvl="7" w:tentative="1">
+      <w:start w:val="1"/>
+      <w:numFmt w:val="bullet"/>
+      <w:lvlText w:val=""/>
+      <w:lvlJc w:val="left"/>
+      <w:pPr>
+        <w:tabs>
+          <w:tab w:val="num" w:pos="5760"/>
+        </w:tabs>
+        <w:ind w:left="5760" w:hanging="360"/>
+      </w:pPr>
+      <w:rPr>
+        <w:rFonts w:ascii="Symbol" w:hAnsi="Symbol" w:hint="default"/>
+        <w:sz w:val="20"/>
+      </w:rPr>
+    </w:lvl>
+    <w:lvl w:ilvl="8" w:tentative="1">
+      <w:start w:val="1"/>
+      <w:numFmt w:val="bullet"/>
+      <w:lvlText w:val=""/>
+      <w:lvlJc w:val="left"/>
+      <w:pPr>
+        <w:tabs>
+          <w:tab w:val="num" w:pos="6480"/>
+        </w:tabs>
+        <w:ind w:left="6480" w:hanging="360"/>
+      </w:pPr>
+      <w:rPr>
+        <w:rFonts w:ascii="Symbol" w:hAnsi="Symbol" w:hint="default"/>
+        <w:sz w:val="20"/>
+      </w:rPr>
+    </w:lvl>
+  </w:abstractNum>
+  <w:abstractNum w:abstractNumId="37" w15:restartNumberingAfterBreak="0">
     <w:nsid w:val="6D732627"/>
     <w:multiLevelType w:val="hybridMultilevel"/>
     <w:tmpl w:val="B2EECC2E"/>
@@ -5584,7 +7910,7 @@
       </w:rPr>
     </w:lvl>
   </w:abstractNum>
-  <w:abstractNum w:abstractNumId="30" w15:restartNumberingAfterBreak="0">
+  <w:abstractNum w:abstractNumId="38" w15:restartNumberingAfterBreak="0">
     <w:nsid w:val="6DC1536A"/>
     <w:multiLevelType w:val="hybridMultilevel"/>
     <w:tmpl w:val="7C0C4102"/>
@@ -5725,7 +8051,305 @@
       </w:rPr>
     </w:lvl>
   </w:abstractNum>
-  <w:abstractNum w:abstractNumId="31" w15:restartNumberingAfterBreak="0">
+  <w:abstractNum w:abstractNumId="39" w15:restartNumberingAfterBreak="0">
+    <w:nsid w:val="71784718"/>
+    <w:multiLevelType w:val="multilevel"/>
+    <w:tmpl w:val="28A21244"/>
+    <w:lvl w:ilvl="0">
+      <w:start w:val="1"/>
+      <w:numFmt w:val="bullet"/>
+      <w:lvlText w:val=""/>
+      <w:lvlJc w:val="left"/>
+      <w:pPr>
+        <w:tabs>
+          <w:tab w:val="num" w:pos="720"/>
+        </w:tabs>
+        <w:ind w:left="720" w:hanging="360"/>
+      </w:pPr>
+      <w:rPr>
+        <w:rFonts w:ascii="Symbol" w:hAnsi="Symbol" w:hint="default"/>
+        <w:sz w:val="20"/>
+      </w:rPr>
+    </w:lvl>
+    <w:lvl w:ilvl="1" w:tentative="1">
+      <w:start w:val="1"/>
+      <w:numFmt w:val="bullet"/>
+      <w:lvlText w:val=""/>
+      <w:lvlJc w:val="left"/>
+      <w:pPr>
+        <w:tabs>
+          <w:tab w:val="num" w:pos="1440"/>
+        </w:tabs>
+        <w:ind w:left="1440" w:hanging="360"/>
+      </w:pPr>
+      <w:rPr>
+        <w:rFonts w:ascii="Symbol" w:hAnsi="Symbol" w:hint="default"/>
+        <w:sz w:val="20"/>
+      </w:rPr>
+    </w:lvl>
+    <w:lvl w:ilvl="2" w:tentative="1">
+      <w:start w:val="1"/>
+      <w:numFmt w:val="bullet"/>
+      <w:lvlText w:val=""/>
+      <w:lvlJc w:val="left"/>
+      <w:pPr>
+        <w:tabs>
+          <w:tab w:val="num" w:pos="2160"/>
+        </w:tabs>
+        <w:ind w:left="2160" w:hanging="360"/>
+      </w:pPr>
+      <w:rPr>
+        <w:rFonts w:ascii="Symbol" w:hAnsi="Symbol" w:hint="default"/>
+        <w:sz w:val="20"/>
+      </w:rPr>
+    </w:lvl>
+    <w:lvl w:ilvl="3" w:tentative="1">
+      <w:start w:val="1"/>
+      <w:numFmt w:val="bullet"/>
+      <w:lvlText w:val=""/>
+      <w:lvlJc w:val="left"/>
+      <w:pPr>
+        <w:tabs>
+          <w:tab w:val="num" w:pos="2880"/>
+        </w:tabs>
+        <w:ind w:left="2880" w:hanging="360"/>
+      </w:pPr>
+      <w:rPr>
+        <w:rFonts w:ascii="Symbol" w:hAnsi="Symbol" w:hint="default"/>
+        <w:sz w:val="20"/>
+      </w:rPr>
+    </w:lvl>
+    <w:lvl w:ilvl="4" w:tentative="1">
+      <w:start w:val="1"/>
+      <w:numFmt w:val="bullet"/>
+      <w:lvlText w:val=""/>
+      <w:lvlJc w:val="left"/>
+      <w:pPr>
+        <w:tabs>
+          <w:tab w:val="num" w:pos="3600"/>
+        </w:tabs>
+        <w:ind w:left="3600" w:hanging="360"/>
+      </w:pPr>
+      <w:rPr>
+        <w:rFonts w:ascii="Symbol" w:hAnsi="Symbol" w:hint="default"/>
+        <w:sz w:val="20"/>
+      </w:rPr>
+    </w:lvl>
+    <w:lvl w:ilvl="5" w:tentative="1">
+      <w:start w:val="1"/>
+      <w:numFmt w:val="bullet"/>
+      <w:lvlText w:val=""/>
+      <w:lvlJc w:val="left"/>
+      <w:pPr>
+        <w:tabs>
+          <w:tab w:val="num" w:pos="4320"/>
+        </w:tabs>
+        <w:ind w:left="4320" w:hanging="360"/>
+      </w:pPr>
+      <w:rPr>
+        <w:rFonts w:ascii="Symbol" w:hAnsi="Symbol" w:hint="default"/>
+        <w:sz w:val="20"/>
+      </w:rPr>
+    </w:lvl>
+    <w:lvl w:ilvl="6" w:tentative="1">
+      <w:start w:val="1"/>
+      <w:numFmt w:val="bullet"/>
+      <w:lvlText w:val=""/>
+      <w:lvlJc w:val="left"/>
+      <w:pPr>
+        <w:tabs>
+          <w:tab w:val="num" w:pos="5040"/>
+        </w:tabs>
+        <w:ind w:left="5040" w:hanging="360"/>
+      </w:pPr>
+      <w:rPr>
+        <w:rFonts w:ascii="Symbol" w:hAnsi="Symbol" w:hint="default"/>
+        <w:sz w:val="20"/>
+      </w:rPr>
+    </w:lvl>
+    <w:lvl w:ilvl="7" w:tentative="1">
+      <w:start w:val="1"/>
+      <w:numFmt w:val="bullet"/>
+      <w:lvlText w:val=""/>
+      <w:lvlJc w:val="left"/>
+      <w:pPr>
+        <w:tabs>
+          <w:tab w:val="num" w:pos="5760"/>
+        </w:tabs>
+        <w:ind w:left="5760" w:hanging="360"/>
+      </w:pPr>
+      <w:rPr>
+        <w:rFonts w:ascii="Symbol" w:hAnsi="Symbol" w:hint="default"/>
+        <w:sz w:val="20"/>
+      </w:rPr>
+    </w:lvl>
+    <w:lvl w:ilvl="8" w:tentative="1">
+      <w:start w:val="1"/>
+      <w:numFmt w:val="bullet"/>
+      <w:lvlText w:val=""/>
+      <w:lvlJc w:val="left"/>
+      <w:pPr>
+        <w:tabs>
+          <w:tab w:val="num" w:pos="6480"/>
+        </w:tabs>
+        <w:ind w:left="6480" w:hanging="360"/>
+      </w:pPr>
+      <w:rPr>
+        <w:rFonts w:ascii="Symbol" w:hAnsi="Symbol" w:hint="default"/>
+        <w:sz w:val="20"/>
+      </w:rPr>
+    </w:lvl>
+  </w:abstractNum>
+  <w:abstractNum w:abstractNumId="40" w15:restartNumberingAfterBreak="0">
+    <w:nsid w:val="774C6567"/>
+    <w:multiLevelType w:val="multilevel"/>
+    <w:tmpl w:val="CB6EEF08"/>
+    <w:lvl w:ilvl="0">
+      <w:start w:val="1"/>
+      <w:numFmt w:val="bullet"/>
+      <w:lvlText w:val=""/>
+      <w:lvlJc w:val="left"/>
+      <w:pPr>
+        <w:tabs>
+          <w:tab w:val="num" w:pos="720"/>
+        </w:tabs>
+        <w:ind w:left="720" w:hanging="360"/>
+      </w:pPr>
+      <w:rPr>
+        <w:rFonts w:ascii="Symbol" w:hAnsi="Symbol" w:hint="default"/>
+        <w:sz w:val="20"/>
+      </w:rPr>
+    </w:lvl>
+    <w:lvl w:ilvl="1" w:tentative="1">
+      <w:start w:val="1"/>
+      <w:numFmt w:val="bullet"/>
+      <w:lvlText w:val=""/>
+      <w:lvlJc w:val="left"/>
+      <w:pPr>
+        <w:tabs>
+          <w:tab w:val="num" w:pos="1440"/>
+        </w:tabs>
+        <w:ind w:left="1440" w:hanging="360"/>
+      </w:pPr>
+      <w:rPr>
+        <w:rFonts w:ascii="Symbol" w:hAnsi="Symbol" w:hint="default"/>
+        <w:sz w:val="20"/>
+      </w:rPr>
+    </w:lvl>
+    <w:lvl w:ilvl="2" w:tentative="1">
+      <w:start w:val="1"/>
+      <w:numFmt w:val="bullet"/>
+      <w:lvlText w:val=""/>
+      <w:lvlJc w:val="left"/>
+      <w:pPr>
+        <w:tabs>
+          <w:tab w:val="num" w:pos="2160"/>
+        </w:tabs>
+        <w:ind w:left="2160" w:hanging="360"/>
+      </w:pPr>
+      <w:rPr>
+        <w:rFonts w:ascii="Symbol" w:hAnsi="Symbol" w:hint="default"/>
+        <w:sz w:val="20"/>
+      </w:rPr>
+    </w:lvl>
+    <w:lvl w:ilvl="3" w:tentative="1">
+      <w:start w:val="1"/>
+      <w:numFmt w:val="bullet"/>
+      <w:lvlText w:val=""/>
+      <w:lvlJc w:val="left"/>
+      <w:pPr>
+        <w:tabs>
+          <w:tab w:val="num" w:pos="2880"/>
+        </w:tabs>
+        <w:ind w:left="2880" w:hanging="360"/>
+      </w:pPr>
+      <w:rPr>
+        <w:rFonts w:ascii="Symbol" w:hAnsi="Symbol" w:hint="default"/>
+        <w:sz w:val="20"/>
+      </w:rPr>
+    </w:lvl>
+    <w:lvl w:ilvl="4" w:tentative="1">
+      <w:start w:val="1"/>
+      <w:numFmt w:val="bullet"/>
+      <w:lvlText w:val=""/>
+      <w:lvlJc w:val="left"/>
+      <w:pPr>
+        <w:tabs>
+          <w:tab w:val="num" w:pos="3600"/>
+        </w:tabs>
+        <w:ind w:left="3600" w:hanging="360"/>
+      </w:pPr>
+      <w:rPr>
+        <w:rFonts w:ascii="Symbol" w:hAnsi="Symbol" w:hint="default"/>
+        <w:sz w:val="20"/>
+      </w:rPr>
+    </w:lvl>
+    <w:lvl w:ilvl="5" w:tentative="1">
+      <w:start w:val="1"/>
+      <w:numFmt w:val="bullet"/>
+      <w:lvlText w:val=""/>
+      <w:lvlJc w:val="left"/>
+      <w:pPr>
+        <w:tabs>
+          <w:tab w:val="num" w:pos="4320"/>
+        </w:tabs>
+        <w:ind w:left="4320" w:hanging="360"/>
+      </w:pPr>
+      <w:rPr>
+        <w:rFonts w:ascii="Symbol" w:hAnsi="Symbol" w:hint="default"/>
+        <w:sz w:val="20"/>
+      </w:rPr>
+    </w:lvl>
+    <w:lvl w:ilvl="6" w:tentative="1">
+      <w:start w:val="1"/>
+      <w:numFmt w:val="bullet"/>
+      <w:lvlText w:val=""/>
+      <w:lvlJc w:val="left"/>
+      <w:pPr>
+        <w:tabs>
+          <w:tab w:val="num" w:pos="5040"/>
+        </w:tabs>
+        <w:ind w:left="5040" w:hanging="360"/>
+      </w:pPr>
+      <w:rPr>
+        <w:rFonts w:ascii="Symbol" w:hAnsi="Symbol" w:hint="default"/>
+        <w:sz w:val="20"/>
+      </w:rPr>
+    </w:lvl>
+    <w:lvl w:ilvl="7" w:tentative="1">
+      <w:start w:val="1"/>
+      <w:numFmt w:val="bullet"/>
+      <w:lvlText w:val=""/>
+      <w:lvlJc w:val="left"/>
+      <w:pPr>
+        <w:tabs>
+          <w:tab w:val="num" w:pos="5760"/>
+        </w:tabs>
+        <w:ind w:left="5760" w:hanging="360"/>
+      </w:pPr>
+      <w:rPr>
+        <w:rFonts w:ascii="Symbol" w:hAnsi="Symbol" w:hint="default"/>
+        <w:sz w:val="20"/>
+      </w:rPr>
+    </w:lvl>
+    <w:lvl w:ilvl="8" w:tentative="1">
+      <w:start w:val="1"/>
+      <w:numFmt w:val="bullet"/>
+      <w:lvlText w:val=""/>
+      <w:lvlJc w:val="left"/>
+      <w:pPr>
+        <w:tabs>
+          <w:tab w:val="num" w:pos="6480"/>
+        </w:tabs>
+        <w:ind w:left="6480" w:hanging="360"/>
+      </w:pPr>
+      <w:rPr>
+        <w:rFonts w:ascii="Symbol" w:hAnsi="Symbol" w:hint="default"/>
+        <w:sz w:val="20"/>
+      </w:rPr>
+    </w:lvl>
+  </w:abstractNum>
+  <w:abstractNum w:abstractNumId="41" w15:restartNumberingAfterBreak="0">
     <w:nsid w:val="7886771D"/>
     <w:multiLevelType w:val="hybridMultilevel"/>
     <w:tmpl w:val="DA7C47A2"/>
@@ -5866,7 +8490,7 @@
       </w:rPr>
     </w:lvl>
   </w:abstractNum>
-  <w:abstractNum w:abstractNumId="32" w15:restartNumberingAfterBreak="0">
+  <w:abstractNum w:abstractNumId="42" w15:restartNumberingAfterBreak="0">
     <w:nsid w:val="7B732D1B"/>
     <w:multiLevelType w:val="hybridMultilevel"/>
     <w:tmpl w:val="444CA8CE"/>
@@ -6007,7 +8631,156 @@
       </w:rPr>
     </w:lvl>
   </w:abstractNum>
-  <w:abstractNum w:abstractNumId="33" w15:restartNumberingAfterBreak="0">
+  <w:abstractNum w:abstractNumId="43" w15:restartNumberingAfterBreak="0">
+    <w:nsid w:val="7CAF219B"/>
+    <w:multiLevelType w:val="multilevel"/>
+    <w:tmpl w:val="CF324546"/>
+    <w:lvl w:ilvl="0">
+      <w:start w:val="1"/>
+      <w:numFmt w:val="bullet"/>
+      <w:lvlText w:val=""/>
+      <w:lvlJc w:val="left"/>
+      <w:pPr>
+        <w:tabs>
+          <w:tab w:val="num" w:pos="720"/>
+        </w:tabs>
+        <w:ind w:left="720" w:hanging="360"/>
+      </w:pPr>
+      <w:rPr>
+        <w:rFonts w:ascii="Symbol" w:hAnsi="Symbol" w:hint="default"/>
+        <w:sz w:val="20"/>
+      </w:rPr>
+    </w:lvl>
+    <w:lvl w:ilvl="1" w:tentative="1">
+      <w:start w:val="1"/>
+      <w:numFmt w:val="bullet"/>
+      <w:lvlText w:val=""/>
+      <w:lvlJc w:val="left"/>
+      <w:pPr>
+        <w:tabs>
+          <w:tab w:val="num" w:pos="1440"/>
+        </w:tabs>
+        <w:ind w:left="1440" w:hanging="360"/>
+      </w:pPr>
+      <w:rPr>
+        <w:rFonts w:ascii="Symbol" w:hAnsi="Symbol" w:hint="default"/>
+        <w:sz w:val="20"/>
+      </w:rPr>
+    </w:lvl>
+    <w:lvl w:ilvl="2" w:tentative="1">
+      <w:start w:val="1"/>
+      <w:numFmt w:val="bullet"/>
+      <w:lvlText w:val=""/>
+      <w:lvlJc w:val="left"/>
+      <w:pPr>
+        <w:tabs>
+          <w:tab w:val="num" w:pos="2160"/>
+        </w:tabs>
+        <w:ind w:left="2160" w:hanging="360"/>
+      </w:pPr>
+      <w:rPr>
+        <w:rFonts w:ascii="Symbol" w:hAnsi="Symbol" w:hint="default"/>
+        <w:sz w:val="20"/>
+      </w:rPr>
+    </w:lvl>
+    <w:lvl w:ilvl="3" w:tentative="1">
+      <w:start w:val="1"/>
+      <w:numFmt w:val="bullet"/>
+      <w:lvlText w:val=""/>
+      <w:lvlJc w:val="left"/>
+      <w:pPr>
+        <w:tabs>
+          <w:tab w:val="num" w:pos="2880"/>
+        </w:tabs>
+        <w:ind w:left="2880" w:hanging="360"/>
+      </w:pPr>
+      <w:rPr>
+        <w:rFonts w:ascii="Symbol" w:hAnsi="Symbol" w:hint="default"/>
+        <w:sz w:val="20"/>
+      </w:rPr>
+    </w:lvl>
+    <w:lvl w:ilvl="4" w:tentative="1">
+      <w:start w:val="1"/>
+      <w:numFmt w:val="bullet"/>
+      <w:lvlText w:val=""/>
+      <w:lvlJc w:val="left"/>
+      <w:pPr>
+        <w:tabs>
+          <w:tab w:val="num" w:pos="3600"/>
+        </w:tabs>
+        <w:ind w:left="3600" w:hanging="360"/>
+      </w:pPr>
+      <w:rPr>
+        <w:rFonts w:ascii="Symbol" w:hAnsi="Symbol" w:hint="default"/>
+        <w:sz w:val="20"/>
+      </w:rPr>
+    </w:lvl>
+    <w:lvl w:ilvl="5" w:tentative="1">
+      <w:start w:val="1"/>
+      <w:numFmt w:val="bullet"/>
+      <w:lvlText w:val=""/>
+      <w:lvlJc w:val="left"/>
+      <w:pPr>
+        <w:tabs>
+          <w:tab w:val="num" w:pos="4320"/>
+        </w:tabs>
+        <w:ind w:left="4320" w:hanging="360"/>
+      </w:pPr>
+      <w:rPr>
+        <w:rFonts w:ascii="Symbol" w:hAnsi="Symbol" w:hint="default"/>
+        <w:sz w:val="20"/>
+      </w:rPr>
+    </w:lvl>
+    <w:lvl w:ilvl="6" w:tentative="1">
+      <w:start w:val="1"/>
+      <w:numFmt w:val="bullet"/>
+      <w:lvlText w:val=""/>
+      <w:lvlJc w:val="left"/>
+      <w:pPr>
+        <w:tabs>
+          <w:tab w:val="num" w:pos="5040"/>
+        </w:tabs>
+        <w:ind w:left="5040" w:hanging="360"/>
+      </w:pPr>
+      <w:rPr>
+        <w:rFonts w:ascii="Symbol" w:hAnsi="Symbol" w:hint="default"/>
+        <w:sz w:val="20"/>
+      </w:rPr>
+    </w:lvl>
+    <w:lvl w:ilvl="7" w:tentative="1">
+      <w:start w:val="1"/>
+      <w:numFmt w:val="bullet"/>
+      <w:lvlText w:val=""/>
+      <w:lvlJc w:val="left"/>
+      <w:pPr>
+        <w:tabs>
+          <w:tab w:val="num" w:pos="5760"/>
+        </w:tabs>
+        <w:ind w:left="5760" w:hanging="360"/>
+      </w:pPr>
+      <w:rPr>
+        <w:rFonts w:ascii="Symbol" w:hAnsi="Symbol" w:hint="default"/>
+        <w:sz w:val="20"/>
+      </w:rPr>
+    </w:lvl>
+    <w:lvl w:ilvl="8" w:tentative="1">
+      <w:start w:val="1"/>
+      <w:numFmt w:val="bullet"/>
+      <w:lvlText w:val=""/>
+      <w:lvlJc w:val="left"/>
+      <w:pPr>
+        <w:tabs>
+          <w:tab w:val="num" w:pos="6480"/>
+        </w:tabs>
+        <w:ind w:left="6480" w:hanging="360"/>
+      </w:pPr>
+      <w:rPr>
+        <w:rFonts w:ascii="Symbol" w:hAnsi="Symbol" w:hint="default"/>
+        <w:sz w:val="20"/>
+      </w:rPr>
+    </w:lvl>
+  </w:abstractNum>
+  <w:abstractNum w:abstractNumId="44" w15:restartNumberingAfterBreak="0">
     <w:nsid w:val="7D270F04"/>
     <w:multiLevelType w:val="hybridMultilevel"/>
     <w:tmpl w:val="83C49294"/>
@@ -6124,19 +8897,19 @@
     </w:lvl>
   </w:abstractNum>
   <w:num w:numId="1" w16cid:durableId="349258285">
-    <w:abstractNumId w:val="23"/>
+    <w:abstractNumId w:val="28"/>
   </w:num>
   <w:num w:numId="2" w16cid:durableId="79254524">
-    <w:abstractNumId w:val="24"/>
+    <w:abstractNumId w:val="30"/>
   </w:num>
   <w:num w:numId="3" w16cid:durableId="1591088190">
-    <w:abstractNumId w:val="17"/>
+    <w:abstractNumId w:val="21"/>
   </w:num>
   <w:num w:numId="4" w16cid:durableId="1541430085">
     <w:abstractNumId w:val="5"/>
   </w:num>
   <w:num w:numId="5" w16cid:durableId="2034921810">
-    <w:abstractNumId w:val="13"/>
+    <w:abstractNumId w:val="16"/>
   </w:num>
   <w:num w:numId="6" w16cid:durableId="1919047579">
     <w:abstractNumId w:val="6"/>
@@ -6145,95 +8918,120 @@
     <w:abstractNumId w:val="4"/>
   </w:num>
   <w:num w:numId="8" w16cid:durableId="669721994">
-    <w:abstractNumId w:val="29"/>
+    <w:abstractNumId w:val="37"/>
   </w:num>
   <w:num w:numId="9" w16cid:durableId="1768648721">
-    <w:abstractNumId w:val="16"/>
+    <w:abstractNumId w:val="20"/>
   </w:num>
   <w:num w:numId="10" w16cid:durableId="74017209">
     <w:abstractNumId w:val="1"/>
   </w:num>
   <w:num w:numId="11" w16cid:durableId="199319845">
-    <w:abstractNumId w:val="10"/>
+    <w:abstractNumId w:val="12"/>
   </w:num>
   <w:num w:numId="12" w16cid:durableId="1316034615">
-    <w:abstractNumId w:val="15"/>
+    <w:abstractNumId w:val="19"/>
   </w:num>
   <w:num w:numId="13" w16cid:durableId="1663925290">
-    <w:abstractNumId w:val="12"/>
+    <w:abstractNumId w:val="14"/>
   </w:num>
   <w:num w:numId="14" w16cid:durableId="1829905210">
-    <w:abstractNumId w:val="18"/>
+    <w:abstractNumId w:val="22"/>
   </w:num>
   <w:num w:numId="15" w16cid:durableId="1487624087">
-    <w:abstractNumId w:val="31"/>
+    <w:abstractNumId w:val="41"/>
   </w:num>
   <w:num w:numId="16" w16cid:durableId="1754281068">
-    <w:abstractNumId w:val="19"/>
+    <w:abstractNumId w:val="23"/>
   </w:num>
   <w:num w:numId="17" w16cid:durableId="321475115">
-    <w:abstractNumId w:val="32"/>
+    <w:abstractNumId w:val="42"/>
   </w:num>
   <w:num w:numId="18" w16cid:durableId="932518972">
-    <w:abstractNumId w:val="25"/>
+    <w:abstractNumId w:val="31"/>
   </w:num>
   <w:num w:numId="19" w16cid:durableId="517623629">
     <w:abstractNumId w:val="7"/>
   </w:num>
   <w:num w:numId="20" w16cid:durableId="41247161">
-    <w:abstractNumId w:val="30"/>
+    <w:abstractNumId w:val="38"/>
   </w:num>
   <w:num w:numId="21" w16cid:durableId="1269895188">
-    <w:abstractNumId w:val="27"/>
+    <w:abstractNumId w:val="34"/>
   </w:num>
   <w:num w:numId="22" w16cid:durableId="1636715050">
-    <w:abstractNumId w:val="33"/>
+    <w:abstractNumId w:val="44"/>
   </w:num>
   <w:num w:numId="23" w16cid:durableId="2097242637">
-    <w:abstractNumId w:val="11"/>
+    <w:abstractNumId w:val="13"/>
   </w:num>
   <w:num w:numId="24" w16cid:durableId="1590626368">
     <w:abstractNumId w:val="8"/>
   </w:num>
   <w:num w:numId="25" w16cid:durableId="1673138081">
+    <w:abstractNumId w:val="33"/>
+  </w:num>
+  <w:num w:numId="26" w16cid:durableId="2055542670">
     <w:abstractNumId w:val="26"/>
   </w:num>
-  <w:num w:numId="26" w16cid:durableId="2055542670">
-    <w:abstractNumId w:val="21"/>
-  </w:num>
   <w:num w:numId="27" w16cid:durableId="1380326448">
-    <w:abstractNumId w:val="20"/>
+    <w:abstractNumId w:val="24"/>
   </w:num>
   <w:num w:numId="28" w16cid:durableId="755977247">
     <w:abstractNumId w:val="0"/>
   </w:num>
   <w:num w:numId="29" w16cid:durableId="810244178">
-    <w:abstractNumId w:val="28"/>
+    <w:abstractNumId w:val="35"/>
   </w:num>
   <w:num w:numId="30" w16cid:durableId="511723976">
     <w:abstractNumId w:val="9"/>
   </w:num>
   <w:num w:numId="31" w16cid:durableId="913856262">
-    <w:abstractNumId w:val="14"/>
+    <w:abstractNumId w:val="17"/>
   </w:num>
   <w:num w:numId="32" w16cid:durableId="205918150">
     <w:abstractNumId w:val="3"/>
   </w:num>
   <w:num w:numId="33" w16cid:durableId="2063629694">
-    <w:abstractNumId w:val="22"/>
+    <w:abstractNumId w:val="27"/>
   </w:num>
   <w:num w:numId="34" w16cid:durableId="280652836">
     <w:abstractNumId w:val="2"/>
   </w:num>
+  <w:num w:numId="35" w16cid:durableId="1558586218">
+    <w:abstractNumId w:val="40"/>
+  </w:num>
+  <w:num w:numId="36" w16cid:durableId="1683628156">
+    <w:abstractNumId w:val="29"/>
+  </w:num>
+  <w:num w:numId="37" w16cid:durableId="313022510">
+    <w:abstractNumId w:val="43"/>
+  </w:num>
+  <w:num w:numId="38" w16cid:durableId="1347748942">
+    <w:abstractNumId w:val="15"/>
+  </w:num>
+  <w:num w:numId="39" w16cid:durableId="14624803">
+    <w:abstractNumId w:val="32"/>
+  </w:num>
+  <w:num w:numId="40" w16cid:durableId="498812239">
+    <w:abstractNumId w:val="39"/>
+  </w:num>
+  <w:num w:numId="41" w16cid:durableId="674916153">
+    <w:abstractNumId w:val="10"/>
+  </w:num>
+  <w:num w:numId="42" w16cid:durableId="1827354136">
+    <w:abstractNumId w:val="25"/>
+  </w:num>
+  <w:num w:numId="43" w16cid:durableId="488400543">
+    <w:abstractNumId w:val="36"/>
+  </w:num>
+  <w:num w:numId="44" w16cid:durableId="2118258348">
+    <w:abstractNumId w:val="11"/>
+  </w:num>
+  <w:num w:numId="45" w16cid:durableId="1978223518">
+    <w:abstractNumId w:val="18"/>
+  </w:num>
 </w:numbering>
-</file>
-
-<file path=word/people.xml><?xml version="1.0" encoding="utf-8"?>
-<w15:people xmlns:wpc="http://schemas.microsoft.com/office/word/2010/wordprocessingCanvas" xmlns:cx="http://schemas.microsoft.com/office/drawing/2014/chartex" xmlns:cx1="http://schemas.microsoft.com/office/drawing/2015/9/8/chartex" xmlns:cx2="http://schemas.microsoft.com/office/drawing/2015/10/21/chartex" xmlns:cx3="http://schemas.microsoft.com/office/drawing/2016/5/9/chartex" xmlns:cx4="http://schemas.microsoft.com/office/drawing/2016/5/10/chartex" xmlns:cx5="http://schemas.microsoft.com/office/drawing/2016/5/11/chartex" xmlns:cx6="http://schemas.microsoft.com/office/drawing/2016/5/12/chartex" xmlns:cx7="http://schemas.microsoft.com/office/drawing/2016/5/13/chartex" xmlns:cx8="http://schemas.microsoft.com/office/drawing/2016/5/14/chartex" xmlns:mc="http://schemas.openxmlformats.org/markup-compatibility/2006" xmlns:aink="http://schemas.microsoft.com/office/drawing/2016/ink" xmlns:am3d="http://schemas.microsoft.com/office/drawing/2017/model3d" xmlns:o="urn:schemas-microsoft-com:office:office" xmlns:oel="http://schemas.microsoft.com/office/2019/extlst" xmlns:r="http://schemas.openxmlformats.org/officeDocument/2006/relationships" xmlns:m="http://schemas.openxmlformats.org/officeDocument/2006/math" xmlns:v="urn:schemas-microsoft-com:vml" xmlns:wp14="http://schemas.microsoft.com/office/word/2010/wordprocessingDrawing" xmlns:wp="http://schemas.openxmlformats.org/drawingml/2006/wordprocessingDrawing" xmlns:w10="urn:schemas-microsoft-com:office:word" xmlns:w="http://schemas.openxmlformats.org/wordprocessingml/2006/main" xmlns:w14="http://schemas.microsoft.com/office/word/2010/wordml" xmlns:w15="http://schemas.microsoft.com/office/word/2012/wordml" xmlns:w16cex="http://schemas.microsoft.com/office/word/2018/wordml/cex" xmlns:w16cid="http://schemas.microsoft.com/office/word/2016/wordml/cid" xmlns:w16="http://schemas.microsoft.com/office/word/2018/wordml" xmlns:w16du="http://schemas.microsoft.com/office/word/2023/wordml/word16du" xmlns:w16sdtdh="http://schemas.microsoft.com/office/word/2020/wordml/sdtdatahash" xmlns:w16sdtfl="http://schemas.microsoft.com/office/word/2024/wordml/sdtformatlock" xmlns:w16se="http://schemas.microsoft.com/office/word/2015/wordml/symex" xmlns:wpg="http://schemas.microsoft.com/office/word/2010/wordprocessingGroup" xmlns:wpi="http://schemas.microsoft.com/office/word/2010/wordprocessingInk" xmlns:wne="http://schemas.microsoft.com/office/word/2006/wordml" xmlns:wps="http://schemas.microsoft.com/office/word/2010/wordprocessingShape" mc:Ignorable="w14 w15 w16se w16cid w16 w16cex w16sdtdh w16sdtfl w16du wp14">
-  <w15:person w15:author="Narendranath Panda (Nokia)">
-    <w15:presenceInfo w15:providerId="AD" w15:userId="S::narendranath.panda@nokia.com::7110030f-59b0-4d50-9aaf-6768c83e7e41"/>
-  </w15:person>
-</w15:people>
 </file>
 
 <file path=word/styles.xml><?xml version="1.0" encoding="utf-8"?>
@@ -6634,7 +9432,7 @@
   <w:style w:type="paragraph" w:default="1" w:styleId="Normal">
     <w:name w:val="Normal"/>
     <w:qFormat/>
-    <w:rsid w:val="00F642AA"/>
+    <w:rsid w:val="00365CDD"/>
   </w:style>
   <w:style w:type="paragraph" w:styleId="Heading1">
     <w:name w:val="heading 1"/>
@@ -7676,16 +10474,13 @@
 </file>
 
 <file path=customXml/item1.xml><?xml version="1.0" encoding="utf-8"?>
-<p:properties xmlns:p="http://schemas.microsoft.com/office/2006/metadata/properties" xmlns:xsi="http://www.w3.org/2001/XMLSchema-instance" xmlns:pc="http://schemas.microsoft.com/office/infopath/2007/PartnerControls">
-  <documentManagement>
-    <_activity xmlns="0c824d42-8f02-47b2-9ee0-5e1b44523269" xsi:nil="true"/>
-    <HideFromDelve xmlns="71c5aaf6-e6ce-465b-b873-5148d2a4c105">false</HideFromDelve>
-  </documentManagement>
-</p:properties>
+<?mso-contentType ?>
+<spe:Receivers xmlns:spe="http://schemas.microsoft.com/sharepoint/events"/>
 </file>
 
 <file path=customXml/item2.xml><?xml version="1.0" encoding="utf-8"?>
-<b:Sources xmlns:b="http://schemas.openxmlformats.org/officeDocument/2006/bibliography" xmlns="http://schemas.openxmlformats.org/officeDocument/2006/bibliography" SelectedStyle="\APASixthEditionOfficeOnline.xsl" StyleName="APA" Version="6"/>
+<?mso-contentType ?>
+<SharedContentType xmlns="Microsoft.SharePoint.Taxonomy.ContentTypeSync" SourceId="34c87397-5fc1-491e-85e7-d6110dbe9cbd" ContentTypeId="0x0101" PreviousValue="false"/>
 </file>
 
 <file path=customXml/item3.xml><?xml version="1.0" encoding="utf-8"?>
@@ -7984,13 +10779,16 @@
 </file>
 
 <file path=customXml/item4.xml><?xml version="1.0" encoding="utf-8"?>
-<?mso-contentType ?>
-<SharedContentType xmlns="Microsoft.SharePoint.Taxonomy.ContentTypeSync" SourceId="34c87397-5fc1-491e-85e7-d6110dbe9cbd" ContentTypeId="0x0101" PreviousValue="false"/>
+<b:Sources xmlns:b="http://schemas.openxmlformats.org/officeDocument/2006/bibliography" xmlns="http://schemas.openxmlformats.org/officeDocument/2006/bibliography" SelectedStyle="\APASixthEditionOfficeOnline.xsl" StyleName="APA" Version="6"/>
 </file>
 
 <file path=customXml/item5.xml><?xml version="1.0" encoding="utf-8"?>
-<?mso-contentType ?>
-<spe:Receivers xmlns:spe="http://schemas.microsoft.com/sharepoint/events"/>
+<p:properties xmlns:p="http://schemas.microsoft.com/office/2006/metadata/properties" xmlns:xsi="http://www.w3.org/2001/XMLSchema-instance" xmlns:pc="http://schemas.microsoft.com/office/infopath/2007/PartnerControls">
+  <documentManagement>
+    <_activity xmlns="0c824d42-8f02-47b2-9ee0-5e1b44523269" xsi:nil="true"/>
+    <HideFromDelve xmlns="71c5aaf6-e6ce-465b-b873-5148d2a4c105">false</HideFromDelve>
+  </documentManagement>
+</p:properties>
 </file>
 
 <file path=customXml/item6.xml><?xml version="1.0" encoding="utf-8"?>
@@ -8003,20 +10801,17 @@
 </file>
 
 <file path=customXml/itemProps1.xml><?xml version="1.0" encoding="utf-8"?>
-<ds:datastoreItem xmlns:ds="http://schemas.openxmlformats.org/officeDocument/2006/customXml" ds:itemID="{090C802F-5C58-47DF-8158-E5A92EB2F990}">
+<ds:datastoreItem xmlns:ds="http://schemas.openxmlformats.org/officeDocument/2006/customXml" ds:itemID="{4D5B9483-511C-42FE-B5BB-A67AA4669F79}">
   <ds:schemaRefs>
-    <ds:schemaRef ds:uri="http://schemas.microsoft.com/office/2006/metadata/properties"/>
-    <ds:schemaRef ds:uri="http://schemas.microsoft.com/office/infopath/2007/PartnerControls"/>
-    <ds:schemaRef ds:uri="0c824d42-8f02-47b2-9ee0-5e1b44523269"/>
-    <ds:schemaRef ds:uri="71c5aaf6-e6ce-465b-b873-5148d2a4c105"/>
+    <ds:schemaRef ds:uri="http://schemas.microsoft.com/sharepoint/events"/>
   </ds:schemaRefs>
 </ds:datastoreItem>
 </file>
 
 <file path=customXml/itemProps2.xml><?xml version="1.0" encoding="utf-8"?>
-<ds:datastoreItem xmlns:ds="http://schemas.openxmlformats.org/officeDocument/2006/customXml" ds:itemID="{CDAA6980-446E-431C-840C-E77939D05506}">
+<ds:datastoreItem xmlns:ds="http://schemas.openxmlformats.org/officeDocument/2006/customXml" ds:itemID="{30E773B7-2BD2-483D-A5F5-34799156357E}">
   <ds:schemaRefs>
-    <ds:schemaRef ds:uri="http://schemas.openxmlformats.org/officeDocument/2006/bibliography"/>
+    <ds:schemaRef ds:uri="Microsoft.SharePoint.Taxonomy.ContentTypeSync"/>
   </ds:schemaRefs>
 </ds:datastoreItem>
 </file>
@@ -8042,17 +10837,20 @@
 </file>
 
 <file path=customXml/itemProps4.xml><?xml version="1.0" encoding="utf-8"?>
-<ds:datastoreItem xmlns:ds="http://schemas.openxmlformats.org/officeDocument/2006/customXml" ds:itemID="{30E773B7-2BD2-483D-A5F5-34799156357E}">
+<ds:datastoreItem xmlns:ds="http://schemas.openxmlformats.org/officeDocument/2006/customXml" ds:itemID="{CDAA6980-446E-431C-840C-E77939D05506}">
   <ds:schemaRefs>
-    <ds:schemaRef ds:uri="Microsoft.SharePoint.Taxonomy.ContentTypeSync"/>
+    <ds:schemaRef ds:uri="http://schemas.openxmlformats.org/officeDocument/2006/bibliography"/>
   </ds:schemaRefs>
 </ds:datastoreItem>
 </file>
 
 <file path=customXml/itemProps5.xml><?xml version="1.0" encoding="utf-8"?>
-<ds:datastoreItem xmlns:ds="http://schemas.openxmlformats.org/officeDocument/2006/customXml" ds:itemID="{4D5B9483-511C-42FE-B5BB-A67AA4669F79}">
+<ds:datastoreItem xmlns:ds="http://schemas.openxmlformats.org/officeDocument/2006/customXml" ds:itemID="{090C802F-5C58-47DF-8158-E5A92EB2F990}">
   <ds:schemaRefs>
-    <ds:schemaRef ds:uri="http://schemas.microsoft.com/sharepoint/events"/>
+    <ds:schemaRef ds:uri="http://schemas.microsoft.com/office/2006/metadata/properties"/>
+    <ds:schemaRef ds:uri="http://schemas.microsoft.com/office/infopath/2007/PartnerControls"/>
+    <ds:schemaRef ds:uri="0c824d42-8f02-47b2-9ee0-5e1b44523269"/>
+    <ds:schemaRef ds:uri="71c5aaf6-e6ce-465b-b873-5148d2a4c105"/>
   </ds:schemaRefs>
 </ds:datastoreItem>
 </file>
@@ -8063,4 +10861,10 @@
     <ds:schemaRef ds:uri="http://schemas.microsoft.com/sharepoint/v3/contenttype/forms"/>
   </ds:schemaRefs>
 </ds:datastoreItem>
+</file>
+
+<file path=docMetadata/LabelInfo.xml><?xml version="1.0" encoding="utf-8"?>
+<clbl:labelList xmlns:clbl="http://schemas.microsoft.com/office/2020/mipLabelMetadata">
+  <clbl:label id="{4327cfd9-47ed-48f1-9376-4ab3148935bb}" enabled="1" method="Privileged" siteId="{5d471751-9675-428d-917b-70f44f9630b0}" contentBits="0" removed="0"/>
+</clbl:labelList>
 </file>